--- a/docs/srs.docx
+++ b/docs/srs.docx
@@ -5,15 +5,16 @@
     <w:p>
       <w:pPr>
         <w:pStyle w:val="Heading1"/>
+        <w:numPr>
+          <w:ilvl w:val="0"/>
+          <w:numId w:val="1"/>
+        </w:numPr>
         <w:spacing w:before="240" w:after="120"/>
         <w:jc w:val="center"/>
         <w:rPr>
           <w:rFonts w:ascii="Liberation Sans" w:hAnsi="Liberation Sans"/>
-          <w:position w:val="0"/>
-          <w:sz w:val="24"/>
-          <w:sz w:val="24"/>
-          <w:szCs w:val="24"/>
-          <w:vertAlign w:val="baseline"/>
+          <w:sz w:val="24"/>
+          <w:szCs w:val="24"/>
         </w:rPr>
       </w:pPr>
       <w:r>
@@ -37,7 +38,6 @@
         </w:numPr>
         <w:rPr>
           <w:rFonts w:ascii="Liberation Sans" w:hAnsi="Liberation Sans"/>
-          <w:color w:val="2A6099"/>
           <w:sz w:val="24"/>
           <w:szCs w:val="24"/>
         </w:rPr>
@@ -148,18 +148,17 @@
         </w:numPr>
         <w:rPr>
           <w:rFonts w:ascii="Liberation Sans" w:hAnsi="Liberation Sans"/>
+          <w:sz w:val="24"/>
+          <w:szCs w:val="24"/>
+        </w:rPr>
+      </w:pPr>
+      <w:r>
+        <w:rPr>
+          <w:rFonts w:ascii="Liberation Sans" w:hAnsi="Liberation Sans"/>
           <w:color w:val="2A6099"/>
           <w:sz w:val="24"/>
           <w:szCs w:val="24"/>
         </w:rPr>
-      </w:pPr>
-      <w:r>
-        <w:rPr>
-          <w:rFonts w:ascii="Liberation Sans" w:hAnsi="Liberation Sans"/>
-          <w:color w:val="2A6099"/>
-          <w:sz w:val="24"/>
-          <w:szCs w:val="24"/>
-        </w:rPr>
         <w:t>2. Phân tích nghiệp vụ</w:t>
       </w:r>
     </w:p>
@@ -169,16 +168,22 @@
         <w:bidi w:val="0"/>
         <w:jc w:val="left"/>
         <w:rPr>
+          <w:rFonts w:ascii="Liberation Sans" w:hAnsi="Liberation Sans"/>
           <w:position w:val="0"/>
           <w:sz w:val="24"/>
+          <w:sz w:val="24"/>
+          <w:szCs w:val="24"/>
           <w:vertAlign w:val="baseline"/>
         </w:rPr>
       </w:pPr>
       <w:r>
         <w:rPr>
           <w:rFonts w:ascii="Liberation Sans" w:hAnsi="Liberation Sans"/>
-          <w:sz w:val="24"/>
-          <w:szCs w:val="24"/>
+          <w:position w:val="0"/>
+          <w:sz w:val="24"/>
+          <w:sz w:val="24"/>
+          <w:szCs w:val="24"/>
+          <w:vertAlign w:val="baseline"/>
         </w:rPr>
       </w:r>
     </w:p>
@@ -1045,18 +1050,17 @@
         </w:numPr>
         <w:rPr>
           <w:rFonts w:ascii="Liberation Sans" w:hAnsi="Liberation Sans"/>
+          <w:sz w:val="24"/>
+          <w:szCs w:val="24"/>
+        </w:rPr>
+      </w:pPr>
+      <w:r>
+        <w:rPr>
+          <w:rFonts w:ascii="Liberation Sans" w:hAnsi="Liberation Sans"/>
           <w:color w:val="2A6099"/>
           <w:sz w:val="24"/>
           <w:szCs w:val="24"/>
         </w:rPr>
-      </w:pPr>
-      <w:r>
-        <w:rPr>
-          <w:rFonts w:ascii="Liberation Sans" w:hAnsi="Liberation Sans"/>
-          <w:color w:val="2A6099"/>
-          <w:sz w:val="24"/>
-          <w:szCs w:val="24"/>
-        </w:rPr>
         <w:t>3. Các tính năng</w:t>
       </w:r>
     </w:p>
@@ -1096,15 +1100,7 @@
           <w:sz w:val="24"/>
           <w:szCs w:val="24"/>
         </w:rPr>
-        <w:t xml:space="preserve">a. </w:t>
-      </w:r>
-      <w:r>
-        <w:rPr>
-          <w:rFonts w:ascii="Liberation Sans" w:hAnsi="Liberation Sans"/>
-          <w:sz w:val="24"/>
-          <w:szCs w:val="24"/>
-        </w:rPr>
-        <w:t>Bước 1: Màn hình Dispatching (Kéo – Thả)</w:t>
+        <w:t>a. Bước 1: Màn hình Dispatching (Kéo – Thả)</w:t>
       </w:r>
     </w:p>
     <w:p>
@@ -1539,7 +1535,6 @@
         </w:numPr>
         <w:rPr>
           <w:rFonts w:ascii="Liberation Sans" w:hAnsi="Liberation Sans"/>
-          <w:color w:val="2A6099"/>
           <w:sz w:val="24"/>
           <w:szCs w:val="24"/>
         </w:rPr>
@@ -1639,15 +1634,7 @@
           <w:sz w:val="24"/>
           <w:szCs w:val="24"/>
         </w:rPr>
-        <w:t xml:space="preserve"> bị hỏng </w:t>
-      </w:r>
-      <w:r>
-        <w:rPr>
-          <w:rFonts w:ascii="Liberation Sans" w:hAnsi="Liberation Sans"/>
-          <w:sz w:val="24"/>
-          <w:szCs w:val="24"/>
-        </w:rPr>
-        <w:t>(</w:t>
+        <w:t xml:space="preserve"> bị hỏng (</w:t>
       </w:r>
       <w:r>
         <w:rPr>
@@ -1731,7 +1718,15 @@
           <w:sz w:val="24"/>
           <w:szCs w:val="24"/>
         </w:rPr>
-        <w:t>Dis</w:t>
+        <w:t>DispatchingBoard</w:t>
+      </w:r>
+      <w:r>
+        <w:rPr>
+          <w:rFonts w:ascii="Liberation Sans" w:hAnsi="Liberation Sans"/>
+          <w:sz w:val="24"/>
+          <w:szCs w:val="24"/>
+        </w:rPr>
+        <w:t xml:space="preserve"> item có </w:t>
       </w:r>
       <w:r>
         <w:rPr>
@@ -1741,15 +1736,15 @@
           <w:sz w:val="24"/>
           <w:szCs w:val="24"/>
         </w:rPr>
-        <w:t>patchingBoard</w:t>
-      </w:r>
-      <w:r>
-        <w:rPr>
-          <w:rFonts w:ascii="Liberation Sans" w:hAnsi="Liberation Sans"/>
-          <w:sz w:val="24"/>
-          <w:szCs w:val="24"/>
-        </w:rPr>
-        <w:t xml:space="preserve"> item có </w:t>
+        <w:t>WorkCenterId</w:t>
+      </w:r>
+      <w:r>
+        <w:rPr>
+          <w:rFonts w:ascii="Liberation Sans" w:hAnsi="Liberation Sans"/>
+          <w:sz w:val="24"/>
+          <w:szCs w:val="24"/>
+        </w:rPr>
+        <w:t xml:space="preserve"> = </w:t>
       </w:r>
       <w:r>
         <w:rPr>
@@ -1759,15 +1754,15 @@
           <w:sz w:val="24"/>
           <w:szCs w:val="24"/>
         </w:rPr>
-        <w:t>WorkCenterId</w:t>
-      </w:r>
-      <w:r>
-        <w:rPr>
-          <w:rFonts w:ascii="Liberation Sans" w:hAnsi="Liberation Sans"/>
-          <w:sz w:val="24"/>
-          <w:szCs w:val="24"/>
-        </w:rPr>
-        <w:t xml:space="preserve"> = </w:t>
+        <w:t>A</w:t>
+      </w:r>
+      <w:r>
+        <w:rPr>
+          <w:rFonts w:ascii="Liberation Sans" w:hAnsi="Liberation Sans"/>
+          <w:sz w:val="24"/>
+          <w:szCs w:val="24"/>
+        </w:rPr>
+        <w:t xml:space="preserve"> và </w:t>
       </w:r>
       <w:r>
         <w:rPr>
@@ -1777,7 +1772,117 @@
           <w:sz w:val="24"/>
           <w:szCs w:val="24"/>
         </w:rPr>
-        <w:t>A</w:t>
+        <w:t>Status</w:t>
+      </w:r>
+      <w:r>
+        <w:rPr>
+          <w:rFonts w:ascii="Liberation Sans" w:hAnsi="Liberation Sans"/>
+          <w:sz w:val="24"/>
+          <w:szCs w:val="24"/>
+        </w:rPr>
+        <w:t xml:space="preserve"> != ‘</w:t>
+      </w:r>
+      <w:r>
+        <w:rPr>
+          <w:rFonts w:ascii="Liberation Sans" w:hAnsi="Liberation Sans"/>
+          <w:b/>
+          <w:bCs/>
+          <w:sz w:val="24"/>
+          <w:szCs w:val="24"/>
+        </w:rPr>
+        <w:t>Completed</w:t>
+      </w:r>
+      <w:r>
+        <w:rPr>
+          <w:rFonts w:ascii="Liberation Sans" w:hAnsi="Liberation Sans"/>
+          <w:sz w:val="24"/>
+          <w:szCs w:val="24"/>
+        </w:rPr>
+        <w:t>’</w:t>
+      </w:r>
+    </w:p>
+    <w:p>
+      <w:pPr>
+        <w:pStyle w:val="TextBody"/>
+        <w:bidi w:val="0"/>
+        <w:jc w:val="left"/>
+        <w:rPr>
+          <w:rFonts w:ascii="Liberation Sans" w:hAnsi="Liberation Sans"/>
+          <w:sz w:val="24"/>
+          <w:szCs w:val="24"/>
+        </w:rPr>
+      </w:pPr>
+      <w:r>
+        <w:rPr>
+          <w:rFonts w:ascii="Liberation Sans" w:hAnsi="Liberation Sans"/>
+          <w:sz w:val="24"/>
+          <w:szCs w:val="24"/>
+        </w:rPr>
+        <w:t xml:space="preserve">- </w:t>
+      </w:r>
+      <w:r>
+        <w:rPr>
+          <w:rFonts w:ascii="Liberation Sans" w:hAnsi="Liberation Sans"/>
+          <w:b/>
+          <w:bCs/>
+          <w:sz w:val="24"/>
+          <w:szCs w:val="24"/>
+        </w:rPr>
+        <w:t>Search Candidate</w:t>
+      </w:r>
+      <w:r>
+        <w:rPr>
+          <w:rFonts w:ascii="Liberation Sans" w:hAnsi="Liberation Sans"/>
+          <w:sz w:val="24"/>
+          <w:szCs w:val="24"/>
+        </w:rPr>
+        <w:t xml:space="preserve">: Với mỗi item bị ảnh hưởng, tìm máy </w:t>
+      </w:r>
+      <w:r>
+        <w:rPr>
+          <w:rFonts w:ascii="Liberation Sans" w:hAnsi="Liberation Sans"/>
+          <w:b/>
+          <w:bCs/>
+          <w:sz w:val="24"/>
+          <w:szCs w:val="24"/>
+        </w:rPr>
+        <w:t>B</w:t>
+      </w:r>
+      <w:r>
+        <w:rPr>
+          <w:rFonts w:ascii="Liberation Sans" w:hAnsi="Liberation Sans"/>
+          <w:sz w:val="24"/>
+          <w:szCs w:val="24"/>
+        </w:rPr>
+        <w:t xml:space="preserve"> trong </w:t>
+      </w:r>
+      <w:r>
+        <w:rPr>
+          <w:rFonts w:ascii="Liberation Sans" w:hAnsi="Liberation Sans"/>
+          <w:b/>
+          <w:bCs/>
+          <w:sz w:val="24"/>
+          <w:szCs w:val="24"/>
+        </w:rPr>
+        <w:t>ResourceCapabilities</w:t>
+      </w:r>
+      <w:r>
+        <w:rPr>
+          <w:rFonts w:ascii="Liberation Sans" w:hAnsi="Liberation Sans"/>
+          <w:sz w:val="24"/>
+          <w:szCs w:val="24"/>
+        </w:rPr>
+        <w:t xml:space="preserve"> có cùng </w:t>
+      </w:r>
+      <w:r>
+        <w:rPr>
+          <w:rFonts w:ascii="Liberation Sans" w:hAnsi="Liberation Sans"/>
+          <w:b/>
+          <w:bCs/>
+          <w:sz w:val="24"/>
+          <w:szCs w:val="24"/>
+        </w:rPr>
+        <w:t>OperationId</w:t>
       </w:r>
       <w:r>
         <w:rPr>
@@ -1803,7 +1908,7 @@
           <w:sz w:val="24"/>
           <w:szCs w:val="24"/>
         </w:rPr>
-        <w:t xml:space="preserve"> != ‘</w:t>
+        <w:t xml:space="preserve"> == </w:t>
       </w:r>
       <w:r>
         <w:rPr>
@@ -1813,15 +1918,33 @@
           <w:sz w:val="24"/>
           <w:szCs w:val="24"/>
         </w:rPr>
-        <w:t>Completed</w:t>
-      </w:r>
-      <w:r>
-        <w:rPr>
-          <w:rFonts w:ascii="Liberation Sans" w:hAnsi="Liberation Sans"/>
-          <w:sz w:val="24"/>
-          <w:szCs w:val="24"/>
-        </w:rPr>
-        <w:t>’</w:t>
+        <w:t>1</w:t>
+      </w:r>
+      <w:r>
+        <w:rPr>
+          <w:rFonts w:ascii="Liberation Sans" w:hAnsi="Liberation Sans"/>
+          <w:sz w:val="24"/>
+          <w:szCs w:val="24"/>
+        </w:rPr>
+        <w:t xml:space="preserve"> (</w:t>
+      </w:r>
+      <w:r>
+        <w:rPr>
+          <w:rFonts w:ascii="Liberation Sans" w:hAnsi="Liberation Sans"/>
+          <w:b/>
+          <w:bCs/>
+          <w:sz w:val="24"/>
+          <w:szCs w:val="24"/>
+        </w:rPr>
+        <w:t>Running/Ready</w:t>
+      </w:r>
+      <w:r>
+        <w:rPr>
+          <w:rFonts w:ascii="Liberation Sans" w:hAnsi="Liberation Sans"/>
+          <w:sz w:val="24"/>
+          <w:szCs w:val="24"/>
+        </w:rPr>
+        <w:t>)</w:t>
       </w:r>
     </w:p>
     <w:p>
@@ -1851,7 +1974,15 @@
           <w:sz w:val="24"/>
           <w:szCs w:val="24"/>
         </w:rPr>
-        <w:t>Search Can</w:t>
+        <w:t>Cost Calculation</w:t>
+      </w:r>
+      <w:r>
+        <w:rPr>
+          <w:rFonts w:ascii="Liberation Sans" w:hAnsi="Liberation Sans"/>
+          <w:sz w:val="24"/>
+          <w:szCs w:val="24"/>
+        </w:rPr>
+        <w:t xml:space="preserve">: Tính toán xem nếu chuyển sang </w:t>
       </w:r>
       <w:r>
         <w:rPr>
@@ -1861,15 +1992,15 @@
           <w:sz w:val="24"/>
           <w:szCs w:val="24"/>
         </w:rPr>
-        <w:t>didate</w:t>
-      </w:r>
-      <w:r>
-        <w:rPr>
-          <w:rFonts w:ascii="Liberation Sans" w:hAnsi="Liberation Sans"/>
-          <w:sz w:val="24"/>
-          <w:szCs w:val="24"/>
-        </w:rPr>
-        <w:t xml:space="preserve">: Với mỗi item bị ảnh hưởng, tìm máy </w:t>
+        <w:t>B</w:t>
+      </w:r>
+      <w:r>
+        <w:rPr>
+          <w:rFonts w:ascii="Liberation Sans" w:hAnsi="Liberation Sans"/>
+          <w:sz w:val="24"/>
+          <w:szCs w:val="24"/>
+        </w:rPr>
+        <w:t xml:space="preserve"> thì </w:t>
       </w:r>
       <w:r>
         <w:rPr>
@@ -1879,181 +2010,7 @@
           <w:sz w:val="24"/>
           <w:szCs w:val="24"/>
         </w:rPr>
-        <w:t>B</w:t>
-      </w:r>
-      <w:r>
-        <w:rPr>
-          <w:rFonts w:ascii="Liberation Sans" w:hAnsi="Liberation Sans"/>
-          <w:sz w:val="24"/>
-          <w:szCs w:val="24"/>
-        </w:rPr>
-        <w:t xml:space="preserve"> trong </w:t>
-      </w:r>
-      <w:r>
-        <w:rPr>
-          <w:rFonts w:ascii="Liberation Sans" w:hAnsi="Liberation Sans"/>
-          <w:b/>
-          <w:bCs/>
-          <w:sz w:val="24"/>
-          <w:szCs w:val="24"/>
-        </w:rPr>
-        <w:t>ResourceCapabilities</w:t>
-      </w:r>
-      <w:r>
-        <w:rPr>
-          <w:rFonts w:ascii="Liberation Sans" w:hAnsi="Liberation Sans"/>
-          <w:sz w:val="24"/>
-          <w:szCs w:val="24"/>
-        </w:rPr>
-        <w:t xml:space="preserve"> có cùng </w:t>
-      </w:r>
-      <w:r>
-        <w:rPr>
-          <w:rFonts w:ascii="Liberation Sans" w:hAnsi="Liberation Sans"/>
-          <w:b/>
-          <w:bCs/>
-          <w:sz w:val="24"/>
-          <w:szCs w:val="24"/>
-        </w:rPr>
-        <w:t>OperationId</w:t>
-      </w:r>
-      <w:r>
-        <w:rPr>
-          <w:rFonts w:ascii="Liberation Sans" w:hAnsi="Liberation Sans"/>
-          <w:sz w:val="24"/>
-          <w:szCs w:val="24"/>
-        </w:rPr>
-        <w:t xml:space="preserve"> và </w:t>
-      </w:r>
-      <w:r>
-        <w:rPr>
-          <w:rFonts w:ascii="Liberation Sans" w:hAnsi="Liberation Sans"/>
-          <w:b/>
-          <w:bCs/>
-          <w:sz w:val="24"/>
-          <w:szCs w:val="24"/>
-        </w:rPr>
-        <w:t>Status</w:t>
-      </w:r>
-      <w:r>
-        <w:rPr>
-          <w:rFonts w:ascii="Liberation Sans" w:hAnsi="Liberation Sans"/>
-          <w:sz w:val="24"/>
-          <w:szCs w:val="24"/>
-        </w:rPr>
-        <w:t xml:space="preserve"> == </w:t>
-      </w:r>
-      <w:r>
-        <w:rPr>
-          <w:rFonts w:ascii="Liberation Sans" w:hAnsi="Liberation Sans"/>
-          <w:b/>
-          <w:bCs/>
-          <w:sz w:val="24"/>
-          <w:szCs w:val="24"/>
-        </w:rPr>
-        <w:t>1</w:t>
-      </w:r>
-      <w:r>
-        <w:rPr>
-          <w:rFonts w:ascii="Liberation Sans" w:hAnsi="Liberation Sans"/>
-          <w:sz w:val="24"/>
-          <w:szCs w:val="24"/>
-        </w:rPr>
-        <w:t xml:space="preserve"> (</w:t>
-      </w:r>
-      <w:r>
-        <w:rPr>
-          <w:rFonts w:ascii="Liberation Sans" w:hAnsi="Liberation Sans"/>
-          <w:b/>
-          <w:bCs/>
-          <w:sz w:val="24"/>
-          <w:szCs w:val="24"/>
-        </w:rPr>
-        <w:t>Running/Ready</w:t>
-      </w:r>
-      <w:r>
-        <w:rPr>
-          <w:rFonts w:ascii="Liberation Sans" w:hAnsi="Liberation Sans"/>
-          <w:sz w:val="24"/>
-          <w:szCs w:val="24"/>
-        </w:rPr>
-        <w:t>)</w:t>
-      </w:r>
-    </w:p>
-    <w:p>
-      <w:pPr>
-        <w:pStyle w:val="TextBody"/>
-        <w:bidi w:val="0"/>
-        <w:jc w:val="left"/>
-        <w:rPr>
-          <w:rFonts w:ascii="Liberation Sans" w:hAnsi="Liberation Sans"/>
-          <w:sz w:val="24"/>
-          <w:szCs w:val="24"/>
-        </w:rPr>
-      </w:pPr>
-      <w:r>
-        <w:rPr>
-          <w:rFonts w:ascii="Liberation Sans" w:hAnsi="Liberation Sans"/>
-          <w:sz w:val="24"/>
-          <w:szCs w:val="24"/>
-        </w:rPr>
-        <w:t xml:space="preserve">- </w:t>
-      </w:r>
-      <w:r>
-        <w:rPr>
-          <w:rFonts w:ascii="Liberation Sans" w:hAnsi="Liberation Sans"/>
-          <w:b/>
-          <w:bCs/>
-          <w:sz w:val="24"/>
-          <w:szCs w:val="24"/>
-        </w:rPr>
-        <w:t>Cost Calculation</w:t>
-      </w:r>
-      <w:r>
-        <w:rPr>
-          <w:rFonts w:ascii="Liberation Sans" w:hAnsi="Liberation Sans"/>
-          <w:sz w:val="24"/>
-          <w:szCs w:val="24"/>
-        </w:rPr>
-        <w:t xml:space="preserve">: Tính toán xem nếu chuyển sang </w:t>
-      </w:r>
-      <w:r>
-        <w:rPr>
-          <w:rFonts w:ascii="Liberation Sans" w:hAnsi="Liberation Sans"/>
-          <w:b/>
-          <w:bCs/>
-          <w:sz w:val="24"/>
-          <w:szCs w:val="24"/>
-        </w:rPr>
-        <w:t>B</w:t>
-      </w:r>
-      <w:r>
-        <w:rPr>
-          <w:rFonts w:ascii="Liberation Sans" w:hAnsi="Liberation Sans"/>
-          <w:sz w:val="24"/>
-          <w:szCs w:val="24"/>
-        </w:rPr>
-        <w:t xml:space="preserve"> thì </w:t>
-      </w:r>
-      <w:r>
-        <w:rPr>
-          <w:rFonts w:ascii="Liberation Sans" w:hAnsi="Liberation Sans"/>
-          <w:b/>
-          <w:bCs/>
-          <w:sz w:val="24"/>
-          <w:szCs w:val="24"/>
-        </w:rPr>
-        <w:t>Sche</w:t>
-      </w:r>
-      <w:r>
-        <w:rPr>
-          <w:rFonts w:ascii="Liberation Sans" w:hAnsi="Liberation Sans"/>
-          <w:b/>
-          <w:bCs/>
-          <w:sz w:val="24"/>
-          <w:szCs w:val="24"/>
-        </w:rPr>
-        <w:t>duleEnd</w:t>
+        <w:t>ScheduleEnd</w:t>
       </w:r>
       <w:r>
         <w:rPr>
@@ -2165,28 +2122,18 @@
         </w:numPr>
         <w:rPr>
           <w:rFonts w:ascii="Liberation Sans" w:hAnsi="Liberation Sans"/>
+          <w:sz w:val="24"/>
+          <w:szCs w:val="24"/>
+        </w:rPr>
+      </w:pPr>
+      <w:r>
+        <w:rPr>
+          <w:rFonts w:ascii="Liberation Sans" w:hAnsi="Liberation Sans"/>
           <w:color w:val="2A6099"/>
           <w:sz w:val="24"/>
           <w:szCs w:val="24"/>
         </w:rPr>
-      </w:pPr>
-      <w:r>
-        <w:rPr>
-          <w:rFonts w:ascii="Liberation Sans" w:hAnsi="Liberation Sans"/>
-          <w:color w:val="2A6099"/>
-          <w:sz w:val="24"/>
-          <w:szCs w:val="24"/>
-        </w:rPr>
-        <w:t xml:space="preserve">5. </w:t>
-      </w:r>
-      <w:r>
-        <w:rPr>
-          <w:rFonts w:ascii="Liberation Sans" w:hAnsi="Liberation Sans"/>
-          <w:color w:val="2A6099"/>
-          <w:sz w:val="24"/>
-          <w:szCs w:val="24"/>
-        </w:rPr>
-        <w:t>Các case</w:t>
+        <w:t>5. Các case</w:t>
       </w:r>
     </w:p>
     <w:p>
@@ -2671,6 +2618,2644 @@
       <w:pPr>
         <w:pStyle w:val="TextBody"/>
         <w:bidi w:val="0"/>
+        <w:jc w:val="left"/>
+        <w:rPr>
+          <w:rFonts w:ascii="Liberation Sans" w:hAnsi="Liberation Sans"/>
+          <w:sz w:val="24"/>
+          <w:szCs w:val="24"/>
+        </w:rPr>
+      </w:pPr>
+      <w:r>
+        <w:rPr>
+          <w:rFonts w:ascii="Liberation Sans" w:hAnsi="Liberation Sans"/>
+          <w:sz w:val="24"/>
+          <w:szCs w:val="24"/>
+        </w:rPr>
+      </w:r>
+    </w:p>
+    <w:p>
+      <w:pPr>
+        <w:pStyle w:val="TextBody"/>
+        <w:bidi w:val="0"/>
+        <w:jc w:val="left"/>
+        <w:rPr>
+          <w:rFonts w:ascii="Liberation Sans" w:hAnsi="Liberation Sans" w:eastAsia="Noto Sans CJK SC" w:cs="Lohit Devanagari"/>
+          <w:b/>
+          <w:b/>
+          <w:bCs/>
+          <w:color w:val="2A6099"/>
+          <w:kern w:val="2"/>
+          <w:sz w:val="24"/>
+          <w:szCs w:val="24"/>
+          <w:lang w:val="en-US" w:eastAsia="zh-CN" w:bidi="hi-IN"/>
+        </w:rPr>
+      </w:pPr>
+      <w:r>
+        <w:rPr>
+          <w:rFonts w:eastAsia="Noto Sans CJK SC" w:cs="Lohit Devanagari" w:ascii="Liberation Sans" w:hAnsi="Liberation Sans"/>
+          <w:b/>
+          <w:bCs/>
+          <w:color w:val="2A6099"/>
+          <w:kern w:val="2"/>
+          <w:sz w:val="24"/>
+          <w:szCs w:val="24"/>
+          <w:lang w:val="en-US" w:eastAsia="zh-CN" w:bidi="hi-IN"/>
+        </w:rPr>
+        <w:t>6. Danh sách API</w:t>
+      </w:r>
+    </w:p>
+    <w:p>
+      <w:pPr>
+        <w:pStyle w:val="TextBody"/>
+        <w:bidi w:val="0"/>
+        <w:jc w:val="left"/>
+        <w:rPr>
+          <w:rFonts w:ascii="Liberation Sans" w:hAnsi="Liberation Sans" w:eastAsia="Noto Sans CJK SC" w:cs="Lohit Devanagari"/>
+          <w:b w:val="false"/>
+          <w:b w:val="false"/>
+          <w:bCs w:val="false"/>
+          <w:color w:val="000000"/>
+          <w:kern w:val="2"/>
+          <w:sz w:val="24"/>
+          <w:szCs w:val="24"/>
+          <w:lang w:val="en-US" w:eastAsia="zh-CN" w:bidi="hi-IN"/>
+        </w:rPr>
+      </w:pPr>
+      <w:r>
+        <w:rPr>
+          <w:rFonts w:eastAsia="Noto Sans CJK SC" w:cs="Lohit Devanagari" w:ascii="Liberation Sans" w:hAnsi="Liberation Sans"/>
+          <w:b w:val="false"/>
+          <w:bCs w:val="false"/>
+          <w:color w:val="000000"/>
+          <w:kern w:val="2"/>
+          <w:sz w:val="24"/>
+          <w:szCs w:val="24"/>
+          <w:lang w:val="en-US" w:eastAsia="zh-CN" w:bidi="hi-IN"/>
+        </w:rPr>
+        <w:t>a. Đơn hàng</w:t>
+      </w:r>
+    </w:p>
+    <w:tbl>
+      <w:tblPr>
+        <w:tblW w:w="9638" w:type="dxa"/>
+        <w:jc w:val="left"/>
+        <w:tblInd w:w="0" w:type="dxa"/>
+        <w:tblLayout w:type="fixed"/>
+        <w:tblCellMar>
+          <w:top w:w="0" w:type="dxa"/>
+          <w:left w:w="0" w:type="dxa"/>
+          <w:bottom w:w="75" w:type="dxa"/>
+          <w:right w:w="0" w:type="dxa"/>
+        </w:tblCellMar>
+      </w:tblPr>
+      <w:tblGrid>
+        <w:gridCol w:w="921"/>
+        <w:gridCol w:w="1959"/>
+        <w:gridCol w:w="2073"/>
+        <w:gridCol w:w="1615"/>
+        <w:gridCol w:w="3070"/>
+      </w:tblGrid>
+      <w:tr>
+        <w:trPr>
+          <w:tblHeader w:val="true"/>
+        </w:trPr>
+        <w:tc>
+          <w:tcPr>
+            <w:tcW w:w="921" w:type="dxa"/>
+            <w:tcBorders>
+              <w:bottom w:val="single" w:sz="2" w:space="0" w:color="000000"/>
+            </w:tcBorders>
+            <w:vAlign w:val="center"/>
+          </w:tcPr>
+          <w:p>
+            <w:pPr>
+              <w:pStyle w:val="TableHeading"/>
+              <w:jc w:val="center"/>
+              <w:rPr>
+                <w:rFonts w:ascii="Liberation Sans" w:hAnsi="Liberation Sans"/>
+                <w:sz w:val="24"/>
+                <w:szCs w:val="24"/>
+              </w:rPr>
+            </w:pPr>
+            <w:r>
+              <w:rPr>
+                <w:rFonts w:ascii="Liberation Sans" w:hAnsi="Liberation Sans"/>
+                <w:sz w:val="24"/>
+                <w:szCs w:val="24"/>
+              </w:rPr>
+              <w:t>Method</w:t>
+            </w:r>
+          </w:p>
+        </w:tc>
+        <w:tc>
+          <w:tcPr>
+            <w:tcW w:w="1959" w:type="dxa"/>
+            <w:tcBorders>
+              <w:bottom w:val="single" w:sz="2" w:space="0" w:color="000000"/>
+            </w:tcBorders>
+            <w:vAlign w:val="center"/>
+          </w:tcPr>
+          <w:p>
+            <w:pPr>
+              <w:pStyle w:val="TableHeading"/>
+              <w:jc w:val="center"/>
+              <w:rPr>
+                <w:rFonts w:ascii="Liberation Sans" w:hAnsi="Liberation Sans"/>
+                <w:sz w:val="24"/>
+                <w:szCs w:val="24"/>
+              </w:rPr>
+            </w:pPr>
+            <w:r>
+              <w:rPr>
+                <w:rFonts w:ascii="Liberation Sans" w:hAnsi="Liberation Sans"/>
+                <w:sz w:val="24"/>
+                <w:szCs w:val="24"/>
+              </w:rPr>
+              <w:t>Endpoint</w:t>
+            </w:r>
+          </w:p>
+        </w:tc>
+        <w:tc>
+          <w:tcPr>
+            <w:tcW w:w="2073" w:type="dxa"/>
+            <w:tcBorders>
+              <w:bottom w:val="single" w:sz="2" w:space="0" w:color="000000"/>
+            </w:tcBorders>
+            <w:vAlign w:val="center"/>
+          </w:tcPr>
+          <w:p>
+            <w:pPr>
+              <w:pStyle w:val="TableHeading"/>
+              <w:jc w:val="center"/>
+              <w:rPr>
+                <w:rFonts w:ascii="Liberation Sans" w:hAnsi="Liberation Sans"/>
+                <w:sz w:val="24"/>
+                <w:szCs w:val="24"/>
+              </w:rPr>
+            </w:pPr>
+            <w:r>
+              <w:rPr>
+                <w:rFonts w:ascii="Liberation Sans" w:hAnsi="Liberation Sans"/>
+                <w:sz w:val="24"/>
+                <w:szCs w:val="24"/>
+              </w:rPr>
+              <w:t>Mục đích</w:t>
+            </w:r>
+          </w:p>
+        </w:tc>
+        <w:tc>
+          <w:tcPr>
+            <w:tcW w:w="1615" w:type="dxa"/>
+            <w:tcBorders>
+              <w:bottom w:val="single" w:sz="2" w:space="0" w:color="000000"/>
+            </w:tcBorders>
+            <w:vAlign w:val="center"/>
+          </w:tcPr>
+          <w:p>
+            <w:pPr>
+              <w:pStyle w:val="TableHeading"/>
+              <w:jc w:val="center"/>
+              <w:rPr>
+                <w:rFonts w:ascii="Liberation Sans" w:hAnsi="Liberation Sans"/>
+                <w:sz w:val="24"/>
+                <w:szCs w:val="24"/>
+              </w:rPr>
+            </w:pPr>
+            <w:r>
+              <w:rPr>
+                <w:rFonts w:ascii="Liberation Sans" w:hAnsi="Liberation Sans"/>
+                <w:sz w:val="24"/>
+                <w:szCs w:val="24"/>
+              </w:rPr>
+              <w:t>Input</w:t>
+            </w:r>
+          </w:p>
+        </w:tc>
+        <w:tc>
+          <w:tcPr>
+            <w:tcW w:w="3070" w:type="dxa"/>
+            <w:tcBorders>
+              <w:bottom w:val="single" w:sz="2" w:space="0" w:color="000000"/>
+            </w:tcBorders>
+            <w:vAlign w:val="center"/>
+          </w:tcPr>
+          <w:p>
+            <w:pPr>
+              <w:pStyle w:val="TableHeading"/>
+              <w:jc w:val="center"/>
+              <w:rPr>
+                <w:rFonts w:ascii="Liberation Sans" w:hAnsi="Liberation Sans"/>
+                <w:sz w:val="24"/>
+                <w:szCs w:val="24"/>
+              </w:rPr>
+            </w:pPr>
+            <w:r>
+              <w:rPr>
+                <w:rFonts w:ascii="Liberation Sans" w:hAnsi="Liberation Sans"/>
+                <w:sz w:val="24"/>
+                <w:szCs w:val="24"/>
+              </w:rPr>
+              <w:t>Output</w:t>
+            </w:r>
+          </w:p>
+        </w:tc>
+      </w:tr>
+      <w:tr>
+        <w:trPr/>
+        <w:tc>
+          <w:tcPr>
+            <w:tcW w:w="921" w:type="dxa"/>
+            <w:tcBorders/>
+            <w:tcMar>
+              <w:bottom w:w="0" w:type="dxa"/>
+            </w:tcMar>
+            <w:vAlign w:val="center"/>
+          </w:tcPr>
+          <w:p>
+            <w:pPr>
+              <w:pStyle w:val="TableContents"/>
+              <w:jc w:val="center"/>
+              <w:rPr>
+                <w:rFonts w:ascii="Liberation Sans" w:hAnsi="Liberation Sans"/>
+                <w:sz w:val="24"/>
+                <w:szCs w:val="24"/>
+              </w:rPr>
+            </w:pPr>
+            <w:r>
+              <w:rPr>
+                <w:rFonts w:ascii="Liberation Sans" w:hAnsi="Liberation Sans"/>
+                <w:sz w:val="24"/>
+                <w:szCs w:val="24"/>
+              </w:rPr>
+              <w:t>GET</w:t>
+            </w:r>
+          </w:p>
+        </w:tc>
+        <w:tc>
+          <w:tcPr>
+            <w:tcW w:w="1959" w:type="dxa"/>
+            <w:tcBorders/>
+            <w:tcMar>
+              <w:bottom w:w="0" w:type="dxa"/>
+            </w:tcMar>
+            <w:vAlign w:val="center"/>
+          </w:tcPr>
+          <w:p>
+            <w:pPr>
+              <w:pStyle w:val="TableContents"/>
+              <w:rPr/>
+            </w:pPr>
+            <w:r>
+              <w:rPr>
+                <w:rStyle w:val="SourceText"/>
+                <w:rFonts w:ascii="Liberation Sans" w:hAnsi="Liberation Sans"/>
+                <w:sz w:val="24"/>
+                <w:szCs w:val="24"/>
+              </w:rPr>
+              <w:t>/api/work-orders/pending</w:t>
+            </w:r>
+          </w:p>
+        </w:tc>
+        <w:tc>
+          <w:tcPr>
+            <w:tcW w:w="2073" w:type="dxa"/>
+            <w:tcBorders/>
+            <w:tcMar>
+              <w:bottom w:w="0" w:type="dxa"/>
+            </w:tcMar>
+            <w:vAlign w:val="center"/>
+          </w:tcPr>
+          <w:p>
+            <w:pPr>
+              <w:pStyle w:val="TableContents"/>
+              <w:rPr/>
+            </w:pPr>
+            <w:r>
+              <w:rPr>
+                <w:rFonts w:ascii="Liberation Sans" w:hAnsi="Liberation Sans"/>
+                <w:sz w:val="24"/>
+                <w:szCs w:val="24"/>
+              </w:rPr>
+              <w:t xml:space="preserve">Lấy các lệnh chưa được xếp lịch để hiện ở thanh </w:t>
+            </w:r>
+            <w:r>
+              <w:rPr>
+                <w:rStyle w:val="StrongEmphasis"/>
+                <w:rFonts w:ascii="Liberation Sans" w:hAnsi="Liberation Sans"/>
+                <w:sz w:val="24"/>
+                <w:szCs w:val="24"/>
+              </w:rPr>
+              <w:t>Waiting List</w:t>
+            </w:r>
+            <w:r>
+              <w:rPr>
+                <w:rFonts w:ascii="Liberation Sans" w:hAnsi="Liberation Sans"/>
+                <w:sz w:val="24"/>
+                <w:szCs w:val="24"/>
+              </w:rPr>
+              <w:t>.</w:t>
+            </w:r>
+          </w:p>
+        </w:tc>
+        <w:tc>
+          <w:tcPr>
+            <w:tcW w:w="1615" w:type="dxa"/>
+            <w:tcBorders/>
+            <w:tcMar>
+              <w:bottom w:w="0" w:type="dxa"/>
+            </w:tcMar>
+            <w:vAlign w:val="center"/>
+          </w:tcPr>
+          <w:p>
+            <w:pPr>
+              <w:pStyle w:val="TableContents"/>
+              <w:jc w:val="center"/>
+              <w:rPr>
+                <w:rFonts w:ascii="Liberation Sans" w:hAnsi="Liberation Sans"/>
+                <w:sz w:val="24"/>
+                <w:szCs w:val="24"/>
+              </w:rPr>
+            </w:pPr>
+            <w:r>
+              <w:rPr>
+                <w:rFonts w:ascii="Liberation Sans" w:hAnsi="Liberation Sans"/>
+                <w:sz w:val="24"/>
+                <w:szCs w:val="24"/>
+              </w:rPr>
+              <w:t>NULL</w:t>
+            </w:r>
+          </w:p>
+        </w:tc>
+        <w:tc>
+          <w:tcPr>
+            <w:tcW w:w="3070" w:type="dxa"/>
+            <w:tcBorders/>
+            <w:tcMar>
+              <w:bottom w:w="0" w:type="dxa"/>
+            </w:tcMar>
+            <w:vAlign w:val="center"/>
+          </w:tcPr>
+          <w:p>
+            <w:pPr>
+              <w:pStyle w:val="TableContents"/>
+              <w:rPr>
+                <w:rFonts w:ascii="Liberation Sans" w:hAnsi="Liberation Sans"/>
+                <w:sz w:val="24"/>
+                <w:szCs w:val="24"/>
+              </w:rPr>
+            </w:pPr>
+            <w:r>
+              <w:rPr>
+                <w:rFonts w:ascii="Liberation Sans" w:hAnsi="Liberation Sans"/>
+                <w:sz w:val="24"/>
+                <w:szCs w:val="24"/>
+              </w:rPr>
+              <w:t>Danh sách JobItem (Id, OrderNo, ProductName, Qty, DueDate, Status="Pool")</w:t>
+            </w:r>
+          </w:p>
+        </w:tc>
+      </w:tr>
+      <w:tr>
+        <w:trPr/>
+        <w:tc>
+          <w:tcPr>
+            <w:tcW w:w="921" w:type="dxa"/>
+            <w:tcBorders>
+              <w:top w:val="single" w:sz="2" w:space="0" w:color="000000"/>
+            </w:tcBorders>
+            <w:tcMar>
+              <w:top w:w="75" w:type="dxa"/>
+              <w:bottom w:w="0" w:type="dxa"/>
+            </w:tcMar>
+            <w:vAlign w:val="center"/>
+          </w:tcPr>
+          <w:p>
+            <w:pPr>
+              <w:pStyle w:val="TableContents"/>
+              <w:jc w:val="center"/>
+              <w:rPr>
+                <w:rFonts w:ascii="Liberation Sans" w:hAnsi="Liberation Sans"/>
+                <w:sz w:val="24"/>
+                <w:szCs w:val="24"/>
+              </w:rPr>
+            </w:pPr>
+            <w:r>
+              <w:rPr>
+                <w:rFonts w:ascii="Liberation Sans" w:hAnsi="Liberation Sans"/>
+                <w:sz w:val="24"/>
+                <w:szCs w:val="24"/>
+              </w:rPr>
+              <w:t>GET</w:t>
+            </w:r>
+          </w:p>
+        </w:tc>
+        <w:tc>
+          <w:tcPr>
+            <w:tcW w:w="1959" w:type="dxa"/>
+            <w:tcBorders>
+              <w:top w:val="single" w:sz="2" w:space="0" w:color="000000"/>
+            </w:tcBorders>
+            <w:tcMar>
+              <w:top w:w="75" w:type="dxa"/>
+              <w:bottom w:w="0" w:type="dxa"/>
+            </w:tcMar>
+            <w:vAlign w:val="center"/>
+          </w:tcPr>
+          <w:p>
+            <w:pPr>
+              <w:pStyle w:val="TableContents"/>
+              <w:rPr/>
+            </w:pPr>
+            <w:r>
+              <w:rPr>
+                <w:rStyle w:val="SourceText"/>
+                <w:rFonts w:ascii="Liberation Sans" w:hAnsi="Liberation Sans"/>
+                <w:sz w:val="24"/>
+                <w:szCs w:val="24"/>
+              </w:rPr>
+              <w:t>/api/work-orders/{id}/route-details</w:t>
+            </w:r>
+          </w:p>
+        </w:tc>
+        <w:tc>
+          <w:tcPr>
+            <w:tcW w:w="2073" w:type="dxa"/>
+            <w:tcBorders>
+              <w:top w:val="single" w:sz="2" w:space="0" w:color="000000"/>
+            </w:tcBorders>
+            <w:tcMar>
+              <w:top w:w="75" w:type="dxa"/>
+              <w:bottom w:w="0" w:type="dxa"/>
+            </w:tcMar>
+            <w:vAlign w:val="center"/>
+          </w:tcPr>
+          <w:p>
+            <w:pPr>
+              <w:pStyle w:val="TableContents"/>
+              <w:rPr>
+                <w:rFonts w:ascii="Liberation Sans" w:hAnsi="Liberation Sans"/>
+                <w:sz w:val="24"/>
+                <w:szCs w:val="24"/>
+              </w:rPr>
+            </w:pPr>
+            <w:r>
+              <w:rPr>
+                <w:rFonts w:ascii="Liberation Sans" w:hAnsi="Liberation Sans"/>
+                <w:sz w:val="24"/>
+                <w:szCs w:val="24"/>
+              </w:rPr>
+              <w:t>Xem quy trình và các máy có thể làm. (Khi Khi click vào Job thì gọi API)</w:t>
+            </w:r>
+          </w:p>
+        </w:tc>
+        <w:tc>
+          <w:tcPr>
+            <w:tcW w:w="1615" w:type="dxa"/>
+            <w:tcBorders>
+              <w:top w:val="single" w:sz="2" w:space="0" w:color="000000"/>
+            </w:tcBorders>
+            <w:tcMar>
+              <w:top w:w="75" w:type="dxa"/>
+              <w:bottom w:w="0" w:type="dxa"/>
+            </w:tcMar>
+            <w:vAlign w:val="center"/>
+          </w:tcPr>
+          <w:p>
+            <w:pPr>
+              <w:pStyle w:val="TableContents"/>
+              <w:jc w:val="center"/>
+              <w:rPr>
+                <w:rFonts w:ascii="Liberation Sans" w:hAnsi="Liberation Sans"/>
+                <w:sz w:val="24"/>
+                <w:szCs w:val="24"/>
+              </w:rPr>
+            </w:pPr>
+            <w:r>
+              <w:rPr>
+                <w:rFonts w:ascii="Liberation Sans" w:hAnsi="Liberation Sans"/>
+                <w:sz w:val="24"/>
+                <w:szCs w:val="24"/>
+              </w:rPr>
+              <w:t>id (WorkOrderId)</w:t>
+            </w:r>
+          </w:p>
+        </w:tc>
+        <w:tc>
+          <w:tcPr>
+            <w:tcW w:w="3070" w:type="dxa"/>
+            <w:tcBorders>
+              <w:top w:val="single" w:sz="2" w:space="0" w:color="000000"/>
+            </w:tcBorders>
+            <w:tcMar>
+              <w:top w:w="75" w:type="dxa"/>
+              <w:bottom w:w="0" w:type="dxa"/>
+            </w:tcMar>
+            <w:vAlign w:val="center"/>
+          </w:tcPr>
+          <w:p>
+            <w:pPr>
+              <w:pStyle w:val="TableContents"/>
+              <w:rPr>
+                <w:rFonts w:ascii="Liberation Sans" w:hAnsi="Liberation Sans"/>
+                <w:sz w:val="24"/>
+                <w:szCs w:val="24"/>
+              </w:rPr>
+            </w:pPr>
+            <w:r>
+              <w:rPr>
+                <w:rFonts w:ascii="Liberation Sans" w:hAnsi="Liberation Sans"/>
+                <w:sz w:val="24"/>
+                <w:szCs w:val="24"/>
+              </w:rPr>
+              <w:t>Object WorkOrderRouteDto chứa danh sách các Steps, mỗi step chứa danh sách các AvailableMachines (Id, Name, CycleTime)</w:t>
+            </w:r>
+          </w:p>
+        </w:tc>
+      </w:tr>
+    </w:tbl>
+    <w:p>
+      <w:pPr>
+        <w:pStyle w:val="TextBody"/>
+        <w:bidi w:val="0"/>
+        <w:jc w:val="left"/>
+        <w:rPr>
+          <w:rFonts w:ascii="Liberation Sans" w:hAnsi="Liberation Sans" w:eastAsia="Noto Sans CJK SC" w:cs="Lohit Devanagari"/>
+          <w:b w:val="false"/>
+          <w:b w:val="false"/>
+          <w:bCs w:val="false"/>
+          <w:color w:val="000000"/>
+          <w:kern w:val="2"/>
+          <w:sz w:val="24"/>
+          <w:szCs w:val="24"/>
+          <w:lang w:val="en-US" w:eastAsia="zh-CN" w:bidi="hi-IN"/>
+        </w:rPr>
+      </w:pPr>
+      <w:r>
+        <w:rPr>
+          <w:rFonts w:eastAsia="Noto Sans CJK SC" w:cs="Lohit Devanagari" w:ascii="Liberation Sans" w:hAnsi="Liberation Sans"/>
+          <w:b w:val="false"/>
+          <w:bCs w:val="false"/>
+          <w:color w:val="000000"/>
+          <w:kern w:val="2"/>
+          <w:sz w:val="24"/>
+          <w:szCs w:val="24"/>
+          <w:lang w:val="en-US" w:eastAsia="zh-CN" w:bidi="hi-IN"/>
+        </w:rPr>
+      </w:r>
+    </w:p>
+    <w:p>
+      <w:pPr>
+        <w:pStyle w:val="TextBody"/>
+        <w:bidi w:val="0"/>
+        <w:jc w:val="left"/>
+        <w:rPr>
+          <w:rFonts w:ascii="Liberation Sans" w:hAnsi="Liberation Sans"/>
+          <w:sz w:val="24"/>
+          <w:szCs w:val="24"/>
+        </w:rPr>
+      </w:pPr>
+      <w:r>
+        <w:rPr>
+          <w:rFonts w:ascii="Liberation Sans" w:hAnsi="Liberation Sans"/>
+          <w:sz w:val="24"/>
+          <w:szCs w:val="24"/>
+        </w:rPr>
+        <w:t>b. Điều phối</w:t>
+      </w:r>
+    </w:p>
+    <w:tbl>
+      <w:tblPr>
+        <w:tblW w:w="9638" w:type="dxa"/>
+        <w:jc w:val="left"/>
+        <w:tblInd w:w="0" w:type="dxa"/>
+        <w:tblLayout w:type="fixed"/>
+        <w:tblCellMar>
+          <w:top w:w="0" w:type="dxa"/>
+          <w:left w:w="0" w:type="dxa"/>
+          <w:bottom w:w="75" w:type="dxa"/>
+          <w:right w:w="0" w:type="dxa"/>
+        </w:tblCellMar>
+      </w:tblPr>
+      <w:tblGrid>
+        <w:gridCol w:w="1028"/>
+        <w:gridCol w:w="2528"/>
+        <w:gridCol w:w="1881"/>
+        <w:gridCol w:w="1973"/>
+        <w:gridCol w:w="2228"/>
+      </w:tblGrid>
+      <w:tr>
+        <w:trPr>
+          <w:tblHeader w:val="true"/>
+        </w:trPr>
+        <w:tc>
+          <w:tcPr>
+            <w:tcW w:w="1028" w:type="dxa"/>
+            <w:tcBorders>
+              <w:bottom w:val="single" w:sz="2" w:space="0" w:color="000000"/>
+            </w:tcBorders>
+            <w:vAlign w:val="center"/>
+          </w:tcPr>
+          <w:p>
+            <w:pPr>
+              <w:pStyle w:val="TableHeading"/>
+              <w:jc w:val="center"/>
+              <w:rPr>
+                <w:rFonts w:ascii="Liberation Sans" w:hAnsi="Liberation Sans"/>
+                <w:sz w:val="24"/>
+                <w:szCs w:val="24"/>
+              </w:rPr>
+            </w:pPr>
+            <w:r>
+              <w:rPr>
+                <w:rFonts w:ascii="Liberation Sans" w:hAnsi="Liberation Sans"/>
+                <w:sz w:val="24"/>
+                <w:szCs w:val="24"/>
+              </w:rPr>
+              <w:t>Method</w:t>
+            </w:r>
+          </w:p>
+        </w:tc>
+        <w:tc>
+          <w:tcPr>
+            <w:tcW w:w="2528" w:type="dxa"/>
+            <w:tcBorders>
+              <w:bottom w:val="single" w:sz="2" w:space="0" w:color="000000"/>
+            </w:tcBorders>
+            <w:vAlign w:val="center"/>
+          </w:tcPr>
+          <w:p>
+            <w:pPr>
+              <w:pStyle w:val="TableHeading"/>
+              <w:jc w:val="center"/>
+              <w:rPr>
+                <w:rFonts w:ascii="Liberation Sans" w:hAnsi="Liberation Sans"/>
+                <w:sz w:val="24"/>
+                <w:szCs w:val="24"/>
+              </w:rPr>
+            </w:pPr>
+            <w:r>
+              <w:rPr>
+                <w:rFonts w:ascii="Liberation Sans" w:hAnsi="Liberation Sans"/>
+                <w:sz w:val="24"/>
+                <w:szCs w:val="24"/>
+              </w:rPr>
+              <w:t>Endpoint</w:t>
+            </w:r>
+          </w:p>
+        </w:tc>
+        <w:tc>
+          <w:tcPr>
+            <w:tcW w:w="1881" w:type="dxa"/>
+            <w:tcBorders>
+              <w:bottom w:val="single" w:sz="2" w:space="0" w:color="000000"/>
+            </w:tcBorders>
+            <w:vAlign w:val="center"/>
+          </w:tcPr>
+          <w:p>
+            <w:pPr>
+              <w:pStyle w:val="TableHeading"/>
+              <w:jc w:val="center"/>
+              <w:rPr>
+                <w:rFonts w:ascii="Liberation Sans" w:hAnsi="Liberation Sans"/>
+                <w:sz w:val="24"/>
+                <w:szCs w:val="24"/>
+              </w:rPr>
+            </w:pPr>
+            <w:r>
+              <w:rPr>
+                <w:rFonts w:ascii="Liberation Sans" w:hAnsi="Liberation Sans"/>
+                <w:sz w:val="24"/>
+                <w:szCs w:val="24"/>
+              </w:rPr>
+              <w:t>Mục đích</w:t>
+            </w:r>
+          </w:p>
+        </w:tc>
+        <w:tc>
+          <w:tcPr>
+            <w:tcW w:w="1973" w:type="dxa"/>
+            <w:tcBorders>
+              <w:bottom w:val="single" w:sz="2" w:space="0" w:color="000000"/>
+            </w:tcBorders>
+            <w:vAlign w:val="center"/>
+          </w:tcPr>
+          <w:p>
+            <w:pPr>
+              <w:pStyle w:val="TableHeading"/>
+              <w:jc w:val="center"/>
+              <w:rPr>
+                <w:rFonts w:ascii="Liberation Sans" w:hAnsi="Liberation Sans"/>
+                <w:sz w:val="24"/>
+                <w:szCs w:val="24"/>
+              </w:rPr>
+            </w:pPr>
+            <w:r>
+              <w:rPr>
+                <w:rFonts w:ascii="Liberation Sans" w:hAnsi="Liberation Sans"/>
+                <w:sz w:val="24"/>
+                <w:szCs w:val="24"/>
+              </w:rPr>
+              <w:t>Input</w:t>
+            </w:r>
+          </w:p>
+        </w:tc>
+        <w:tc>
+          <w:tcPr>
+            <w:tcW w:w="2228" w:type="dxa"/>
+            <w:tcBorders>
+              <w:bottom w:val="single" w:sz="2" w:space="0" w:color="000000"/>
+            </w:tcBorders>
+            <w:vAlign w:val="center"/>
+          </w:tcPr>
+          <w:p>
+            <w:pPr>
+              <w:pStyle w:val="TableHeading"/>
+              <w:jc w:val="center"/>
+              <w:rPr>
+                <w:rFonts w:ascii="Liberation Sans" w:hAnsi="Liberation Sans"/>
+                <w:sz w:val="24"/>
+                <w:szCs w:val="24"/>
+              </w:rPr>
+            </w:pPr>
+            <w:r>
+              <w:rPr>
+                <w:rFonts w:ascii="Liberation Sans" w:hAnsi="Liberation Sans"/>
+                <w:sz w:val="24"/>
+                <w:szCs w:val="24"/>
+              </w:rPr>
+              <w:t>Output</w:t>
+            </w:r>
+          </w:p>
+        </w:tc>
+      </w:tr>
+      <w:tr>
+        <w:trPr/>
+        <w:tc>
+          <w:tcPr>
+            <w:tcW w:w="1028" w:type="dxa"/>
+            <w:tcBorders/>
+            <w:tcMar>
+              <w:bottom w:w="0" w:type="dxa"/>
+            </w:tcMar>
+            <w:vAlign w:val="center"/>
+          </w:tcPr>
+          <w:p>
+            <w:pPr>
+              <w:pStyle w:val="TableContents"/>
+              <w:jc w:val="center"/>
+              <w:rPr>
+                <w:rFonts w:ascii="Liberation Sans" w:hAnsi="Liberation Sans"/>
+                <w:sz w:val="24"/>
+                <w:szCs w:val="24"/>
+              </w:rPr>
+            </w:pPr>
+            <w:r>
+              <w:rPr>
+                <w:rFonts w:ascii="Liberation Sans" w:hAnsi="Liberation Sans"/>
+                <w:sz w:val="24"/>
+                <w:szCs w:val="24"/>
+              </w:rPr>
+              <w:t>GET</w:t>
+            </w:r>
+          </w:p>
+        </w:tc>
+        <w:tc>
+          <w:tcPr>
+            <w:tcW w:w="2528" w:type="dxa"/>
+            <w:tcBorders/>
+            <w:tcMar>
+              <w:bottom w:w="0" w:type="dxa"/>
+            </w:tcMar>
+            <w:vAlign w:val="center"/>
+          </w:tcPr>
+          <w:p>
+            <w:pPr>
+              <w:pStyle w:val="TableContents"/>
+              <w:rPr/>
+            </w:pPr>
+            <w:r>
+              <w:rPr>
+                <w:rStyle w:val="SourceText"/>
+                <w:rFonts w:ascii="Liberation Sans" w:hAnsi="Liberation Sans"/>
+                <w:sz w:val="24"/>
+                <w:szCs w:val="24"/>
+              </w:rPr>
+              <w:t>/api/dispatching-board</w:t>
+            </w:r>
+          </w:p>
+        </w:tc>
+        <w:tc>
+          <w:tcPr>
+            <w:tcW w:w="1881" w:type="dxa"/>
+            <w:tcBorders/>
+            <w:tcMar>
+              <w:bottom w:w="0" w:type="dxa"/>
+            </w:tcMar>
+            <w:vAlign w:val="center"/>
+          </w:tcPr>
+          <w:p>
+            <w:pPr>
+              <w:pStyle w:val="TableContents"/>
+              <w:rPr>
+                <w:rFonts w:ascii="Liberation Sans" w:hAnsi="Liberation Sans"/>
+                <w:sz w:val="24"/>
+                <w:szCs w:val="24"/>
+              </w:rPr>
+            </w:pPr>
+            <w:r>
+              <w:rPr>
+                <w:rFonts w:ascii="Liberation Sans" w:hAnsi="Liberation Sans"/>
+                <w:sz w:val="24"/>
+                <w:szCs w:val="24"/>
+              </w:rPr>
+              <w:t>Lấy dữ liệu để vẽ lên bảng Gantt/Board.</w:t>
+            </w:r>
+          </w:p>
+        </w:tc>
+        <w:tc>
+          <w:tcPr>
+            <w:tcW w:w="1973" w:type="dxa"/>
+            <w:tcBorders/>
+            <w:tcMar>
+              <w:bottom w:w="0" w:type="dxa"/>
+            </w:tcMar>
+            <w:vAlign w:val="center"/>
+          </w:tcPr>
+          <w:p>
+            <w:pPr>
+              <w:pStyle w:val="TableContents"/>
+              <w:rPr>
+                <w:rFonts w:ascii="Liberation Sans" w:hAnsi="Liberation Sans"/>
+                <w:sz w:val="24"/>
+                <w:szCs w:val="24"/>
+              </w:rPr>
+            </w:pPr>
+            <w:r>
+              <w:rPr>
+                <w:rFonts w:ascii="Liberation Sans" w:hAnsi="Liberation Sans"/>
+                <w:sz w:val="24"/>
+                <w:szCs w:val="24"/>
+              </w:rPr>
+            </w:r>
+          </w:p>
+        </w:tc>
+        <w:tc>
+          <w:tcPr>
+            <w:tcW w:w="2228" w:type="dxa"/>
+            <w:tcBorders/>
+            <w:tcMar>
+              <w:bottom w:w="0" w:type="dxa"/>
+            </w:tcMar>
+            <w:vAlign w:val="center"/>
+          </w:tcPr>
+          <w:p>
+            <w:pPr>
+              <w:pStyle w:val="TableContents"/>
+              <w:rPr>
+                <w:rFonts w:ascii="Liberation Sans" w:hAnsi="Liberation Sans"/>
+                <w:sz w:val="24"/>
+                <w:szCs w:val="24"/>
+              </w:rPr>
+            </w:pPr>
+            <w:r>
+              <w:rPr>
+                <w:rFonts w:ascii="Liberation Sans" w:hAnsi="Liberation Sans"/>
+                <w:sz w:val="24"/>
+                <w:szCs w:val="24"/>
+              </w:rPr>
+            </w:r>
+          </w:p>
+        </w:tc>
+      </w:tr>
+      <w:tr>
+        <w:trPr/>
+        <w:tc>
+          <w:tcPr>
+            <w:tcW w:w="1028" w:type="dxa"/>
+            <w:tcBorders>
+              <w:top w:val="single" w:sz="2" w:space="0" w:color="000000"/>
+            </w:tcBorders>
+            <w:tcMar>
+              <w:top w:w="75" w:type="dxa"/>
+              <w:bottom w:w="0" w:type="dxa"/>
+            </w:tcMar>
+            <w:vAlign w:val="center"/>
+          </w:tcPr>
+          <w:p>
+            <w:pPr>
+              <w:pStyle w:val="TableContents"/>
+              <w:jc w:val="center"/>
+              <w:rPr>
+                <w:rFonts w:ascii="Liberation Sans" w:hAnsi="Liberation Sans"/>
+                <w:sz w:val="24"/>
+                <w:szCs w:val="24"/>
+              </w:rPr>
+            </w:pPr>
+            <w:r>
+              <w:rPr>
+                <w:rFonts w:ascii="Liberation Sans" w:hAnsi="Liberation Sans"/>
+                <w:sz w:val="24"/>
+                <w:szCs w:val="24"/>
+              </w:rPr>
+              <w:t>POST</w:t>
+            </w:r>
+          </w:p>
+        </w:tc>
+        <w:tc>
+          <w:tcPr>
+            <w:tcW w:w="2528" w:type="dxa"/>
+            <w:tcBorders>
+              <w:top w:val="single" w:sz="2" w:space="0" w:color="000000"/>
+            </w:tcBorders>
+            <w:tcMar>
+              <w:top w:w="75" w:type="dxa"/>
+              <w:bottom w:w="0" w:type="dxa"/>
+            </w:tcMar>
+            <w:vAlign w:val="center"/>
+          </w:tcPr>
+          <w:p>
+            <w:pPr>
+              <w:pStyle w:val="TableContents"/>
+              <w:rPr/>
+            </w:pPr>
+            <w:r>
+              <w:rPr>
+                <w:rStyle w:val="SourceText"/>
+                <w:rFonts w:ascii="Liberation Sans" w:hAnsi="Liberation Sans"/>
+                <w:sz w:val="24"/>
+                <w:szCs w:val="24"/>
+              </w:rPr>
+              <w:t>/api/dispatching-board/assign</w:t>
+            </w:r>
+          </w:p>
+        </w:tc>
+        <w:tc>
+          <w:tcPr>
+            <w:tcW w:w="1881" w:type="dxa"/>
+            <w:tcBorders>
+              <w:top w:val="single" w:sz="2" w:space="0" w:color="000000"/>
+            </w:tcBorders>
+            <w:tcMar>
+              <w:top w:w="75" w:type="dxa"/>
+              <w:bottom w:w="0" w:type="dxa"/>
+            </w:tcMar>
+            <w:vAlign w:val="center"/>
+          </w:tcPr>
+          <w:p>
+            <w:pPr>
+              <w:pStyle w:val="TableContents"/>
+              <w:rPr>
+                <w:rFonts w:ascii="Liberation Sans" w:hAnsi="Liberation Sans"/>
+                <w:sz w:val="24"/>
+                <w:szCs w:val="24"/>
+              </w:rPr>
+            </w:pPr>
+            <w:r>
+              <w:rPr>
+                <w:rFonts w:ascii="Liberation Sans" w:hAnsi="Liberation Sans"/>
+                <w:sz w:val="24"/>
+                <w:szCs w:val="24"/>
+              </w:rPr>
+              <w:t>Kéo đơn hàng thả vào máy.</w:t>
+            </w:r>
+          </w:p>
+        </w:tc>
+        <w:tc>
+          <w:tcPr>
+            <w:tcW w:w="1973" w:type="dxa"/>
+            <w:tcBorders>
+              <w:top w:val="single" w:sz="2" w:space="0" w:color="000000"/>
+            </w:tcBorders>
+            <w:tcMar>
+              <w:top w:w="75" w:type="dxa"/>
+              <w:bottom w:w="0" w:type="dxa"/>
+            </w:tcMar>
+            <w:vAlign w:val="center"/>
+          </w:tcPr>
+          <w:p>
+            <w:pPr>
+              <w:pStyle w:val="TableContents"/>
+              <w:rPr>
+                <w:rFonts w:ascii="Liberation Sans" w:hAnsi="Liberation Sans"/>
+                <w:sz w:val="24"/>
+                <w:szCs w:val="24"/>
+              </w:rPr>
+            </w:pPr>
+            <w:r>
+              <w:rPr>
+                <w:rFonts w:ascii="Liberation Sans" w:hAnsi="Liberation Sans"/>
+                <w:sz w:val="24"/>
+                <w:szCs w:val="24"/>
+              </w:rPr>
+              <w:t>{ WorkOrderId, WorkCenterId, StepOrder, ScheduledStart }</w:t>
+            </w:r>
+          </w:p>
+        </w:tc>
+        <w:tc>
+          <w:tcPr>
+            <w:tcW w:w="2228" w:type="dxa"/>
+            <w:tcBorders>
+              <w:top w:val="single" w:sz="2" w:space="0" w:color="000000"/>
+            </w:tcBorders>
+            <w:tcMar>
+              <w:top w:w="75" w:type="dxa"/>
+              <w:bottom w:w="0" w:type="dxa"/>
+            </w:tcMar>
+            <w:vAlign w:val="center"/>
+          </w:tcPr>
+          <w:p>
+            <w:pPr>
+              <w:pStyle w:val="TableContents"/>
+              <w:jc w:val="left"/>
+              <w:rPr>
+                <w:rFonts w:ascii="Liberation Sans" w:hAnsi="Liberation Sans"/>
+                <w:sz w:val="24"/>
+                <w:szCs w:val="24"/>
+              </w:rPr>
+            </w:pPr>
+            <w:r>
+              <w:rPr>
+                <w:rFonts w:ascii="Liberation Sans" w:hAnsi="Liberation Sans"/>
+                <w:sz w:val="24"/>
+                <w:szCs w:val="24"/>
+              </w:rPr>
+              <w:t>{</w:t>
+            </w:r>
+          </w:p>
+          <w:p>
+            <w:pPr>
+              <w:pStyle w:val="TableContents"/>
+              <w:jc w:val="left"/>
+              <w:rPr>
+                <w:rFonts w:ascii="Liberation Sans" w:hAnsi="Liberation Sans"/>
+                <w:sz w:val="24"/>
+                <w:szCs w:val="24"/>
+              </w:rPr>
+            </w:pPr>
+            <w:r>
+              <w:rPr>
+                <w:rFonts w:ascii="Liberation Sans" w:hAnsi="Liberation Sans"/>
+                <w:sz w:val="24"/>
+                <w:szCs w:val="24"/>
+              </w:rPr>
+              <w:t xml:space="preserve">    </w:t>
+            </w:r>
+            <w:r>
+              <w:rPr>
+                <w:rFonts w:ascii="Liberation Sans" w:hAnsi="Liberation Sans"/>
+                <w:sz w:val="24"/>
+                <w:szCs w:val="24"/>
+              </w:rPr>
+              <w:t xml:space="preserve">ok: </w:t>
+            </w:r>
+            <w:r>
+              <w:rPr>
+                <w:rFonts w:ascii="Liberation Sans" w:hAnsi="Liberation Sans"/>
+                <w:sz w:val="24"/>
+                <w:szCs w:val="24"/>
+              </w:rPr>
+              <w:t>Success/Fail,</w:t>
+            </w:r>
+          </w:p>
+          <w:p>
+            <w:pPr>
+              <w:pStyle w:val="TableContents"/>
+              <w:jc w:val="left"/>
+              <w:rPr>
+                <w:rFonts w:ascii="Liberation Sans" w:hAnsi="Liberation Sans"/>
+                <w:sz w:val="24"/>
+                <w:szCs w:val="24"/>
+              </w:rPr>
+            </w:pPr>
+            <w:r>
+              <w:rPr>
+                <w:rFonts w:ascii="Liberation Sans" w:hAnsi="Liberation Sans"/>
+                <w:sz w:val="24"/>
+                <w:szCs w:val="24"/>
+              </w:rPr>
+              <w:t xml:space="preserve">    </w:t>
+            </w:r>
+            <w:r>
+              <w:rPr>
+                <w:rFonts w:ascii="Liberation Sans" w:hAnsi="Liberation Sans"/>
+                <w:sz w:val="24"/>
+                <w:szCs w:val="24"/>
+              </w:rPr>
+              <w:t>error: “ …. ”</w:t>
+            </w:r>
+          </w:p>
+          <w:p>
+            <w:pPr>
+              <w:pStyle w:val="TableContents"/>
+              <w:jc w:val="left"/>
+              <w:rPr>
+                <w:rFonts w:ascii="Liberation Sans" w:hAnsi="Liberation Sans"/>
+                <w:sz w:val="24"/>
+                <w:szCs w:val="24"/>
+              </w:rPr>
+            </w:pPr>
+            <w:r>
+              <w:rPr>
+                <w:rFonts w:ascii="Liberation Sans" w:hAnsi="Liberation Sans"/>
+                <w:sz w:val="24"/>
+                <w:szCs w:val="24"/>
+              </w:rPr>
+              <w:t>}</w:t>
+            </w:r>
+          </w:p>
+        </w:tc>
+      </w:tr>
+      <w:tr>
+        <w:trPr/>
+        <w:tc>
+          <w:tcPr>
+            <w:tcW w:w="1028" w:type="dxa"/>
+            <w:tcBorders>
+              <w:top w:val="single" w:sz="2" w:space="0" w:color="000000"/>
+            </w:tcBorders>
+            <w:tcMar>
+              <w:top w:w="75" w:type="dxa"/>
+              <w:bottom w:w="0" w:type="dxa"/>
+            </w:tcMar>
+            <w:vAlign w:val="center"/>
+          </w:tcPr>
+          <w:p>
+            <w:pPr>
+              <w:pStyle w:val="TableContents"/>
+              <w:jc w:val="center"/>
+              <w:rPr>
+                <w:rFonts w:ascii="Liberation Sans" w:hAnsi="Liberation Sans"/>
+                <w:sz w:val="24"/>
+                <w:szCs w:val="24"/>
+              </w:rPr>
+            </w:pPr>
+            <w:r>
+              <w:rPr>
+                <w:rFonts w:ascii="Liberation Sans" w:hAnsi="Liberation Sans"/>
+                <w:sz w:val="24"/>
+                <w:szCs w:val="24"/>
+              </w:rPr>
+              <w:t>DELETE</w:t>
+            </w:r>
+          </w:p>
+        </w:tc>
+        <w:tc>
+          <w:tcPr>
+            <w:tcW w:w="2528" w:type="dxa"/>
+            <w:tcBorders>
+              <w:top w:val="single" w:sz="2" w:space="0" w:color="000000"/>
+            </w:tcBorders>
+            <w:tcMar>
+              <w:top w:w="75" w:type="dxa"/>
+              <w:bottom w:w="0" w:type="dxa"/>
+            </w:tcMar>
+            <w:vAlign w:val="center"/>
+          </w:tcPr>
+          <w:p>
+            <w:pPr>
+              <w:pStyle w:val="TableContents"/>
+              <w:rPr/>
+            </w:pPr>
+            <w:r>
+              <w:rPr>
+                <w:rStyle w:val="SourceText"/>
+                <w:rFonts w:ascii="Liberation Sans" w:hAnsi="Liberation Sans"/>
+                <w:sz w:val="24"/>
+                <w:szCs w:val="24"/>
+              </w:rPr>
+              <w:t>/api/dispatching-board/{id}</w:t>
+            </w:r>
+          </w:p>
+        </w:tc>
+        <w:tc>
+          <w:tcPr>
+            <w:tcW w:w="1881" w:type="dxa"/>
+            <w:tcBorders>
+              <w:top w:val="single" w:sz="2" w:space="0" w:color="000000"/>
+            </w:tcBorders>
+            <w:tcMar>
+              <w:top w:w="75" w:type="dxa"/>
+              <w:bottom w:w="0" w:type="dxa"/>
+            </w:tcMar>
+            <w:vAlign w:val="center"/>
+          </w:tcPr>
+          <w:p>
+            <w:pPr>
+              <w:pStyle w:val="TableContents"/>
+              <w:rPr>
+                <w:rFonts w:ascii="Liberation Sans" w:hAnsi="Liberation Sans"/>
+                <w:sz w:val="24"/>
+                <w:szCs w:val="24"/>
+              </w:rPr>
+            </w:pPr>
+            <w:r>
+              <w:rPr>
+                <w:rFonts w:ascii="Liberation Sans" w:hAnsi="Liberation Sans"/>
+                <w:sz w:val="24"/>
+                <w:szCs w:val="24"/>
+              </w:rPr>
+              <w:t>Hủy phân công, đưa task về lại danh sách chờ.</w:t>
+            </w:r>
+          </w:p>
+        </w:tc>
+        <w:tc>
+          <w:tcPr>
+            <w:tcW w:w="1973" w:type="dxa"/>
+            <w:tcBorders>
+              <w:top w:val="single" w:sz="2" w:space="0" w:color="000000"/>
+            </w:tcBorders>
+            <w:tcMar>
+              <w:top w:w="75" w:type="dxa"/>
+              <w:bottom w:w="0" w:type="dxa"/>
+            </w:tcMar>
+            <w:vAlign w:val="center"/>
+          </w:tcPr>
+          <w:p>
+            <w:pPr>
+              <w:pStyle w:val="TableContents"/>
+              <w:jc w:val="center"/>
+              <w:rPr>
+                <w:rFonts w:ascii="Liberation Sans" w:hAnsi="Liberation Sans"/>
+                <w:sz w:val="24"/>
+                <w:szCs w:val="24"/>
+              </w:rPr>
+            </w:pPr>
+            <w:r>
+              <w:rPr>
+                <w:rFonts w:ascii="Liberation Sans" w:hAnsi="Liberation Sans"/>
+                <w:sz w:val="24"/>
+                <w:szCs w:val="24"/>
+              </w:rPr>
+              <w:t>id</w:t>
+            </w:r>
+          </w:p>
+        </w:tc>
+        <w:tc>
+          <w:tcPr>
+            <w:tcW w:w="2228" w:type="dxa"/>
+            <w:tcBorders>
+              <w:top w:val="single" w:sz="2" w:space="0" w:color="000000"/>
+            </w:tcBorders>
+            <w:tcMar>
+              <w:top w:w="75" w:type="dxa"/>
+              <w:bottom w:w="0" w:type="dxa"/>
+            </w:tcMar>
+            <w:vAlign w:val="center"/>
+          </w:tcPr>
+          <w:p>
+            <w:pPr>
+              <w:pStyle w:val="TableContents"/>
+              <w:rPr>
+                <w:rFonts w:ascii="Liberation Sans" w:hAnsi="Liberation Sans"/>
+                <w:sz w:val="24"/>
+                <w:szCs w:val="24"/>
+              </w:rPr>
+            </w:pPr>
+            <w:r>
+              <w:rPr>
+                <w:rFonts w:ascii="Liberation Sans" w:hAnsi="Liberation Sans"/>
+                <w:sz w:val="24"/>
+                <w:szCs w:val="24"/>
+              </w:rPr>
+            </w:r>
+          </w:p>
+        </w:tc>
+      </w:tr>
+      <w:tr>
+        <w:trPr/>
+        <w:tc>
+          <w:tcPr>
+            <w:tcW w:w="1028" w:type="dxa"/>
+            <w:tcBorders>
+              <w:top w:val="single" w:sz="2" w:space="0" w:color="000000"/>
+            </w:tcBorders>
+            <w:tcMar>
+              <w:top w:w="75" w:type="dxa"/>
+              <w:bottom w:w="0" w:type="dxa"/>
+            </w:tcMar>
+            <w:vAlign w:val="center"/>
+          </w:tcPr>
+          <w:p>
+            <w:pPr>
+              <w:pStyle w:val="TableContents"/>
+              <w:jc w:val="center"/>
+              <w:rPr>
+                <w:rFonts w:ascii="Liberation Sans" w:hAnsi="Liberation Sans"/>
+                <w:sz w:val="24"/>
+                <w:szCs w:val="24"/>
+              </w:rPr>
+            </w:pPr>
+            <w:r>
+              <w:rPr>
+                <w:rFonts w:ascii="Liberation Sans" w:hAnsi="Liberation Sans"/>
+                <w:sz w:val="24"/>
+                <w:szCs w:val="24"/>
+              </w:rPr>
+              <w:t>GET</w:t>
+            </w:r>
+          </w:p>
+        </w:tc>
+        <w:tc>
+          <w:tcPr>
+            <w:tcW w:w="2528" w:type="dxa"/>
+            <w:tcBorders>
+              <w:top w:val="single" w:sz="2" w:space="0" w:color="000000"/>
+            </w:tcBorders>
+            <w:tcMar>
+              <w:top w:w="75" w:type="dxa"/>
+              <w:bottom w:w="0" w:type="dxa"/>
+            </w:tcMar>
+            <w:vAlign w:val="center"/>
+          </w:tcPr>
+          <w:p>
+            <w:pPr>
+              <w:pStyle w:val="TableContents"/>
+              <w:rPr/>
+            </w:pPr>
+            <w:r>
+              <w:rPr>
+                <w:rStyle w:val="SourceText"/>
+                <w:rFonts w:ascii="Liberation Sans" w:hAnsi="Liberation Sans"/>
+                <w:sz w:val="24"/>
+                <w:szCs w:val="24"/>
+              </w:rPr>
+              <w:t>/api/dispatching-board?date=...</w:t>
+            </w:r>
+          </w:p>
+        </w:tc>
+        <w:tc>
+          <w:tcPr>
+            <w:tcW w:w="1881" w:type="dxa"/>
+            <w:tcBorders>
+              <w:top w:val="single" w:sz="2" w:space="0" w:color="000000"/>
+            </w:tcBorders>
+            <w:tcMar>
+              <w:top w:w="75" w:type="dxa"/>
+              <w:bottom w:w="0" w:type="dxa"/>
+            </w:tcMar>
+            <w:vAlign w:val="center"/>
+          </w:tcPr>
+          <w:p>
+            <w:pPr>
+              <w:pStyle w:val="TableContents"/>
+              <w:rPr>
+                <w:rFonts w:ascii="Liberation Sans" w:hAnsi="Liberation Sans"/>
+                <w:sz w:val="24"/>
+                <w:szCs w:val="24"/>
+              </w:rPr>
+            </w:pPr>
+            <w:r>
+              <w:rPr>
+                <w:rFonts w:ascii="Liberation Sans" w:hAnsi="Liberation Sans"/>
+                <w:sz w:val="24"/>
+                <w:szCs w:val="24"/>
+              </w:rPr>
+              <w:t>Lấy các công việc đã được gán vào máy để hiển thị lên Board (thường dùng cho Gantt Chart hoặc hiển thị danh sách task dưới mỗi máy)</w:t>
+            </w:r>
+          </w:p>
+        </w:tc>
+        <w:tc>
+          <w:tcPr>
+            <w:tcW w:w="1973" w:type="dxa"/>
+            <w:tcBorders>
+              <w:top w:val="single" w:sz="2" w:space="0" w:color="000000"/>
+            </w:tcBorders>
+            <w:tcMar>
+              <w:top w:w="75" w:type="dxa"/>
+              <w:bottom w:w="0" w:type="dxa"/>
+            </w:tcMar>
+            <w:vAlign w:val="center"/>
+          </w:tcPr>
+          <w:p>
+            <w:pPr>
+              <w:pStyle w:val="TableContents"/>
+              <w:rPr>
+                <w:rFonts w:ascii="Liberation Sans" w:hAnsi="Liberation Sans"/>
+                <w:sz w:val="24"/>
+                <w:szCs w:val="24"/>
+              </w:rPr>
+            </w:pPr>
+            <w:r>
+              <w:rPr>
+                <w:rFonts w:ascii="Liberation Sans" w:hAnsi="Liberation Sans"/>
+                <w:sz w:val="24"/>
+                <w:szCs w:val="24"/>
+              </w:rPr>
+              <w:t>date (hoặc khoảng thời gian )</w:t>
+            </w:r>
+          </w:p>
+        </w:tc>
+        <w:tc>
+          <w:tcPr>
+            <w:tcW w:w="2228" w:type="dxa"/>
+            <w:tcBorders>
+              <w:top w:val="single" w:sz="2" w:space="0" w:color="000000"/>
+            </w:tcBorders>
+            <w:tcMar>
+              <w:top w:w="75" w:type="dxa"/>
+              <w:bottom w:w="0" w:type="dxa"/>
+            </w:tcMar>
+            <w:vAlign w:val="center"/>
+          </w:tcPr>
+          <w:p>
+            <w:pPr>
+              <w:pStyle w:val="TableContents"/>
+              <w:rPr>
+                <w:rFonts w:ascii="Liberation Sans" w:hAnsi="Liberation Sans"/>
+                <w:sz w:val="24"/>
+                <w:szCs w:val="24"/>
+              </w:rPr>
+            </w:pPr>
+            <w:r>
+              <w:rPr>
+                <w:rFonts w:ascii="Liberation Sans" w:hAnsi="Liberation Sans"/>
+                <w:sz w:val="24"/>
+                <w:szCs w:val="24"/>
+              </w:rPr>
+              <w:t>Danh sách các task đã gán (WorkOrderId, WorkCenterId, ScheduledStart, ScheduledEnd, Status).</w:t>
+            </w:r>
+          </w:p>
+        </w:tc>
+      </w:tr>
+    </w:tbl>
+    <w:p>
+      <w:pPr>
+        <w:pStyle w:val="TextBody"/>
+        <w:bidi w:val="0"/>
+        <w:jc w:val="left"/>
+        <w:rPr>
+          <w:rFonts w:ascii="Liberation Sans" w:hAnsi="Liberation Sans"/>
+          <w:sz w:val="24"/>
+          <w:szCs w:val="24"/>
+        </w:rPr>
+      </w:pPr>
+      <w:r>
+        <w:rPr>
+          <w:rFonts w:ascii="Liberation Sans" w:hAnsi="Liberation Sans"/>
+          <w:sz w:val="24"/>
+          <w:szCs w:val="24"/>
+        </w:rPr>
+      </w:r>
+    </w:p>
+    <w:p>
+      <w:pPr>
+        <w:pStyle w:val="TextBody"/>
+        <w:bidi w:val="0"/>
+        <w:spacing w:before="0" w:after="140"/>
+        <w:jc w:val="left"/>
+        <w:rPr>
+          <w:rFonts w:ascii="Liberation Sans" w:hAnsi="Liberation Sans"/>
+          <w:sz w:val="24"/>
+          <w:szCs w:val="24"/>
+        </w:rPr>
+      </w:pPr>
+      <w:r>
+        <w:rPr>
+          <w:rFonts w:ascii="Liberation Sans" w:hAnsi="Liberation Sans"/>
+          <w:sz w:val="24"/>
+          <w:szCs w:val="24"/>
+        </w:rPr>
+        <w:t>c. Sản xuất</w:t>
+      </w:r>
+    </w:p>
+    <w:tbl>
+      <w:tblPr>
+        <w:tblW w:w="9638" w:type="dxa"/>
+        <w:jc w:val="left"/>
+        <w:tblInd w:w="0" w:type="dxa"/>
+        <w:tblLayout w:type="fixed"/>
+        <w:tblCellMar>
+          <w:top w:w="0" w:type="dxa"/>
+          <w:left w:w="0" w:type="dxa"/>
+          <w:bottom w:w="75" w:type="dxa"/>
+          <w:right w:w="0" w:type="dxa"/>
+        </w:tblCellMar>
+      </w:tblPr>
+      <w:tblGrid>
+        <w:gridCol w:w="921"/>
+        <w:gridCol w:w="3136"/>
+        <w:gridCol w:w="2862"/>
+        <w:gridCol w:w="1381"/>
+        <w:gridCol w:w="1338"/>
+      </w:tblGrid>
+      <w:tr>
+        <w:trPr>
+          <w:tblHeader w:val="true"/>
+        </w:trPr>
+        <w:tc>
+          <w:tcPr>
+            <w:tcW w:w="921" w:type="dxa"/>
+            <w:tcBorders>
+              <w:bottom w:val="single" w:sz="2" w:space="0" w:color="000000"/>
+            </w:tcBorders>
+            <w:vAlign w:val="center"/>
+          </w:tcPr>
+          <w:p>
+            <w:pPr>
+              <w:pStyle w:val="TableHeading"/>
+              <w:jc w:val="center"/>
+              <w:rPr>
+                <w:rFonts w:ascii="Liberation Sans" w:hAnsi="Liberation Sans"/>
+                <w:sz w:val="24"/>
+                <w:szCs w:val="24"/>
+              </w:rPr>
+            </w:pPr>
+            <w:r>
+              <w:rPr>
+                <w:rFonts w:ascii="Liberation Sans" w:hAnsi="Liberation Sans"/>
+                <w:sz w:val="24"/>
+                <w:szCs w:val="24"/>
+              </w:rPr>
+              <w:t>Method</w:t>
+            </w:r>
+          </w:p>
+        </w:tc>
+        <w:tc>
+          <w:tcPr>
+            <w:tcW w:w="3136" w:type="dxa"/>
+            <w:tcBorders>
+              <w:bottom w:val="single" w:sz="2" w:space="0" w:color="000000"/>
+            </w:tcBorders>
+            <w:vAlign w:val="center"/>
+          </w:tcPr>
+          <w:p>
+            <w:pPr>
+              <w:pStyle w:val="TableHeading"/>
+              <w:jc w:val="center"/>
+              <w:rPr>
+                <w:rFonts w:ascii="Liberation Sans" w:hAnsi="Liberation Sans"/>
+                <w:sz w:val="24"/>
+                <w:szCs w:val="24"/>
+              </w:rPr>
+            </w:pPr>
+            <w:r>
+              <w:rPr>
+                <w:rFonts w:ascii="Liberation Sans" w:hAnsi="Liberation Sans"/>
+                <w:sz w:val="24"/>
+                <w:szCs w:val="24"/>
+              </w:rPr>
+              <w:t>Endpoint</w:t>
+            </w:r>
+          </w:p>
+        </w:tc>
+        <w:tc>
+          <w:tcPr>
+            <w:tcW w:w="2862" w:type="dxa"/>
+            <w:tcBorders>
+              <w:bottom w:val="single" w:sz="2" w:space="0" w:color="000000"/>
+            </w:tcBorders>
+            <w:vAlign w:val="center"/>
+          </w:tcPr>
+          <w:p>
+            <w:pPr>
+              <w:pStyle w:val="TableHeading"/>
+              <w:jc w:val="center"/>
+              <w:rPr>
+                <w:rFonts w:ascii="Liberation Sans" w:hAnsi="Liberation Sans"/>
+                <w:sz w:val="24"/>
+                <w:szCs w:val="24"/>
+              </w:rPr>
+            </w:pPr>
+            <w:r>
+              <w:rPr>
+                <w:rFonts w:ascii="Liberation Sans" w:hAnsi="Liberation Sans"/>
+                <w:sz w:val="24"/>
+                <w:szCs w:val="24"/>
+              </w:rPr>
+              <w:t>Mục đích</w:t>
+            </w:r>
+          </w:p>
+        </w:tc>
+        <w:tc>
+          <w:tcPr>
+            <w:tcW w:w="1381" w:type="dxa"/>
+            <w:tcBorders>
+              <w:bottom w:val="single" w:sz="2" w:space="0" w:color="000000"/>
+            </w:tcBorders>
+            <w:vAlign w:val="center"/>
+          </w:tcPr>
+          <w:p>
+            <w:pPr>
+              <w:pStyle w:val="TableHeading"/>
+              <w:jc w:val="center"/>
+              <w:rPr>
+                <w:rFonts w:ascii="Liberation Sans" w:hAnsi="Liberation Sans"/>
+                <w:sz w:val="24"/>
+                <w:szCs w:val="24"/>
+              </w:rPr>
+            </w:pPr>
+            <w:r>
+              <w:rPr>
+                <w:rFonts w:ascii="Liberation Sans" w:hAnsi="Liberation Sans"/>
+                <w:sz w:val="24"/>
+                <w:szCs w:val="24"/>
+              </w:rPr>
+              <w:t>Input</w:t>
+            </w:r>
+          </w:p>
+        </w:tc>
+        <w:tc>
+          <w:tcPr>
+            <w:tcW w:w="1338" w:type="dxa"/>
+            <w:tcBorders>
+              <w:bottom w:val="single" w:sz="2" w:space="0" w:color="000000"/>
+            </w:tcBorders>
+            <w:vAlign w:val="center"/>
+          </w:tcPr>
+          <w:p>
+            <w:pPr>
+              <w:pStyle w:val="TableHeading"/>
+              <w:jc w:val="center"/>
+              <w:rPr>
+                <w:rFonts w:ascii="Liberation Sans" w:hAnsi="Liberation Sans"/>
+                <w:sz w:val="24"/>
+                <w:szCs w:val="24"/>
+              </w:rPr>
+            </w:pPr>
+            <w:r>
+              <w:rPr>
+                <w:rFonts w:ascii="Liberation Sans" w:hAnsi="Liberation Sans"/>
+                <w:sz w:val="24"/>
+                <w:szCs w:val="24"/>
+              </w:rPr>
+              <w:t>Output</w:t>
+            </w:r>
+          </w:p>
+        </w:tc>
+      </w:tr>
+      <w:tr>
+        <w:trPr/>
+        <w:tc>
+          <w:tcPr>
+            <w:tcW w:w="921" w:type="dxa"/>
+            <w:tcBorders/>
+            <w:tcMar>
+              <w:bottom w:w="0" w:type="dxa"/>
+            </w:tcMar>
+            <w:vAlign w:val="center"/>
+          </w:tcPr>
+          <w:p>
+            <w:pPr>
+              <w:pStyle w:val="TableContents"/>
+              <w:jc w:val="center"/>
+              <w:rPr>
+                <w:rFonts w:ascii="Liberation Sans" w:hAnsi="Liberation Sans"/>
+                <w:sz w:val="24"/>
+                <w:szCs w:val="24"/>
+              </w:rPr>
+            </w:pPr>
+            <w:r>
+              <w:rPr>
+                <w:rFonts w:ascii="Liberation Sans" w:hAnsi="Liberation Sans"/>
+                <w:sz w:val="24"/>
+                <w:szCs w:val="24"/>
+              </w:rPr>
+              <w:t>PATCH</w:t>
+            </w:r>
+          </w:p>
+        </w:tc>
+        <w:tc>
+          <w:tcPr>
+            <w:tcW w:w="3136" w:type="dxa"/>
+            <w:tcBorders/>
+            <w:tcMar>
+              <w:bottom w:w="0" w:type="dxa"/>
+            </w:tcMar>
+            <w:vAlign w:val="center"/>
+          </w:tcPr>
+          <w:p>
+            <w:pPr>
+              <w:pStyle w:val="TableContents"/>
+              <w:rPr/>
+            </w:pPr>
+            <w:r>
+              <w:rPr>
+                <w:rStyle w:val="SourceText"/>
+                <w:rFonts w:ascii="Liberation Sans" w:hAnsi="Liberation Sans"/>
+                <w:sz w:val="24"/>
+                <w:szCs w:val="24"/>
+              </w:rPr>
+              <w:t>/api/dispatching-board/{id}/start</w:t>
+            </w:r>
+          </w:p>
+        </w:tc>
+        <w:tc>
+          <w:tcPr>
+            <w:tcW w:w="2862" w:type="dxa"/>
+            <w:tcBorders/>
+            <w:tcMar>
+              <w:bottom w:w="0" w:type="dxa"/>
+            </w:tcMar>
+            <w:vAlign w:val="center"/>
+          </w:tcPr>
+          <w:p>
+            <w:pPr>
+              <w:pStyle w:val="TableContents"/>
+              <w:rPr/>
+            </w:pPr>
+            <w:r>
+              <w:rPr>
+                <w:rFonts w:ascii="Liberation Sans" w:hAnsi="Liberation Sans"/>
+                <w:sz w:val="24"/>
+                <w:szCs w:val="24"/>
+              </w:rPr>
+              <w:t xml:space="preserve">Công nhân bấm </w:t>
+            </w:r>
+            <w:r>
+              <w:rPr>
+                <w:rStyle w:val="StrongEmphasis"/>
+                <w:rFonts w:ascii="Liberation Sans" w:hAnsi="Liberation Sans"/>
+                <w:sz w:val="24"/>
+                <w:szCs w:val="24"/>
+              </w:rPr>
+              <w:t>Bắt đầu</w:t>
+            </w:r>
+            <w:r>
+              <w:rPr>
+                <w:rFonts w:ascii="Liberation Sans" w:hAnsi="Liberation Sans"/>
+                <w:sz w:val="24"/>
+                <w:szCs w:val="24"/>
+              </w:rPr>
+              <w:t>.</w:t>
+            </w:r>
+          </w:p>
+        </w:tc>
+        <w:tc>
+          <w:tcPr>
+            <w:tcW w:w="1381" w:type="dxa"/>
+            <w:tcBorders/>
+            <w:tcMar>
+              <w:bottom w:w="0" w:type="dxa"/>
+            </w:tcMar>
+            <w:vAlign w:val="center"/>
+          </w:tcPr>
+          <w:p>
+            <w:pPr>
+              <w:pStyle w:val="TableContents"/>
+              <w:jc w:val="center"/>
+              <w:rPr>
+                <w:rFonts w:ascii="Liberation Sans" w:hAnsi="Liberation Sans"/>
+                <w:sz w:val="24"/>
+                <w:szCs w:val="24"/>
+              </w:rPr>
+            </w:pPr>
+            <w:r>
+              <w:rPr>
+                <w:rFonts w:ascii="Liberation Sans" w:hAnsi="Liberation Sans"/>
+                <w:sz w:val="24"/>
+                <w:szCs w:val="24"/>
+              </w:rPr>
+              <w:t>id</w:t>
+            </w:r>
+          </w:p>
+        </w:tc>
+        <w:tc>
+          <w:tcPr>
+            <w:tcW w:w="1338" w:type="dxa"/>
+            <w:tcBorders/>
+            <w:tcMar>
+              <w:bottom w:w="0" w:type="dxa"/>
+            </w:tcMar>
+            <w:vAlign w:val="center"/>
+          </w:tcPr>
+          <w:p>
+            <w:pPr>
+              <w:pStyle w:val="TableContents"/>
+              <w:rPr>
+                <w:rFonts w:ascii="Liberation Sans" w:hAnsi="Liberation Sans"/>
+                <w:sz w:val="24"/>
+                <w:szCs w:val="24"/>
+              </w:rPr>
+            </w:pPr>
+            <w:r>
+              <w:rPr>
+                <w:rFonts w:ascii="Liberation Sans" w:hAnsi="Liberation Sans"/>
+                <w:sz w:val="24"/>
+                <w:szCs w:val="24"/>
+              </w:rPr>
+            </w:r>
+          </w:p>
+        </w:tc>
+      </w:tr>
+      <w:tr>
+        <w:trPr/>
+        <w:tc>
+          <w:tcPr>
+            <w:tcW w:w="921" w:type="dxa"/>
+            <w:tcBorders>
+              <w:top w:val="single" w:sz="2" w:space="0" w:color="000000"/>
+            </w:tcBorders>
+            <w:tcMar>
+              <w:top w:w="75" w:type="dxa"/>
+              <w:bottom w:w="0" w:type="dxa"/>
+            </w:tcMar>
+            <w:vAlign w:val="center"/>
+          </w:tcPr>
+          <w:p>
+            <w:pPr>
+              <w:pStyle w:val="TableContents"/>
+              <w:jc w:val="center"/>
+              <w:rPr>
+                <w:rFonts w:ascii="Liberation Sans" w:hAnsi="Liberation Sans"/>
+                <w:sz w:val="24"/>
+                <w:szCs w:val="24"/>
+              </w:rPr>
+            </w:pPr>
+            <w:r>
+              <w:rPr>
+                <w:rFonts w:ascii="Liberation Sans" w:hAnsi="Liberation Sans"/>
+                <w:sz w:val="24"/>
+                <w:szCs w:val="24"/>
+              </w:rPr>
+              <w:t>PATCH</w:t>
+            </w:r>
+          </w:p>
+        </w:tc>
+        <w:tc>
+          <w:tcPr>
+            <w:tcW w:w="3136" w:type="dxa"/>
+            <w:tcBorders>
+              <w:top w:val="single" w:sz="2" w:space="0" w:color="000000"/>
+            </w:tcBorders>
+            <w:tcMar>
+              <w:top w:w="75" w:type="dxa"/>
+              <w:bottom w:w="0" w:type="dxa"/>
+            </w:tcMar>
+            <w:vAlign w:val="center"/>
+          </w:tcPr>
+          <w:p>
+            <w:pPr>
+              <w:pStyle w:val="TableContents"/>
+              <w:rPr/>
+            </w:pPr>
+            <w:r>
+              <w:rPr>
+                <w:rStyle w:val="SourceText"/>
+                <w:rFonts w:ascii="Liberation Sans" w:hAnsi="Liberation Sans"/>
+                <w:sz w:val="24"/>
+                <w:szCs w:val="24"/>
+              </w:rPr>
+              <w:t>/api/dispatching-board/{id}/report</w:t>
+            </w:r>
+          </w:p>
+        </w:tc>
+        <w:tc>
+          <w:tcPr>
+            <w:tcW w:w="2862" w:type="dxa"/>
+            <w:tcBorders>
+              <w:top w:val="single" w:sz="2" w:space="0" w:color="000000"/>
+            </w:tcBorders>
+            <w:tcMar>
+              <w:top w:w="75" w:type="dxa"/>
+              <w:bottom w:w="0" w:type="dxa"/>
+            </w:tcMar>
+            <w:vAlign w:val="center"/>
+          </w:tcPr>
+          <w:p>
+            <w:pPr>
+              <w:pStyle w:val="TableContents"/>
+              <w:rPr>
+                <w:rFonts w:ascii="Liberation Sans" w:hAnsi="Liberation Sans"/>
+                <w:sz w:val="24"/>
+                <w:szCs w:val="24"/>
+              </w:rPr>
+            </w:pPr>
+            <w:r>
+              <w:rPr>
+                <w:rFonts w:ascii="Liberation Sans" w:hAnsi="Liberation Sans"/>
+                <w:sz w:val="24"/>
+                <w:szCs w:val="24"/>
+              </w:rPr>
+              <w:t>Cập nhật số lượng đã làm được (ActualQuantity).</w:t>
+            </w:r>
+          </w:p>
+        </w:tc>
+        <w:tc>
+          <w:tcPr>
+            <w:tcW w:w="1381" w:type="dxa"/>
+            <w:tcBorders>
+              <w:top w:val="single" w:sz="2" w:space="0" w:color="000000"/>
+            </w:tcBorders>
+            <w:tcMar>
+              <w:top w:w="75" w:type="dxa"/>
+              <w:bottom w:w="0" w:type="dxa"/>
+            </w:tcMar>
+            <w:vAlign w:val="center"/>
+          </w:tcPr>
+          <w:p>
+            <w:pPr>
+              <w:pStyle w:val="TableContents"/>
+              <w:jc w:val="center"/>
+              <w:rPr>
+                <w:rFonts w:ascii="Liberation Sans" w:hAnsi="Liberation Sans"/>
+                <w:sz w:val="24"/>
+                <w:szCs w:val="24"/>
+              </w:rPr>
+            </w:pPr>
+            <w:r>
+              <w:rPr>
+                <w:rFonts w:ascii="Liberation Sans" w:hAnsi="Liberation Sans"/>
+                <w:sz w:val="24"/>
+                <w:szCs w:val="24"/>
+              </w:rPr>
+              <w:t>id</w:t>
+            </w:r>
+          </w:p>
+        </w:tc>
+        <w:tc>
+          <w:tcPr>
+            <w:tcW w:w="1338" w:type="dxa"/>
+            <w:tcBorders>
+              <w:top w:val="single" w:sz="2" w:space="0" w:color="000000"/>
+            </w:tcBorders>
+            <w:tcMar>
+              <w:top w:w="75" w:type="dxa"/>
+              <w:bottom w:w="0" w:type="dxa"/>
+            </w:tcMar>
+            <w:vAlign w:val="center"/>
+          </w:tcPr>
+          <w:p>
+            <w:pPr>
+              <w:pStyle w:val="TableContents"/>
+              <w:rPr>
+                <w:rFonts w:ascii="Liberation Sans" w:hAnsi="Liberation Sans"/>
+                <w:sz w:val="24"/>
+                <w:szCs w:val="24"/>
+              </w:rPr>
+            </w:pPr>
+            <w:r>
+              <w:rPr>
+                <w:rFonts w:ascii="Liberation Sans" w:hAnsi="Liberation Sans"/>
+                <w:sz w:val="24"/>
+                <w:szCs w:val="24"/>
+              </w:rPr>
+            </w:r>
+          </w:p>
+        </w:tc>
+      </w:tr>
+      <w:tr>
+        <w:trPr/>
+        <w:tc>
+          <w:tcPr>
+            <w:tcW w:w="921" w:type="dxa"/>
+            <w:tcBorders>
+              <w:top w:val="single" w:sz="2" w:space="0" w:color="000000"/>
+            </w:tcBorders>
+            <w:tcMar>
+              <w:top w:w="75" w:type="dxa"/>
+              <w:bottom w:w="0" w:type="dxa"/>
+            </w:tcMar>
+            <w:vAlign w:val="center"/>
+          </w:tcPr>
+          <w:p>
+            <w:pPr>
+              <w:pStyle w:val="TableContents"/>
+              <w:jc w:val="center"/>
+              <w:rPr>
+                <w:rFonts w:ascii="Liberation Sans" w:hAnsi="Liberation Sans"/>
+                <w:sz w:val="24"/>
+                <w:szCs w:val="24"/>
+              </w:rPr>
+            </w:pPr>
+            <w:r>
+              <w:rPr>
+                <w:rFonts w:ascii="Liberation Sans" w:hAnsi="Liberation Sans"/>
+                <w:sz w:val="24"/>
+                <w:szCs w:val="24"/>
+              </w:rPr>
+              <w:t>PATCH</w:t>
+            </w:r>
+          </w:p>
+        </w:tc>
+        <w:tc>
+          <w:tcPr>
+            <w:tcW w:w="3136" w:type="dxa"/>
+            <w:tcBorders>
+              <w:top w:val="single" w:sz="2" w:space="0" w:color="000000"/>
+            </w:tcBorders>
+            <w:tcMar>
+              <w:top w:w="75" w:type="dxa"/>
+              <w:bottom w:w="0" w:type="dxa"/>
+            </w:tcMar>
+            <w:vAlign w:val="center"/>
+          </w:tcPr>
+          <w:p>
+            <w:pPr>
+              <w:pStyle w:val="TableContents"/>
+              <w:rPr/>
+            </w:pPr>
+            <w:r>
+              <w:rPr>
+                <w:rStyle w:val="SourceText"/>
+                <w:rFonts w:ascii="Liberation Sans" w:hAnsi="Liberation Sans"/>
+                <w:sz w:val="24"/>
+                <w:szCs w:val="24"/>
+              </w:rPr>
+              <w:t>/api/dispatching-board/{id}/complete</w:t>
+            </w:r>
+          </w:p>
+        </w:tc>
+        <w:tc>
+          <w:tcPr>
+            <w:tcW w:w="2862" w:type="dxa"/>
+            <w:tcBorders>
+              <w:top w:val="single" w:sz="2" w:space="0" w:color="000000"/>
+            </w:tcBorders>
+            <w:tcMar>
+              <w:top w:w="75" w:type="dxa"/>
+              <w:bottom w:w="0" w:type="dxa"/>
+            </w:tcMar>
+            <w:vAlign w:val="center"/>
+          </w:tcPr>
+          <w:p>
+            <w:pPr>
+              <w:pStyle w:val="TableContents"/>
+              <w:rPr>
+                <w:rFonts w:ascii="Liberation Sans" w:hAnsi="Liberation Sans"/>
+                <w:sz w:val="24"/>
+                <w:szCs w:val="24"/>
+              </w:rPr>
+            </w:pPr>
+            <w:r>
+              <w:rPr>
+                <w:rFonts w:ascii="Liberation Sans" w:hAnsi="Liberation Sans"/>
+                <w:sz w:val="24"/>
+                <w:szCs w:val="24"/>
+              </w:rPr>
+              <w:t>Hoàn thành công đoạn.</w:t>
+            </w:r>
+          </w:p>
+        </w:tc>
+        <w:tc>
+          <w:tcPr>
+            <w:tcW w:w="1381" w:type="dxa"/>
+            <w:tcBorders>
+              <w:top w:val="single" w:sz="2" w:space="0" w:color="000000"/>
+            </w:tcBorders>
+            <w:tcMar>
+              <w:top w:w="75" w:type="dxa"/>
+              <w:bottom w:w="0" w:type="dxa"/>
+            </w:tcMar>
+            <w:vAlign w:val="center"/>
+          </w:tcPr>
+          <w:p>
+            <w:pPr>
+              <w:pStyle w:val="TableContents"/>
+              <w:jc w:val="center"/>
+              <w:rPr>
+                <w:rFonts w:ascii="Liberation Sans" w:hAnsi="Liberation Sans"/>
+                <w:sz w:val="24"/>
+                <w:szCs w:val="24"/>
+              </w:rPr>
+            </w:pPr>
+            <w:r>
+              <w:rPr>
+                <w:rFonts w:ascii="Liberation Sans" w:hAnsi="Liberation Sans"/>
+                <w:sz w:val="24"/>
+                <w:szCs w:val="24"/>
+              </w:rPr>
+              <w:t>id</w:t>
+            </w:r>
+          </w:p>
+        </w:tc>
+        <w:tc>
+          <w:tcPr>
+            <w:tcW w:w="1338" w:type="dxa"/>
+            <w:tcBorders>
+              <w:top w:val="single" w:sz="2" w:space="0" w:color="000000"/>
+            </w:tcBorders>
+            <w:tcMar>
+              <w:top w:w="75" w:type="dxa"/>
+              <w:bottom w:w="0" w:type="dxa"/>
+            </w:tcMar>
+            <w:vAlign w:val="center"/>
+          </w:tcPr>
+          <w:p>
+            <w:pPr>
+              <w:pStyle w:val="TableContents"/>
+              <w:rPr>
+                <w:rFonts w:ascii="Liberation Sans" w:hAnsi="Liberation Sans"/>
+                <w:sz w:val="24"/>
+                <w:szCs w:val="24"/>
+              </w:rPr>
+            </w:pPr>
+            <w:r>
+              <w:rPr>
+                <w:rFonts w:ascii="Liberation Sans" w:hAnsi="Liberation Sans"/>
+                <w:sz w:val="24"/>
+                <w:szCs w:val="24"/>
+              </w:rPr>
+            </w:r>
+          </w:p>
+        </w:tc>
+      </w:tr>
+      <w:tr>
+        <w:trPr/>
+        <w:tc>
+          <w:tcPr>
+            <w:tcW w:w="921" w:type="dxa"/>
+            <w:tcBorders>
+              <w:top w:val="single" w:sz="2" w:space="0" w:color="000000"/>
+            </w:tcBorders>
+            <w:tcMar>
+              <w:top w:w="75" w:type="dxa"/>
+              <w:bottom w:w="0" w:type="dxa"/>
+            </w:tcMar>
+            <w:vAlign w:val="center"/>
+          </w:tcPr>
+          <w:p>
+            <w:pPr>
+              <w:pStyle w:val="TableContents"/>
+              <w:jc w:val="center"/>
+              <w:rPr>
+                <w:rFonts w:ascii="Liberation Sans" w:hAnsi="Liberation Sans"/>
+                <w:sz w:val="24"/>
+                <w:szCs w:val="24"/>
+              </w:rPr>
+            </w:pPr>
+            <w:r>
+              <w:rPr>
+                <w:rFonts w:ascii="Liberation Sans" w:hAnsi="Liberation Sans"/>
+                <w:sz w:val="24"/>
+                <w:szCs w:val="24"/>
+              </w:rPr>
+              <w:t>PATCH</w:t>
+            </w:r>
+          </w:p>
+        </w:tc>
+        <w:tc>
+          <w:tcPr>
+            <w:tcW w:w="3136" w:type="dxa"/>
+            <w:tcBorders>
+              <w:top w:val="single" w:sz="2" w:space="0" w:color="000000"/>
+            </w:tcBorders>
+            <w:tcMar>
+              <w:top w:w="75" w:type="dxa"/>
+              <w:bottom w:w="0" w:type="dxa"/>
+            </w:tcMar>
+            <w:vAlign w:val="center"/>
+          </w:tcPr>
+          <w:p>
+            <w:pPr>
+              <w:pStyle w:val="TableContents"/>
+              <w:rPr/>
+            </w:pPr>
+            <w:r>
+              <w:rPr>
+                <w:rStyle w:val="SourceText"/>
+                <w:rFonts w:ascii="Liberation Sans" w:hAnsi="Liberation Sans"/>
+                <w:sz w:val="24"/>
+                <w:szCs w:val="24"/>
+              </w:rPr>
+              <w:t>/api/dispatching-board/{id}/status</w:t>
+            </w:r>
+          </w:p>
+        </w:tc>
+        <w:tc>
+          <w:tcPr>
+            <w:tcW w:w="2862" w:type="dxa"/>
+            <w:tcBorders>
+              <w:top w:val="single" w:sz="2" w:space="0" w:color="000000"/>
+            </w:tcBorders>
+            <w:tcMar>
+              <w:top w:w="75" w:type="dxa"/>
+              <w:bottom w:w="0" w:type="dxa"/>
+            </w:tcMar>
+            <w:vAlign w:val="center"/>
+          </w:tcPr>
+          <w:p>
+            <w:pPr>
+              <w:pStyle w:val="TableContents"/>
+              <w:rPr>
+                <w:rFonts w:ascii="Liberation Sans" w:hAnsi="Liberation Sans"/>
+                <w:sz w:val="24"/>
+                <w:szCs w:val="24"/>
+              </w:rPr>
+            </w:pPr>
+            <w:r>
+              <w:rPr>
+                <w:rFonts w:ascii="Liberation Sans" w:hAnsi="Liberation Sans"/>
+                <w:sz w:val="24"/>
+                <w:szCs w:val="24"/>
+              </w:rPr>
+              <w:t>Cập nhật trạng thái thực tế của công việc.</w:t>
+            </w:r>
+          </w:p>
+        </w:tc>
+        <w:tc>
+          <w:tcPr>
+            <w:tcW w:w="1381" w:type="dxa"/>
+            <w:tcBorders>
+              <w:top w:val="single" w:sz="2" w:space="0" w:color="000000"/>
+            </w:tcBorders>
+            <w:tcMar>
+              <w:top w:w="75" w:type="dxa"/>
+              <w:bottom w:w="0" w:type="dxa"/>
+            </w:tcMar>
+            <w:vAlign w:val="center"/>
+          </w:tcPr>
+          <w:p>
+            <w:pPr>
+              <w:pStyle w:val="TableContents"/>
+              <w:jc w:val="center"/>
+              <w:rPr>
+                <w:rFonts w:ascii="Liberation Sans" w:hAnsi="Liberation Sans"/>
+                <w:sz w:val="24"/>
+                <w:szCs w:val="24"/>
+              </w:rPr>
+            </w:pPr>
+            <w:r>
+              <w:rPr>
+                <w:rFonts w:ascii="Liberation Sans" w:hAnsi="Liberation Sans"/>
+                <w:sz w:val="24"/>
+                <w:szCs w:val="24"/>
+              </w:rPr>
+              <w:t>{ Status: "Processing" | "Completed" | "Hold" }</w:t>
+            </w:r>
+          </w:p>
+        </w:tc>
+        <w:tc>
+          <w:tcPr>
+            <w:tcW w:w="1338" w:type="dxa"/>
+            <w:tcBorders>
+              <w:top w:val="single" w:sz="2" w:space="0" w:color="000000"/>
+            </w:tcBorders>
+            <w:tcMar>
+              <w:top w:w="75" w:type="dxa"/>
+              <w:bottom w:w="0" w:type="dxa"/>
+            </w:tcMar>
+            <w:vAlign w:val="center"/>
+          </w:tcPr>
+          <w:p>
+            <w:pPr>
+              <w:pStyle w:val="TableContents"/>
+              <w:rPr>
+                <w:rFonts w:ascii="Liberation Sans" w:hAnsi="Liberation Sans"/>
+                <w:sz w:val="24"/>
+                <w:szCs w:val="24"/>
+              </w:rPr>
+            </w:pPr>
+            <w:r>
+              <w:rPr>
+                <w:rFonts w:ascii="Liberation Sans" w:hAnsi="Liberation Sans"/>
+                <w:sz w:val="24"/>
+                <w:szCs w:val="24"/>
+              </w:rPr>
+              <w:t xml:space="preserve">Cập nhật </w:t>
+            </w:r>
+            <w:r>
+              <w:rPr>
+                <w:rStyle w:val="SourceText"/>
+                <w:rFonts w:ascii="Liberation Sans" w:hAnsi="Liberation Sans"/>
+                <w:sz w:val="24"/>
+                <w:szCs w:val="24"/>
+              </w:rPr>
+              <w:t>ActualStart</w:t>
+            </w:r>
+            <w:r>
+              <w:rPr>
+                <w:rFonts w:ascii="Liberation Sans" w:hAnsi="Liberation Sans"/>
+                <w:sz w:val="24"/>
+                <w:szCs w:val="24"/>
+              </w:rPr>
+              <w:t xml:space="preserve"> (nếu bắt đầu) hoặc </w:t>
+            </w:r>
+            <w:r>
+              <w:rPr>
+                <w:rStyle w:val="SourceText"/>
+                <w:rFonts w:ascii="Liberation Sans" w:hAnsi="Liberation Sans"/>
+                <w:sz w:val="24"/>
+                <w:szCs w:val="24"/>
+              </w:rPr>
+              <w:t>ActualEnd</w:t>
+            </w:r>
+            <w:r>
+              <w:rPr>
+                <w:rFonts w:ascii="Liberation Sans" w:hAnsi="Liberation Sans"/>
+                <w:sz w:val="24"/>
+                <w:szCs w:val="24"/>
+              </w:rPr>
+              <w:t xml:space="preserve"> (nếu xong).</w:t>
+            </w:r>
+          </w:p>
+        </w:tc>
+      </w:tr>
+    </w:tbl>
+    <w:p>
+      <w:pPr>
+        <w:pStyle w:val="TextBody"/>
+        <w:bidi w:val="0"/>
+        <w:spacing w:before="0" w:after="140"/>
+        <w:jc w:val="left"/>
+        <w:rPr>
+          <w:rFonts w:ascii="Liberation Sans" w:hAnsi="Liberation Sans"/>
+          <w:sz w:val="24"/>
+          <w:szCs w:val="24"/>
+        </w:rPr>
+      </w:pPr>
+      <w:r>
+        <w:rPr>
+          <w:rFonts w:ascii="Liberation Sans" w:hAnsi="Liberation Sans"/>
+          <w:sz w:val="24"/>
+          <w:szCs w:val="24"/>
+        </w:rPr>
+      </w:r>
+    </w:p>
+    <w:p>
+      <w:pPr>
+        <w:pStyle w:val="TextBody"/>
+        <w:bidi w:val="0"/>
+        <w:spacing w:before="0" w:after="140"/>
+        <w:jc w:val="left"/>
+        <w:rPr>
+          <w:rFonts w:ascii="Liberation Sans" w:hAnsi="Liberation Sans"/>
+          <w:sz w:val="24"/>
+          <w:szCs w:val="24"/>
+        </w:rPr>
+      </w:pPr>
+      <w:r>
+        <w:rPr>
+          <w:rFonts w:ascii="Liberation Sans" w:hAnsi="Liberation Sans"/>
+          <w:sz w:val="24"/>
+          <w:szCs w:val="24"/>
+        </w:rPr>
+        <w:t>d. Máy móc</w:t>
+      </w:r>
+    </w:p>
+    <w:tbl>
+      <w:tblPr>
+        <w:tblW w:w="9638" w:type="dxa"/>
+        <w:jc w:val="left"/>
+        <w:tblInd w:w="0" w:type="dxa"/>
+        <w:tblLayout w:type="fixed"/>
+        <w:tblCellMar>
+          <w:top w:w="0" w:type="dxa"/>
+          <w:left w:w="0" w:type="dxa"/>
+          <w:bottom w:w="75" w:type="dxa"/>
+          <w:right w:w="0" w:type="dxa"/>
+        </w:tblCellMar>
+      </w:tblPr>
+      <w:tblGrid>
+        <w:gridCol w:w="921"/>
+        <w:gridCol w:w="1868"/>
+        <w:gridCol w:w="2374"/>
+        <w:gridCol w:w="746"/>
+        <w:gridCol w:w="3729"/>
+      </w:tblGrid>
+      <w:tr>
+        <w:trPr>
+          <w:tblHeader w:val="true"/>
+        </w:trPr>
+        <w:tc>
+          <w:tcPr>
+            <w:tcW w:w="921" w:type="dxa"/>
+            <w:tcBorders>
+              <w:bottom w:val="single" w:sz="2" w:space="0" w:color="000000"/>
+            </w:tcBorders>
+            <w:vAlign w:val="center"/>
+          </w:tcPr>
+          <w:p>
+            <w:pPr>
+              <w:pStyle w:val="TableHeading"/>
+              <w:jc w:val="center"/>
+              <w:rPr>
+                <w:rFonts w:ascii="Liberation Sans" w:hAnsi="Liberation Sans"/>
+              </w:rPr>
+            </w:pPr>
+            <w:r>
+              <w:rPr>
+                <w:rFonts w:ascii="Liberation Sans" w:hAnsi="Liberation Sans"/>
+              </w:rPr>
+              <w:t>Method</w:t>
+            </w:r>
+          </w:p>
+        </w:tc>
+        <w:tc>
+          <w:tcPr>
+            <w:tcW w:w="1868" w:type="dxa"/>
+            <w:tcBorders>
+              <w:bottom w:val="single" w:sz="2" w:space="0" w:color="000000"/>
+            </w:tcBorders>
+            <w:vAlign w:val="center"/>
+          </w:tcPr>
+          <w:p>
+            <w:pPr>
+              <w:pStyle w:val="TableHeading"/>
+              <w:jc w:val="center"/>
+              <w:rPr>
+                <w:rFonts w:ascii="Liberation Sans" w:hAnsi="Liberation Sans"/>
+              </w:rPr>
+            </w:pPr>
+            <w:r>
+              <w:rPr>
+                <w:rFonts w:ascii="Liberation Sans" w:hAnsi="Liberation Sans"/>
+              </w:rPr>
+              <w:t>Endpoint</w:t>
+            </w:r>
+          </w:p>
+        </w:tc>
+        <w:tc>
+          <w:tcPr>
+            <w:tcW w:w="2374" w:type="dxa"/>
+            <w:tcBorders>
+              <w:bottom w:val="single" w:sz="2" w:space="0" w:color="000000"/>
+            </w:tcBorders>
+            <w:vAlign w:val="center"/>
+          </w:tcPr>
+          <w:p>
+            <w:pPr>
+              <w:pStyle w:val="TableHeading"/>
+              <w:jc w:val="center"/>
+              <w:rPr>
+                <w:rFonts w:ascii="Liberation Sans" w:hAnsi="Liberation Sans"/>
+              </w:rPr>
+            </w:pPr>
+            <w:r>
+              <w:rPr>
+                <w:rFonts w:ascii="Liberation Sans" w:hAnsi="Liberation Sans"/>
+              </w:rPr>
+              <w:t>Mục đích</w:t>
+            </w:r>
+          </w:p>
+        </w:tc>
+        <w:tc>
+          <w:tcPr>
+            <w:tcW w:w="746" w:type="dxa"/>
+            <w:tcBorders>
+              <w:bottom w:val="single" w:sz="2" w:space="0" w:color="000000"/>
+            </w:tcBorders>
+            <w:vAlign w:val="center"/>
+          </w:tcPr>
+          <w:p>
+            <w:pPr>
+              <w:pStyle w:val="TableHeading"/>
+              <w:jc w:val="center"/>
+              <w:rPr>
+                <w:rFonts w:ascii="Liberation Sans" w:hAnsi="Liberation Sans"/>
+              </w:rPr>
+            </w:pPr>
+            <w:r>
+              <w:rPr>
+                <w:rFonts w:ascii="Liberation Sans" w:hAnsi="Liberation Sans"/>
+              </w:rPr>
+              <w:t>Input</w:t>
+            </w:r>
+          </w:p>
+        </w:tc>
+        <w:tc>
+          <w:tcPr>
+            <w:tcW w:w="3729" w:type="dxa"/>
+            <w:tcBorders>
+              <w:bottom w:val="single" w:sz="2" w:space="0" w:color="000000"/>
+            </w:tcBorders>
+            <w:vAlign w:val="center"/>
+          </w:tcPr>
+          <w:p>
+            <w:pPr>
+              <w:pStyle w:val="TableHeading"/>
+              <w:jc w:val="center"/>
+              <w:rPr>
+                <w:rFonts w:ascii="Liberation Sans" w:hAnsi="Liberation Sans"/>
+              </w:rPr>
+            </w:pPr>
+            <w:r>
+              <w:rPr>
+                <w:rFonts w:ascii="Liberation Sans" w:hAnsi="Liberation Sans"/>
+              </w:rPr>
+              <w:t>Output</w:t>
+            </w:r>
+          </w:p>
+        </w:tc>
+      </w:tr>
+      <w:tr>
+        <w:trPr/>
+        <w:tc>
+          <w:tcPr>
+            <w:tcW w:w="921" w:type="dxa"/>
+            <w:tcBorders/>
+            <w:tcMar>
+              <w:bottom w:w="0" w:type="dxa"/>
+            </w:tcMar>
+            <w:vAlign w:val="center"/>
+          </w:tcPr>
+          <w:p>
+            <w:pPr>
+              <w:pStyle w:val="TableContents"/>
+              <w:jc w:val="center"/>
+              <w:rPr>
+                <w:rFonts w:ascii="Liberation Sans" w:hAnsi="Liberation Sans"/>
+              </w:rPr>
+            </w:pPr>
+            <w:r>
+              <w:rPr>
+                <w:rFonts w:ascii="Liberation Sans" w:hAnsi="Liberation Sans"/>
+              </w:rPr>
+              <w:t>GET</w:t>
+            </w:r>
+          </w:p>
+        </w:tc>
+        <w:tc>
+          <w:tcPr>
+            <w:tcW w:w="1868" w:type="dxa"/>
+            <w:tcBorders/>
+            <w:tcMar>
+              <w:bottom w:w="0" w:type="dxa"/>
+            </w:tcMar>
+            <w:vAlign w:val="center"/>
+          </w:tcPr>
+          <w:p>
+            <w:pPr>
+              <w:pStyle w:val="TableContents"/>
+              <w:rPr/>
+            </w:pPr>
+            <w:r>
+              <w:rPr>
+                <w:rStyle w:val="SourceText"/>
+                <w:rFonts w:ascii="Liberation Sans" w:hAnsi="Liberation Sans"/>
+              </w:rPr>
+              <w:t>/api/work-centers</w:t>
+            </w:r>
+          </w:p>
+        </w:tc>
+        <w:tc>
+          <w:tcPr>
+            <w:tcW w:w="2374" w:type="dxa"/>
+            <w:tcBorders/>
+            <w:tcMar>
+              <w:bottom w:w="0" w:type="dxa"/>
+            </w:tcMar>
+            <w:vAlign w:val="center"/>
+          </w:tcPr>
+          <w:p>
+            <w:pPr>
+              <w:pStyle w:val="TableContents"/>
+              <w:rPr>
+                <w:rFonts w:ascii="Liberation Sans" w:hAnsi="Liberation Sans"/>
+              </w:rPr>
+            </w:pPr>
+            <w:r>
+              <w:rPr>
+                <w:rFonts w:ascii="Liberation Sans" w:hAnsi="Liberation Sans"/>
+              </w:rPr>
+              <w:t>Xem danh sách máy và trạng thái (Xanh/Đỏ/Vàng).</w:t>
+            </w:r>
+          </w:p>
+        </w:tc>
+        <w:tc>
+          <w:tcPr>
+            <w:tcW w:w="746" w:type="dxa"/>
+            <w:tcBorders/>
+            <w:tcMar>
+              <w:bottom w:w="0" w:type="dxa"/>
+            </w:tcMar>
+            <w:vAlign w:val="center"/>
+          </w:tcPr>
+          <w:p>
+            <w:pPr>
+              <w:pStyle w:val="TableContents"/>
+              <w:rPr>
+                <w:rFonts w:ascii="Liberation Sans" w:hAnsi="Liberation Sans"/>
+              </w:rPr>
+            </w:pPr>
+            <w:r>
+              <w:rPr>
+                <w:rFonts w:ascii="Liberation Sans" w:hAnsi="Liberation Sans"/>
+              </w:rPr>
+              <w:t>NULL</w:t>
+            </w:r>
+          </w:p>
+        </w:tc>
+        <w:tc>
+          <w:tcPr>
+            <w:tcW w:w="3729" w:type="dxa"/>
+            <w:tcBorders/>
+            <w:tcMar>
+              <w:bottom w:w="0" w:type="dxa"/>
+            </w:tcMar>
+            <w:vAlign w:val="center"/>
+          </w:tcPr>
+          <w:p>
+            <w:pPr>
+              <w:pStyle w:val="TableContents"/>
+              <w:rPr>
+                <w:rFonts w:ascii="Liberation Sans" w:hAnsi="Liberation Sans"/>
+              </w:rPr>
+            </w:pPr>
+            <w:r>
+              <w:rPr>
+                <w:rFonts w:ascii="Liberation Sans" w:hAnsi="Liberation Sans"/>
+              </w:rPr>
+              <w:t>Danh sách Machine (Id, Code, Name, Status [0: Offline, 1: Running, 2: Breakdown])</w:t>
+            </w:r>
+          </w:p>
+        </w:tc>
+      </w:tr>
+    </w:tbl>
+    <w:p>
+      <w:pPr>
+        <w:pStyle w:val="TextBody"/>
+        <w:bidi w:val="0"/>
+        <w:spacing w:before="0" w:after="140"/>
         <w:jc w:val="left"/>
         <w:rPr>
           <w:rFonts w:ascii="Liberation Sans" w:hAnsi="Liberation Sans"/>
@@ -2724,7 +5309,6 @@
   <w:abstractNum w:abstractNumId="1">
     <w:lvl w:ilvl="0">
       <w:start w:val="1"/>
-      <w:pStyle w:val="Heading1"/>
       <w:numFmt w:val="none"/>
       <w:suff w:val="nothing"/>
       <w:lvlText w:val=""/>
@@ -2735,6 +5319,7 @@
         </w:tabs>
         <w:ind w:left="0" w:hanging="0"/>
       </w:pPr>
+      <w:rPr/>
     </w:lvl>
     <w:lvl w:ilvl="1">
       <w:start w:val="1"/>
@@ -2748,6 +5333,7 @@
         </w:tabs>
         <w:ind w:left="0" w:hanging="0"/>
       </w:pPr>
+      <w:rPr/>
     </w:lvl>
     <w:lvl w:ilvl="2">
       <w:start w:val="1"/>
@@ -2761,6 +5347,7 @@
         </w:tabs>
         <w:ind w:left="0" w:hanging="0"/>
       </w:pPr>
+      <w:rPr/>
     </w:lvl>
     <w:lvl w:ilvl="3">
       <w:start w:val="1"/>
@@ -2774,6 +5361,7 @@
         </w:tabs>
         <w:ind w:left="0" w:hanging="0"/>
       </w:pPr>
+      <w:rPr/>
     </w:lvl>
     <w:lvl w:ilvl="4">
       <w:start w:val="1"/>
@@ -2787,6 +5375,7 @@
         </w:tabs>
         <w:ind w:left="0" w:hanging="0"/>
       </w:pPr>
+      <w:rPr/>
     </w:lvl>
     <w:lvl w:ilvl="5">
       <w:start w:val="1"/>
@@ -2800,6 +5389,7 @@
         </w:tabs>
         <w:ind w:left="0" w:hanging="0"/>
       </w:pPr>
+      <w:rPr/>
     </w:lvl>
     <w:lvl w:ilvl="6">
       <w:start w:val="1"/>
@@ -2813,6 +5403,7 @@
         </w:tabs>
         <w:ind w:left="0" w:hanging="0"/>
       </w:pPr>
+      <w:rPr/>
     </w:lvl>
     <w:lvl w:ilvl="7">
       <w:start w:val="1"/>
@@ -2826,6 +5417,7 @@
         </w:tabs>
         <w:ind w:left="0" w:hanging="0"/>
       </w:pPr>
+      <w:rPr/>
     </w:lvl>
     <w:lvl w:ilvl="8">
       <w:start w:val="1"/>
@@ -2839,6 +5431,7 @@
         </w:tabs>
         <w:ind w:left="0" w:hanging="0"/>
       </w:pPr>
+      <w:rPr/>
     </w:lvl>
   </w:abstractNum>
   <w:abstractNum w:abstractNumId="2">
@@ -2969,11 +5562,133 @@
       <w:rPr/>
     </w:lvl>
   </w:abstractNum>
+  <w:abstractNum w:abstractNumId="3">
+    <w:lvl w:ilvl="0">
+      <w:start w:val="1"/>
+      <w:numFmt w:val="none"/>
+      <w:suff w:val="nothing"/>
+      <w:lvlText w:val=""/>
+      <w:lvlJc w:val="left"/>
+      <w:pPr>
+        <w:tabs>
+          <w:tab w:val="num" w:pos="0"/>
+        </w:tabs>
+        <w:ind w:left="0" w:hanging="0"/>
+      </w:pPr>
+    </w:lvl>
+    <w:lvl w:ilvl="1">
+      <w:start w:val="1"/>
+      <w:numFmt w:val="none"/>
+      <w:suff w:val="nothing"/>
+      <w:lvlText w:val=""/>
+      <w:lvlJc w:val="left"/>
+      <w:pPr>
+        <w:tabs>
+          <w:tab w:val="num" w:pos="0"/>
+        </w:tabs>
+        <w:ind w:left="0" w:hanging="0"/>
+      </w:pPr>
+    </w:lvl>
+    <w:lvl w:ilvl="2">
+      <w:start w:val="1"/>
+      <w:numFmt w:val="none"/>
+      <w:suff w:val="nothing"/>
+      <w:lvlText w:val=""/>
+      <w:lvlJc w:val="left"/>
+      <w:pPr>
+        <w:tabs>
+          <w:tab w:val="num" w:pos="0"/>
+        </w:tabs>
+        <w:ind w:left="0" w:hanging="0"/>
+      </w:pPr>
+    </w:lvl>
+    <w:lvl w:ilvl="3">
+      <w:start w:val="1"/>
+      <w:numFmt w:val="none"/>
+      <w:suff w:val="nothing"/>
+      <w:lvlText w:val=""/>
+      <w:lvlJc w:val="left"/>
+      <w:pPr>
+        <w:tabs>
+          <w:tab w:val="num" w:pos="0"/>
+        </w:tabs>
+        <w:ind w:left="0" w:hanging="0"/>
+      </w:pPr>
+    </w:lvl>
+    <w:lvl w:ilvl="4">
+      <w:start w:val="1"/>
+      <w:numFmt w:val="none"/>
+      <w:suff w:val="nothing"/>
+      <w:lvlText w:val=""/>
+      <w:lvlJc w:val="left"/>
+      <w:pPr>
+        <w:tabs>
+          <w:tab w:val="num" w:pos="0"/>
+        </w:tabs>
+        <w:ind w:left="0" w:hanging="0"/>
+      </w:pPr>
+    </w:lvl>
+    <w:lvl w:ilvl="5">
+      <w:start w:val="1"/>
+      <w:numFmt w:val="none"/>
+      <w:suff w:val="nothing"/>
+      <w:lvlText w:val=""/>
+      <w:lvlJc w:val="left"/>
+      <w:pPr>
+        <w:tabs>
+          <w:tab w:val="num" w:pos="0"/>
+        </w:tabs>
+        <w:ind w:left="0" w:hanging="0"/>
+      </w:pPr>
+    </w:lvl>
+    <w:lvl w:ilvl="6">
+      <w:start w:val="1"/>
+      <w:numFmt w:val="none"/>
+      <w:suff w:val="nothing"/>
+      <w:lvlText w:val=""/>
+      <w:lvlJc w:val="left"/>
+      <w:pPr>
+        <w:tabs>
+          <w:tab w:val="num" w:pos="0"/>
+        </w:tabs>
+        <w:ind w:left="0" w:hanging="0"/>
+      </w:pPr>
+    </w:lvl>
+    <w:lvl w:ilvl="7">
+      <w:start w:val="1"/>
+      <w:numFmt w:val="none"/>
+      <w:suff w:val="nothing"/>
+      <w:lvlText w:val=""/>
+      <w:lvlJc w:val="left"/>
+      <w:pPr>
+        <w:tabs>
+          <w:tab w:val="num" w:pos="0"/>
+        </w:tabs>
+        <w:ind w:left="0" w:hanging="0"/>
+      </w:pPr>
+    </w:lvl>
+    <w:lvl w:ilvl="8">
+      <w:start w:val="1"/>
+      <w:numFmt w:val="none"/>
+      <w:suff w:val="nothing"/>
+      <w:lvlText w:val=""/>
+      <w:lvlJc w:val="left"/>
+      <w:pPr>
+        <w:tabs>
+          <w:tab w:val="num" w:pos="0"/>
+        </w:tabs>
+        <w:ind w:left="0" w:hanging="0"/>
+      </w:pPr>
+    </w:lvl>
+  </w:abstractNum>
   <w:num w:numId="1">
     <w:abstractNumId w:val="1"/>
   </w:num>
   <w:num w:numId="2">
     <w:abstractNumId w:val="2"/>
+  </w:num>
+  <w:num w:numId="3">
+    <w:abstractNumId w:val="3"/>
   </w:num>
 </w:numbering>
 </file>
@@ -3069,6 +5784,14 @@
       <w:rFonts w:ascii="OpenSymbol" w:hAnsi="OpenSymbol" w:eastAsia="OpenSymbol" w:cs="OpenSymbol"/>
     </w:rPr>
   </w:style>
+  <w:style w:type="character" w:styleId="StrongEmphasis">
+    <w:name w:val="Strong"/>
+    <w:qFormat/>
+    <w:rPr>
+      <w:b/>
+      <w:bCs/>
+    </w:rPr>
+  </w:style>
   <w:style w:type="paragraph" w:styleId="Heading">
     <w:name w:val="Heading"/>
     <w:basedOn w:val="Normal"/>
@@ -3127,5 +5850,28 @@
       <w:rFonts w:cs="Lohit Devanagari"/>
     </w:rPr>
   </w:style>
+  <w:style w:type="paragraph" w:styleId="TableContents">
+    <w:name w:val="Table Contents"/>
+    <w:basedOn w:val="Normal"/>
+    <w:qFormat/>
+    <w:pPr>
+      <w:widowControl w:val="false"/>
+      <w:suppressLineNumbers/>
+    </w:pPr>
+    <w:rPr/>
+  </w:style>
+  <w:style w:type="paragraph" w:styleId="TableHeading">
+    <w:name w:val="Table Heading"/>
+    <w:basedOn w:val="TableContents"/>
+    <w:qFormat/>
+    <w:pPr>
+      <w:suppressLineNumbers/>
+      <w:jc w:val="center"/>
+    </w:pPr>
+    <w:rPr>
+      <w:b/>
+      <w:bCs/>
+    </w:rPr>
+  </w:style>
 </w:styles>
 </file>
--- a/docs/srs.docx
+++ b/docs/srs.docx
@@ -13,8 +13,6 @@
         <w:jc w:val="center"/>
         <w:rPr>
           <w:rFonts w:ascii="Liberation Sans" w:hAnsi="Liberation Sans"/>
-          <w:sz w:val="24"/>
-          <w:szCs w:val="24"/>
         </w:rPr>
       </w:pPr>
       <w:r>
@@ -38,8 +36,6 @@
         </w:numPr>
         <w:rPr>
           <w:rFonts w:ascii="Liberation Sans" w:hAnsi="Liberation Sans"/>
-          <w:sz w:val="24"/>
-          <w:szCs w:val="24"/>
         </w:rPr>
       </w:pPr>
       <w:r>
@@ -84,8 +80,6 @@
         <w:jc w:val="left"/>
         <w:rPr>
           <w:rFonts w:ascii="Liberation Sans" w:hAnsi="Liberation Sans"/>
-          <w:sz w:val="24"/>
-          <w:szCs w:val="24"/>
         </w:rPr>
       </w:pPr>
       <w:r>
@@ -148,8 +142,6 @@
         </w:numPr>
         <w:rPr>
           <w:rFonts w:ascii="Liberation Sans" w:hAnsi="Liberation Sans"/>
-          <w:sz w:val="24"/>
-          <w:szCs w:val="24"/>
         </w:rPr>
       </w:pPr>
       <w:r>
@@ -194,8 +186,6 @@
         <w:jc w:val="left"/>
         <w:rPr>
           <w:rFonts w:ascii="Liberation Sans" w:hAnsi="Liberation Sans"/>
-          <w:sz w:val="24"/>
-          <w:szCs w:val="24"/>
         </w:rPr>
       </w:pPr>
       <w:r>
@@ -961,8 +951,6 @@
         <w:spacing w:before="0" w:after="0"/>
         <w:rPr>
           <w:rFonts w:ascii="Liberation Sans" w:hAnsi="Liberation Sans"/>
-          <w:sz w:val="24"/>
-          <w:szCs w:val="24"/>
         </w:rPr>
       </w:pPr>
       <w:r>
@@ -977,8 +965,6 @@
       <w:r>
         <w:rPr>
           <w:rFonts w:ascii="Liberation Sans" w:hAnsi="Liberation Sans"/>
-          <w:sz w:val="24"/>
-          <w:szCs w:val="24"/>
         </w:rPr>
       </w:r>
       <m:oMath xmlns:m="http://schemas.openxmlformats.org/officeDocument/2006/math">
@@ -1050,8 +1036,6 @@
         </w:numPr>
         <w:rPr>
           <w:rFonts w:ascii="Liberation Sans" w:hAnsi="Liberation Sans"/>
-          <w:sz w:val="24"/>
-          <w:szCs w:val="24"/>
         </w:rPr>
       </w:pPr>
       <w:r>
@@ -1090,8 +1074,6 @@
         <w:jc w:val="left"/>
         <w:rPr>
           <w:rFonts w:ascii="Liberation Sans" w:hAnsi="Liberation Sans"/>
-          <w:sz w:val="24"/>
-          <w:szCs w:val="24"/>
         </w:rPr>
       </w:pPr>
       <w:r>
@@ -1129,8 +1111,6 @@
         <w:jc w:val="left"/>
         <w:rPr>
           <w:rFonts w:ascii="Liberation Sans" w:hAnsi="Liberation Sans"/>
-          <w:sz w:val="24"/>
-          <w:szCs w:val="24"/>
         </w:rPr>
       </w:pPr>
       <w:r>
@@ -1184,8 +1164,6 @@
         <w:jc w:val="left"/>
         <w:rPr>
           <w:rFonts w:ascii="Liberation Sans" w:hAnsi="Liberation Sans"/>
-          <w:sz w:val="24"/>
-          <w:szCs w:val="24"/>
         </w:rPr>
       </w:pPr>
       <w:r>
@@ -1223,8 +1201,6 @@
         <w:jc w:val="left"/>
         <w:rPr>
           <w:rFonts w:ascii="Liberation Sans" w:hAnsi="Liberation Sans"/>
-          <w:sz w:val="24"/>
-          <w:szCs w:val="24"/>
         </w:rPr>
       </w:pPr>
       <w:r>
@@ -1279,8 +1255,6 @@
         <w:jc w:val="left"/>
         <w:rPr>
           <w:rFonts w:ascii="Liberation Sans" w:hAnsi="Liberation Sans"/>
-          <w:sz w:val="24"/>
-          <w:szCs w:val="24"/>
         </w:rPr>
       </w:pPr>
       <w:r>
@@ -1318,8 +1292,6 @@
         <w:jc w:val="left"/>
         <w:rPr>
           <w:rFonts w:ascii="Liberation Sans" w:hAnsi="Liberation Sans"/>
-          <w:sz w:val="24"/>
-          <w:szCs w:val="24"/>
         </w:rPr>
       </w:pPr>
       <w:r>
@@ -1339,8 +1311,6 @@
         <w:jc w:val="left"/>
         <w:rPr>
           <w:rFonts w:ascii="Liberation Sans" w:hAnsi="Liberation Sans"/>
-          <w:sz w:val="24"/>
-          <w:szCs w:val="24"/>
         </w:rPr>
       </w:pPr>
       <w:r>
@@ -1368,8 +1338,6 @@
         <w:jc w:val="left"/>
         <w:rPr>
           <w:rFonts w:ascii="Liberation Sans" w:hAnsi="Liberation Sans"/>
-          <w:sz w:val="24"/>
-          <w:szCs w:val="24"/>
         </w:rPr>
       </w:pPr>
       <w:r>
@@ -1416,8 +1384,6 @@
         <w:jc w:val="left"/>
         <w:rPr>
           <w:rFonts w:ascii="Liberation Sans" w:hAnsi="Liberation Sans"/>
-          <w:sz w:val="24"/>
-          <w:szCs w:val="24"/>
         </w:rPr>
       </w:pPr>
       <w:r>
@@ -1436,8 +1402,6 @@
         <w:jc w:val="left"/>
         <w:rPr>
           <w:rFonts w:ascii="Liberation Sans" w:hAnsi="Liberation Sans"/>
-          <w:sz w:val="24"/>
-          <w:szCs w:val="24"/>
         </w:rPr>
       </w:pPr>
       <w:r>
@@ -1474,8 +1438,6 @@
         <w:jc w:val="left"/>
         <w:rPr>
           <w:rFonts w:ascii="Liberation Sans" w:hAnsi="Liberation Sans"/>
-          <w:sz w:val="24"/>
-          <w:szCs w:val="24"/>
         </w:rPr>
       </w:pPr>
       <w:r>
@@ -1494,8 +1456,6 @@
         <w:jc w:val="left"/>
         <w:rPr>
           <w:rFonts w:ascii="Liberation Sans" w:hAnsi="Liberation Sans"/>
-          <w:sz w:val="24"/>
-          <w:szCs w:val="24"/>
         </w:rPr>
       </w:pPr>
       <w:r>
@@ -1535,8 +1495,6 @@
         </w:numPr>
         <w:rPr>
           <w:rFonts w:ascii="Liberation Sans" w:hAnsi="Liberation Sans"/>
-          <w:sz w:val="24"/>
-          <w:szCs w:val="24"/>
         </w:rPr>
       </w:pPr>
       <w:r>
@@ -1567,8 +1525,6 @@
         <w:jc w:val="left"/>
         <w:rPr>
           <w:rFonts w:ascii="Liberation Sans" w:hAnsi="Liberation Sans"/>
-          <w:sz w:val="24"/>
-          <w:szCs w:val="24"/>
         </w:rPr>
       </w:pPr>
       <w:r>
@@ -1588,8 +1544,6 @@
         <w:jc w:val="left"/>
         <w:rPr>
           <w:rFonts w:ascii="Liberation Sans" w:hAnsi="Liberation Sans"/>
-          <w:sz w:val="24"/>
-          <w:szCs w:val="24"/>
         </w:rPr>
       </w:pPr>
       <w:r>
@@ -1680,8 +1634,6 @@
         <w:jc w:val="left"/>
         <w:rPr>
           <w:rFonts w:ascii="Liberation Sans" w:hAnsi="Liberation Sans"/>
-          <w:sz w:val="24"/>
-          <w:szCs w:val="24"/>
         </w:rPr>
       </w:pPr>
       <w:r>
@@ -1808,8 +1760,6 @@
         <w:jc w:val="left"/>
         <w:rPr>
           <w:rFonts w:ascii="Liberation Sans" w:hAnsi="Liberation Sans"/>
-          <w:sz w:val="24"/>
-          <w:szCs w:val="24"/>
         </w:rPr>
       </w:pPr>
       <w:r>
@@ -1954,8 +1904,6 @@
         <w:jc w:val="left"/>
         <w:rPr>
           <w:rFonts w:ascii="Liberation Sans" w:hAnsi="Liberation Sans"/>
-          <w:sz w:val="24"/>
-          <w:szCs w:val="24"/>
         </w:rPr>
       </w:pPr>
       <w:r>
@@ -2064,8 +2012,6 @@
         <w:jc w:val="left"/>
         <w:rPr>
           <w:rFonts w:ascii="Liberation Sans" w:hAnsi="Liberation Sans"/>
-          <w:sz w:val="24"/>
-          <w:szCs w:val="24"/>
         </w:rPr>
       </w:pPr>
       <w:r>
@@ -2122,8 +2068,6 @@
         </w:numPr>
         <w:rPr>
           <w:rFonts w:ascii="Liberation Sans" w:hAnsi="Liberation Sans"/>
-          <w:sz w:val="24"/>
-          <w:szCs w:val="24"/>
         </w:rPr>
       </w:pPr>
       <w:r>
@@ -2143,8 +2087,6 @@
         <w:jc w:val="left"/>
         <w:rPr>
           <w:rFonts w:ascii="Liberation Sans" w:hAnsi="Liberation Sans"/>
-          <w:sz w:val="24"/>
-          <w:szCs w:val="24"/>
         </w:rPr>
       </w:pPr>
       <w:r>
@@ -2197,8 +2139,6 @@
         <w:jc w:val="left"/>
         <w:rPr>
           <w:rFonts w:ascii="Liberation Sans" w:hAnsi="Liberation Sans"/>
-          <w:sz w:val="24"/>
-          <w:szCs w:val="24"/>
         </w:rPr>
       </w:pPr>
       <w:r>
@@ -2217,8 +2157,6 @@
         <w:jc w:val="left"/>
         <w:rPr>
           <w:rFonts w:ascii="Liberation Sans" w:hAnsi="Liberation Sans"/>
-          <w:sz w:val="24"/>
-          <w:szCs w:val="24"/>
         </w:rPr>
       </w:pPr>
       <w:r>
@@ -2360,8 +2298,6 @@
         <w:jc w:val="left"/>
         <w:rPr>
           <w:rFonts w:ascii="Liberation Sans" w:hAnsi="Liberation Sans"/>
-          <w:sz w:val="24"/>
-          <w:szCs w:val="24"/>
         </w:rPr>
       </w:pPr>
       <w:r>
@@ -2380,8 +2316,6 @@
         <w:jc w:val="left"/>
         <w:rPr>
           <w:rFonts w:ascii="Liberation Sans" w:hAnsi="Liberation Sans"/>
-          <w:sz w:val="24"/>
-          <w:szCs w:val="24"/>
         </w:rPr>
       </w:pPr>
       <w:r>
@@ -2469,8 +2403,6 @@
         <w:jc w:val="left"/>
         <w:rPr>
           <w:rFonts w:ascii="Liberation Sans" w:hAnsi="Liberation Sans"/>
-          <w:sz w:val="24"/>
-          <w:szCs w:val="24"/>
         </w:rPr>
       </w:pPr>
       <w:r>
@@ -2506,8 +2438,6 @@
         <w:jc w:val="left"/>
         <w:rPr>
           <w:rFonts w:ascii="Liberation Sans" w:hAnsi="Liberation Sans"/>
-          <w:sz w:val="24"/>
-          <w:szCs w:val="24"/>
         </w:rPr>
       </w:pPr>
       <w:r>
@@ -2544,8 +2474,6 @@
         <w:jc w:val="left"/>
         <w:rPr>
           <w:rFonts w:ascii="Liberation Sans" w:hAnsi="Liberation Sans"/>
-          <w:sz w:val="24"/>
-          <w:szCs w:val="24"/>
         </w:rPr>
       </w:pPr>
       <w:r>
@@ -2601,8 +2529,6 @@
         <w:jc w:val="left"/>
         <w:rPr>
           <w:rFonts w:ascii="Liberation Sans" w:hAnsi="Liberation Sans"/>
-          <w:sz w:val="24"/>
-          <w:szCs w:val="24"/>
         </w:rPr>
       </w:pPr>
       <w:r>
@@ -2639,15 +2565,7 @@
         <w:bidi w:val="0"/>
         <w:jc w:val="left"/>
         <w:rPr>
-          <w:rFonts w:ascii="Liberation Sans" w:hAnsi="Liberation Sans" w:eastAsia="Noto Sans CJK SC" w:cs="Lohit Devanagari"/>
-          <w:b/>
-          <w:b/>
-          <w:bCs/>
-          <w:color w:val="2A6099"/>
-          <w:kern w:val="2"/>
-          <w:sz w:val="24"/>
-          <w:szCs w:val="24"/>
-          <w:lang w:val="en-US" w:eastAsia="zh-CN" w:bidi="hi-IN"/>
+          <w:rFonts w:ascii="Liberation Sans" w:hAnsi="Liberation Sans"/>
         </w:rPr>
       </w:pPr>
       <w:r>
@@ -2670,15 +2588,7 @@
         <w:bidi w:val="0"/>
         <w:jc w:val="left"/>
         <w:rPr>
-          <w:rFonts w:ascii="Liberation Sans" w:hAnsi="Liberation Sans" w:eastAsia="Noto Sans CJK SC" w:cs="Lohit Devanagari"/>
-          <w:b w:val="false"/>
-          <w:b w:val="false"/>
-          <w:bCs w:val="false"/>
-          <w:color w:val="000000"/>
-          <w:kern w:val="2"/>
-          <w:sz w:val="24"/>
-          <w:szCs w:val="24"/>
-          <w:lang w:val="en-US" w:eastAsia="zh-CN" w:bidi="hi-IN"/>
+          <w:rFonts w:ascii="Liberation Sans" w:hAnsi="Liberation Sans"/>
         </w:rPr>
       </w:pPr>
       <w:r>
@@ -2710,9 +2620,9 @@
       </w:tblPr>
       <w:tblGrid>
         <w:gridCol w:w="921"/>
-        <w:gridCol w:w="1959"/>
+        <w:gridCol w:w="1958"/>
         <w:gridCol w:w="2073"/>
-        <w:gridCol w:w="1615"/>
+        <w:gridCol w:w="1616"/>
         <w:gridCol w:w="3070"/>
       </w:tblGrid>
       <w:tr>
@@ -2730,11 +2640,10 @@
           <w:p>
             <w:pPr>
               <w:pStyle w:val="TableHeading"/>
+              <w:widowControl w:val="false"/>
               <w:jc w:val="center"/>
               <w:rPr>
                 <w:rFonts w:ascii="Liberation Sans" w:hAnsi="Liberation Sans"/>
-                <w:sz w:val="24"/>
-                <w:szCs w:val="24"/>
               </w:rPr>
             </w:pPr>
             <w:r>
@@ -2749,7 +2658,7 @@
         </w:tc>
         <w:tc>
           <w:tcPr>
-            <w:tcW w:w="1959" w:type="dxa"/>
+            <w:tcW w:w="1958" w:type="dxa"/>
             <w:tcBorders>
               <w:bottom w:val="single" w:sz="2" w:space="0" w:color="000000"/>
             </w:tcBorders>
@@ -2758,11 +2667,10 @@
           <w:p>
             <w:pPr>
               <w:pStyle w:val="TableHeading"/>
+              <w:widowControl w:val="false"/>
               <w:jc w:val="center"/>
               <w:rPr>
                 <w:rFonts w:ascii="Liberation Sans" w:hAnsi="Liberation Sans"/>
-                <w:sz w:val="24"/>
-                <w:szCs w:val="24"/>
               </w:rPr>
             </w:pPr>
             <w:r>
@@ -2786,11 +2694,10 @@
           <w:p>
             <w:pPr>
               <w:pStyle w:val="TableHeading"/>
+              <w:widowControl w:val="false"/>
               <w:jc w:val="center"/>
               <w:rPr>
                 <w:rFonts w:ascii="Liberation Sans" w:hAnsi="Liberation Sans"/>
-                <w:sz w:val="24"/>
-                <w:szCs w:val="24"/>
               </w:rPr>
             </w:pPr>
             <w:r>
@@ -2805,7 +2712,7 @@
         </w:tc>
         <w:tc>
           <w:tcPr>
-            <w:tcW w:w="1615" w:type="dxa"/>
+            <w:tcW w:w="1616" w:type="dxa"/>
             <w:tcBorders>
               <w:bottom w:val="single" w:sz="2" w:space="0" w:color="000000"/>
             </w:tcBorders>
@@ -2814,11 +2721,10 @@
           <w:p>
             <w:pPr>
               <w:pStyle w:val="TableHeading"/>
+              <w:widowControl w:val="false"/>
               <w:jc w:val="center"/>
               <w:rPr>
                 <w:rFonts w:ascii="Liberation Sans" w:hAnsi="Liberation Sans"/>
-                <w:sz w:val="24"/>
-                <w:szCs w:val="24"/>
               </w:rPr>
             </w:pPr>
             <w:r>
@@ -2842,11 +2748,10 @@
           <w:p>
             <w:pPr>
               <w:pStyle w:val="TableHeading"/>
+              <w:widowControl w:val="false"/>
               <w:jc w:val="center"/>
               <w:rPr>
                 <w:rFonts w:ascii="Liberation Sans" w:hAnsi="Liberation Sans"/>
-                <w:sz w:val="24"/>
-                <w:szCs w:val="24"/>
               </w:rPr>
             </w:pPr>
             <w:r>
@@ -2874,11 +2779,10 @@
           <w:p>
             <w:pPr>
               <w:pStyle w:val="TableContents"/>
+              <w:widowControl w:val="false"/>
               <w:jc w:val="center"/>
               <w:rPr>
                 <w:rFonts w:ascii="Liberation Sans" w:hAnsi="Liberation Sans"/>
-                <w:sz w:val="24"/>
-                <w:szCs w:val="24"/>
               </w:rPr>
             </w:pPr>
             <w:r>
@@ -2893,7 +2797,7 @@
         </w:tc>
         <w:tc>
           <w:tcPr>
-            <w:tcW w:w="1959" w:type="dxa"/>
+            <w:tcW w:w="1958" w:type="dxa"/>
             <w:tcBorders/>
             <w:tcMar>
               <w:bottom w:w="0" w:type="dxa"/>
@@ -2903,6 +2807,7 @@
           <w:p>
             <w:pPr>
               <w:pStyle w:val="TableContents"/>
+              <w:widowControl w:val="false"/>
               <w:rPr/>
             </w:pPr>
             <w:r>
@@ -2928,6 +2833,7 @@
           <w:p>
             <w:pPr>
               <w:pStyle w:val="TableContents"/>
+              <w:widowControl w:val="false"/>
               <w:rPr/>
             </w:pPr>
             <w:r>
@@ -2940,7 +2846,7 @@
             </w:r>
             <w:r>
               <w:rPr>
-                <w:rStyle w:val="StrongEmphasis"/>
+                <w:rStyle w:val="Strong"/>
                 <w:rFonts w:ascii="Liberation Sans" w:hAnsi="Liberation Sans"/>
                 <w:sz w:val="24"/>
                 <w:szCs w:val="24"/>
@@ -2959,7 +2865,7 @@
         </w:tc>
         <w:tc>
           <w:tcPr>
-            <w:tcW w:w="1615" w:type="dxa"/>
+            <w:tcW w:w="1616" w:type="dxa"/>
             <w:tcBorders/>
             <w:tcMar>
               <w:bottom w:w="0" w:type="dxa"/>
@@ -2969,11 +2875,10 @@
           <w:p>
             <w:pPr>
               <w:pStyle w:val="TableContents"/>
+              <w:widowControl w:val="false"/>
               <w:jc w:val="center"/>
               <w:rPr>
                 <w:rFonts w:ascii="Liberation Sans" w:hAnsi="Liberation Sans"/>
-                <w:sz w:val="24"/>
-                <w:szCs w:val="24"/>
               </w:rPr>
             </w:pPr>
             <w:r>
@@ -2998,10 +2903,9 @@
           <w:p>
             <w:pPr>
               <w:pStyle w:val="TableContents"/>
-              <w:rPr>
-                <w:rFonts w:ascii="Liberation Sans" w:hAnsi="Liberation Sans"/>
-                <w:sz w:val="24"/>
-                <w:szCs w:val="24"/>
+              <w:widowControl w:val="false"/>
+              <w:rPr>
+                <w:rFonts w:ascii="Liberation Sans" w:hAnsi="Liberation Sans"/>
               </w:rPr>
             </w:pPr>
             <w:r>
@@ -3032,11 +2936,10 @@
           <w:p>
             <w:pPr>
               <w:pStyle w:val="TableContents"/>
+              <w:widowControl w:val="false"/>
               <w:jc w:val="center"/>
               <w:rPr>
                 <w:rFonts w:ascii="Liberation Sans" w:hAnsi="Liberation Sans"/>
-                <w:sz w:val="24"/>
-                <w:szCs w:val="24"/>
               </w:rPr>
             </w:pPr>
             <w:r>
@@ -3051,7 +2954,7 @@
         </w:tc>
         <w:tc>
           <w:tcPr>
-            <w:tcW w:w="1959" w:type="dxa"/>
+            <w:tcW w:w="1958" w:type="dxa"/>
             <w:tcBorders>
               <w:top w:val="single" w:sz="2" w:space="0" w:color="000000"/>
             </w:tcBorders>
@@ -3064,6 +2967,7 @@
           <w:p>
             <w:pPr>
               <w:pStyle w:val="TableContents"/>
+              <w:widowControl w:val="false"/>
               <w:rPr/>
             </w:pPr>
             <w:r>
@@ -3092,10 +2996,9 @@
           <w:p>
             <w:pPr>
               <w:pStyle w:val="TableContents"/>
-              <w:rPr>
-                <w:rFonts w:ascii="Liberation Sans" w:hAnsi="Liberation Sans"/>
-                <w:sz w:val="24"/>
-                <w:szCs w:val="24"/>
+              <w:widowControl w:val="false"/>
+              <w:rPr>
+                <w:rFonts w:ascii="Liberation Sans" w:hAnsi="Liberation Sans"/>
               </w:rPr>
             </w:pPr>
             <w:r>
@@ -3110,7 +3013,7 @@
         </w:tc>
         <w:tc>
           <w:tcPr>
-            <w:tcW w:w="1615" w:type="dxa"/>
+            <w:tcW w:w="1616" w:type="dxa"/>
             <w:tcBorders>
               <w:top w:val="single" w:sz="2" w:space="0" w:color="000000"/>
             </w:tcBorders>
@@ -3123,11 +3026,10 @@
           <w:p>
             <w:pPr>
               <w:pStyle w:val="TableContents"/>
+              <w:widowControl w:val="false"/>
               <w:jc w:val="center"/>
               <w:rPr>
                 <w:rFonts w:ascii="Liberation Sans" w:hAnsi="Liberation Sans"/>
-                <w:sz w:val="24"/>
-                <w:szCs w:val="24"/>
               </w:rPr>
             </w:pPr>
             <w:r>
@@ -3155,10 +3057,9 @@
           <w:p>
             <w:pPr>
               <w:pStyle w:val="TableContents"/>
-              <w:rPr>
-                <w:rFonts w:ascii="Liberation Sans" w:hAnsi="Liberation Sans"/>
-                <w:sz w:val="24"/>
-                <w:szCs w:val="24"/>
+              <w:widowControl w:val="false"/>
+              <w:rPr>
+                <w:rFonts w:ascii="Liberation Sans" w:hAnsi="Liberation Sans"/>
               </w:rPr>
             </w:pPr>
             <w:r>
@@ -3210,8 +3111,6 @@
         <w:jc w:val="left"/>
         <w:rPr>
           <w:rFonts w:ascii="Liberation Sans" w:hAnsi="Liberation Sans"/>
-          <w:sz w:val="24"/>
-          <w:szCs w:val="24"/>
         </w:rPr>
       </w:pPr>
       <w:r>
@@ -3239,9 +3138,9 @@
       <w:tblGrid>
         <w:gridCol w:w="1028"/>
         <w:gridCol w:w="2528"/>
-        <w:gridCol w:w="1881"/>
+        <w:gridCol w:w="1880"/>
         <w:gridCol w:w="1973"/>
-        <w:gridCol w:w="2228"/>
+        <w:gridCol w:w="2229"/>
       </w:tblGrid>
       <w:tr>
         <w:trPr>
@@ -3258,11 +3157,10 @@
           <w:p>
             <w:pPr>
               <w:pStyle w:val="TableHeading"/>
+              <w:widowControl w:val="false"/>
               <w:jc w:val="center"/>
               <w:rPr>
                 <w:rFonts w:ascii="Liberation Sans" w:hAnsi="Liberation Sans"/>
-                <w:sz w:val="24"/>
-                <w:szCs w:val="24"/>
               </w:rPr>
             </w:pPr>
             <w:r>
@@ -3286,11 +3184,10 @@
           <w:p>
             <w:pPr>
               <w:pStyle w:val="TableHeading"/>
+              <w:widowControl w:val="false"/>
               <w:jc w:val="center"/>
               <w:rPr>
                 <w:rFonts w:ascii="Liberation Sans" w:hAnsi="Liberation Sans"/>
-                <w:sz w:val="24"/>
-                <w:szCs w:val="24"/>
               </w:rPr>
             </w:pPr>
             <w:r>
@@ -3305,7 +3202,7 @@
         </w:tc>
         <w:tc>
           <w:tcPr>
-            <w:tcW w:w="1881" w:type="dxa"/>
+            <w:tcW w:w="1880" w:type="dxa"/>
             <w:tcBorders>
               <w:bottom w:val="single" w:sz="2" w:space="0" w:color="000000"/>
             </w:tcBorders>
@@ -3314,11 +3211,10 @@
           <w:p>
             <w:pPr>
               <w:pStyle w:val="TableHeading"/>
+              <w:widowControl w:val="false"/>
               <w:jc w:val="center"/>
               <w:rPr>
                 <w:rFonts w:ascii="Liberation Sans" w:hAnsi="Liberation Sans"/>
-                <w:sz w:val="24"/>
-                <w:szCs w:val="24"/>
               </w:rPr>
             </w:pPr>
             <w:r>
@@ -3342,11 +3238,10 @@
           <w:p>
             <w:pPr>
               <w:pStyle w:val="TableHeading"/>
+              <w:widowControl w:val="false"/>
               <w:jc w:val="center"/>
               <w:rPr>
                 <w:rFonts w:ascii="Liberation Sans" w:hAnsi="Liberation Sans"/>
-                <w:sz w:val="24"/>
-                <w:szCs w:val="24"/>
               </w:rPr>
             </w:pPr>
             <w:r>
@@ -3361,7 +3256,7 @@
         </w:tc>
         <w:tc>
           <w:tcPr>
-            <w:tcW w:w="2228" w:type="dxa"/>
+            <w:tcW w:w="2229" w:type="dxa"/>
             <w:tcBorders>
               <w:bottom w:val="single" w:sz="2" w:space="0" w:color="000000"/>
             </w:tcBorders>
@@ -3370,11 +3265,10 @@
           <w:p>
             <w:pPr>
               <w:pStyle w:val="TableHeading"/>
+              <w:widowControl w:val="false"/>
               <w:jc w:val="center"/>
               <w:rPr>
                 <w:rFonts w:ascii="Liberation Sans" w:hAnsi="Liberation Sans"/>
-                <w:sz w:val="24"/>
-                <w:szCs w:val="24"/>
               </w:rPr>
             </w:pPr>
             <w:r>
@@ -3402,11 +3296,10 @@
           <w:p>
             <w:pPr>
               <w:pStyle w:val="TableContents"/>
+              <w:widowControl w:val="false"/>
               <w:jc w:val="center"/>
               <w:rPr>
                 <w:rFonts w:ascii="Liberation Sans" w:hAnsi="Liberation Sans"/>
-                <w:sz w:val="24"/>
-                <w:szCs w:val="24"/>
               </w:rPr>
             </w:pPr>
             <w:r>
@@ -3431,6 +3324,7 @@
           <w:p>
             <w:pPr>
               <w:pStyle w:val="TableContents"/>
+              <w:widowControl w:val="false"/>
               <w:rPr/>
             </w:pPr>
             <w:r>
@@ -3446,7 +3340,7 @@
         </w:tc>
         <w:tc>
           <w:tcPr>
-            <w:tcW w:w="1881" w:type="dxa"/>
+            <w:tcW w:w="1880" w:type="dxa"/>
             <w:tcBorders/>
             <w:tcMar>
               <w:bottom w:w="0" w:type="dxa"/>
@@ -3456,10 +3350,9 @@
           <w:p>
             <w:pPr>
               <w:pStyle w:val="TableContents"/>
-              <w:rPr>
-                <w:rFonts w:ascii="Liberation Sans" w:hAnsi="Liberation Sans"/>
-                <w:sz w:val="24"/>
-                <w:szCs w:val="24"/>
+              <w:widowControl w:val="false"/>
+              <w:rPr>
+                <w:rFonts w:ascii="Liberation Sans" w:hAnsi="Liberation Sans"/>
               </w:rPr>
             </w:pPr>
             <w:r>
@@ -3484,24 +3377,25 @@
           <w:p>
             <w:pPr>
               <w:pStyle w:val="TableContents"/>
-              <w:rPr>
-                <w:rFonts w:ascii="Liberation Sans" w:hAnsi="Liberation Sans"/>
-                <w:sz w:val="24"/>
-                <w:szCs w:val="24"/>
-              </w:rPr>
-            </w:pPr>
-            <w:r>
-              <w:rPr>
-                <w:rFonts w:ascii="Liberation Sans" w:hAnsi="Liberation Sans"/>
-                <w:sz w:val="24"/>
-                <w:szCs w:val="24"/>
-              </w:rPr>
-            </w:r>
-          </w:p>
-        </w:tc>
-        <w:tc>
-          <w:tcPr>
-            <w:tcW w:w="2228" w:type="dxa"/>
+              <w:widowControl w:val="false"/>
+              <w:rPr>
+                <w:rFonts w:ascii="Liberation Sans" w:hAnsi="Liberation Sans"/>
+                <w:sz w:val="24"/>
+                <w:szCs w:val="24"/>
+              </w:rPr>
+            </w:pPr>
+            <w:r>
+              <w:rPr>
+                <w:rFonts w:ascii="Liberation Sans" w:hAnsi="Liberation Sans"/>
+                <w:sz w:val="24"/>
+                <w:szCs w:val="24"/>
+              </w:rPr>
+            </w:r>
+          </w:p>
+        </w:tc>
+        <w:tc>
+          <w:tcPr>
+            <w:tcW w:w="2229" w:type="dxa"/>
             <w:tcBorders/>
             <w:tcMar>
               <w:bottom w:w="0" w:type="dxa"/>
@@ -3511,6 +3405,7 @@
           <w:p>
             <w:pPr>
               <w:pStyle w:val="TableContents"/>
+              <w:widowControl w:val="false"/>
               <w:rPr>
                 <w:rFonts w:ascii="Liberation Sans" w:hAnsi="Liberation Sans"/>
                 <w:sz w:val="24"/>
@@ -3544,11 +3439,10 @@
           <w:p>
             <w:pPr>
               <w:pStyle w:val="TableContents"/>
+              <w:widowControl w:val="false"/>
               <w:jc w:val="center"/>
               <w:rPr>
                 <w:rFonts w:ascii="Liberation Sans" w:hAnsi="Liberation Sans"/>
-                <w:sz w:val="24"/>
-                <w:szCs w:val="24"/>
               </w:rPr>
             </w:pPr>
             <w:r>
@@ -3576,6 +3470,7 @@
           <w:p>
             <w:pPr>
               <w:pStyle w:val="TableContents"/>
+              <w:widowControl w:val="false"/>
               <w:rPr/>
             </w:pPr>
             <w:r>
@@ -3591,7 +3486,7 @@
         </w:tc>
         <w:tc>
           <w:tcPr>
-            <w:tcW w:w="1881" w:type="dxa"/>
+            <w:tcW w:w="1880" w:type="dxa"/>
             <w:tcBorders>
               <w:top w:val="single" w:sz="2" w:space="0" w:color="000000"/>
             </w:tcBorders>
@@ -3604,10 +3499,9 @@
           <w:p>
             <w:pPr>
               <w:pStyle w:val="TableContents"/>
-              <w:rPr>
-                <w:rFonts w:ascii="Liberation Sans" w:hAnsi="Liberation Sans"/>
-                <w:sz w:val="24"/>
-                <w:szCs w:val="24"/>
+              <w:widowControl w:val="false"/>
+              <w:rPr>
+                <w:rFonts w:ascii="Liberation Sans" w:hAnsi="Liberation Sans"/>
               </w:rPr>
             </w:pPr>
             <w:r>
@@ -3635,10 +3529,9 @@
           <w:p>
             <w:pPr>
               <w:pStyle w:val="TableContents"/>
-              <w:rPr>
-                <w:rFonts w:ascii="Liberation Sans" w:hAnsi="Liberation Sans"/>
-                <w:sz w:val="24"/>
-                <w:szCs w:val="24"/>
+              <w:widowControl w:val="false"/>
+              <w:rPr>
+                <w:rFonts w:ascii="Liberation Sans" w:hAnsi="Liberation Sans"/>
               </w:rPr>
             </w:pPr>
             <w:r>
@@ -3653,7 +3546,7 @@
         </w:tc>
         <w:tc>
           <w:tcPr>
-            <w:tcW w:w="2228" w:type="dxa"/>
+            <w:tcW w:w="2229" w:type="dxa"/>
             <w:tcBorders>
               <w:top w:val="single" w:sz="2" w:space="0" w:color="000000"/>
             </w:tcBorders>
@@ -3666,11 +3559,10 @@
           <w:p>
             <w:pPr>
               <w:pStyle w:val="TableContents"/>
+              <w:widowControl w:val="false"/>
               <w:jc w:val="left"/>
               <w:rPr>
                 <w:rFonts w:ascii="Liberation Sans" w:hAnsi="Liberation Sans"/>
-                <w:sz w:val="24"/>
-                <w:szCs w:val="24"/>
               </w:rPr>
             </w:pPr>
             <w:r>
@@ -3685,11 +3577,10 @@
           <w:p>
             <w:pPr>
               <w:pStyle w:val="TableContents"/>
+              <w:widowControl w:val="false"/>
               <w:jc w:val="left"/>
               <w:rPr>
                 <w:rFonts w:ascii="Liberation Sans" w:hAnsi="Liberation Sans"/>
-                <w:sz w:val="24"/>
-                <w:szCs w:val="24"/>
               </w:rPr>
             </w:pPr>
             <w:r>
@@ -3706,25 +3597,16 @@
                 <w:sz w:val="24"/>
                 <w:szCs w:val="24"/>
               </w:rPr>
-              <w:t xml:space="preserve">ok: </w:t>
-            </w:r>
-            <w:r>
-              <w:rPr>
-                <w:rFonts w:ascii="Liberation Sans" w:hAnsi="Liberation Sans"/>
-                <w:sz w:val="24"/>
-                <w:szCs w:val="24"/>
-              </w:rPr>
-              <w:t>Success/Fail,</w:t>
-            </w:r>
-          </w:p>
-          <w:p>
-            <w:pPr>
-              <w:pStyle w:val="TableContents"/>
+              <w:t>ok: Success/Fail,</w:t>
+            </w:r>
+          </w:p>
+          <w:p>
+            <w:pPr>
+              <w:pStyle w:val="TableContents"/>
+              <w:widowControl w:val="false"/>
               <w:jc w:val="left"/>
               <w:rPr>
                 <w:rFonts w:ascii="Liberation Sans" w:hAnsi="Liberation Sans"/>
-                <w:sz w:val="24"/>
-                <w:szCs w:val="24"/>
               </w:rPr>
             </w:pPr>
             <w:r>
@@ -3747,11 +3629,453 @@
           <w:p>
             <w:pPr>
               <w:pStyle w:val="TableContents"/>
+              <w:widowControl w:val="false"/>
               <w:jc w:val="left"/>
               <w:rPr>
                 <w:rFonts w:ascii="Liberation Sans" w:hAnsi="Liberation Sans"/>
-                <w:sz w:val="24"/>
-                <w:szCs w:val="24"/>
+              </w:rPr>
+            </w:pPr>
+            <w:r>
+              <w:rPr>
+                <w:rFonts w:ascii="Liberation Sans" w:hAnsi="Liberation Sans"/>
+                <w:sz w:val="24"/>
+                <w:szCs w:val="24"/>
+              </w:rPr>
+              <w:t>}</w:t>
+            </w:r>
+          </w:p>
+        </w:tc>
+      </w:tr>
+      <w:tr>
+        <w:trPr/>
+        <w:tc>
+          <w:tcPr>
+            <w:tcW w:w="1028" w:type="dxa"/>
+            <w:tcBorders/>
+            <w:tcMar>
+              <w:top w:w="75" w:type="dxa"/>
+              <w:bottom w:w="0" w:type="dxa"/>
+            </w:tcMar>
+            <w:vAlign w:val="center"/>
+          </w:tcPr>
+          <w:p>
+            <w:pPr>
+              <w:pStyle w:val="TableContents"/>
+              <w:widowControl w:val="false"/>
+              <w:jc w:val="center"/>
+              <w:rPr>
+                <w:rFonts w:ascii="Liberation Sans" w:hAnsi="Liberation Sans"/>
+                <w:sz w:val="24"/>
+                <w:szCs w:val="24"/>
+              </w:rPr>
+            </w:pPr>
+            <w:r>
+              <w:rPr>
+                <w:rFonts w:ascii="Liberation Sans" w:hAnsi="Liberation Sans"/>
+                <w:sz w:val="24"/>
+                <w:szCs w:val="24"/>
+              </w:rPr>
+              <w:t>POST</w:t>
+            </w:r>
+          </w:p>
+        </w:tc>
+        <w:tc>
+          <w:tcPr>
+            <w:tcW w:w="2528" w:type="dxa"/>
+            <w:tcBorders/>
+            <w:tcMar>
+              <w:top w:w="75" w:type="dxa"/>
+              <w:bottom w:w="0" w:type="dxa"/>
+            </w:tcMar>
+            <w:vAlign w:val="center"/>
+          </w:tcPr>
+          <w:p>
+            <w:pPr>
+              <w:pStyle w:val="TableContents"/>
+              <w:rPr/>
+            </w:pPr>
+            <w:r>
+              <w:rPr>
+                <w:rStyle w:val="SourceText"/>
+                <w:rFonts w:ascii="Liberation Sans" w:hAnsi="Liberation Sans"/>
+                <w:sz w:val="24"/>
+                <w:szCs w:val="24"/>
+              </w:rPr>
+              <w:t>/api/dispatching-board/</w:t>
+            </w:r>
+            <w:r>
+              <w:rPr>
+                <w:rStyle w:val="SourceText"/>
+                <w:rFonts w:ascii="Liberation Sans" w:hAnsi="Liberation Sans"/>
+              </w:rPr>
+              <w:t>{id}/reschedule</w:t>
+            </w:r>
+          </w:p>
+          <w:p>
+            <w:pPr>
+              <w:pStyle w:val="TableContents"/>
+              <w:rPr>
+                <w:rStyle w:val="SourceText"/>
+                <w:rFonts w:ascii="Liberation Sans" w:hAnsi="Liberation Sans"/>
+              </w:rPr>
+            </w:pPr>
+            <w:r>
+              <w:rPr/>
+            </w:r>
+          </w:p>
+        </w:tc>
+        <w:tc>
+          <w:tcPr>
+            <w:tcW w:w="1880" w:type="dxa"/>
+            <w:tcBorders/>
+            <w:tcMar>
+              <w:top w:w="75" w:type="dxa"/>
+              <w:bottom w:w="0" w:type="dxa"/>
+            </w:tcMar>
+            <w:vAlign w:val="center"/>
+          </w:tcPr>
+          <w:p>
+            <w:pPr>
+              <w:pStyle w:val="TableContents"/>
+              <w:widowControl w:val="false"/>
+              <w:rPr>
+                <w:rFonts w:ascii="Liberation Sans" w:hAnsi="Liberation Sans"/>
+                <w:sz w:val="24"/>
+                <w:szCs w:val="24"/>
+              </w:rPr>
+            </w:pPr>
+            <w:r>
+              <w:rPr>
+                <w:rFonts w:ascii="Liberation Sans" w:hAnsi="Liberation Sans"/>
+                <w:sz w:val="24"/>
+                <w:szCs w:val="24"/>
+              </w:rPr>
+              <w:t>Cập nhật lại thời gian hoặc đổi máy khi có sự thay đổi kế hoạch</w:t>
+            </w:r>
+          </w:p>
+        </w:tc>
+        <w:tc>
+          <w:tcPr>
+            <w:tcW w:w="1973" w:type="dxa"/>
+            <w:tcBorders/>
+            <w:tcMar>
+              <w:top w:w="75" w:type="dxa"/>
+              <w:bottom w:w="0" w:type="dxa"/>
+            </w:tcMar>
+            <w:vAlign w:val="center"/>
+          </w:tcPr>
+          <w:p>
+            <w:pPr>
+              <w:pStyle w:val="TableContents"/>
+              <w:widowControl w:val="false"/>
+              <w:rPr>
+                <w:rFonts w:ascii="Liberation Sans" w:hAnsi="Liberation Sans"/>
+                <w:sz w:val="24"/>
+                <w:szCs w:val="24"/>
+              </w:rPr>
+            </w:pPr>
+            <w:r>
+              <w:rPr>
+                <w:rFonts w:ascii="Liberation Sans" w:hAnsi="Liberation Sans"/>
+                <w:sz w:val="24"/>
+                <w:szCs w:val="24"/>
+              </w:rPr>
+              <w:t>id, {</w:t>
+            </w:r>
+          </w:p>
+          <w:p>
+            <w:pPr>
+              <w:pStyle w:val="TableContents"/>
+              <w:widowControl w:val="false"/>
+              <w:rPr>
+                <w:rFonts w:ascii="Liberation Sans" w:hAnsi="Liberation Sans"/>
+                <w:sz w:val="24"/>
+                <w:szCs w:val="24"/>
+              </w:rPr>
+            </w:pPr>
+            <w:r>
+              <w:rPr>
+                <w:rFonts w:ascii="Liberation Sans" w:hAnsi="Liberation Sans"/>
+                <w:sz w:val="24"/>
+                <w:szCs w:val="24"/>
+              </w:rPr>
+              <w:t xml:space="preserve">  </w:t>
+            </w:r>
+            <w:r>
+              <w:rPr>
+                <w:rFonts w:ascii="Liberation Sans" w:hAnsi="Liberation Sans"/>
+                <w:sz w:val="24"/>
+                <w:szCs w:val="24"/>
+              </w:rPr>
+              <w:t>"new_start_time": "2026-03-01T10:00:00Z",</w:t>
+            </w:r>
+          </w:p>
+          <w:p>
+            <w:pPr>
+              <w:pStyle w:val="TableContents"/>
+              <w:widowControl w:val="false"/>
+              <w:rPr>
+                <w:rFonts w:ascii="Liberation Sans" w:hAnsi="Liberation Sans"/>
+                <w:sz w:val="24"/>
+                <w:szCs w:val="24"/>
+              </w:rPr>
+            </w:pPr>
+            <w:r>
+              <w:rPr>
+                <w:rFonts w:ascii="Liberation Sans" w:hAnsi="Liberation Sans"/>
+                <w:sz w:val="24"/>
+                <w:szCs w:val="24"/>
+              </w:rPr>
+              <w:t xml:space="preserve">  </w:t>
+            </w:r>
+            <w:r>
+              <w:rPr>
+                <w:rFonts w:ascii="Liberation Sans" w:hAnsi="Liberation Sans"/>
+                <w:sz w:val="24"/>
+                <w:szCs w:val="24"/>
+              </w:rPr>
+              <w:t>"new_end_time": "2026-03-01T14:30:00Z",</w:t>
+            </w:r>
+          </w:p>
+          <w:p>
+            <w:pPr>
+              <w:pStyle w:val="TableContents"/>
+              <w:widowControl w:val="false"/>
+              <w:rPr>
+                <w:rFonts w:ascii="Liberation Sans" w:hAnsi="Liberation Sans"/>
+                <w:sz w:val="24"/>
+                <w:szCs w:val="24"/>
+              </w:rPr>
+            </w:pPr>
+            <w:r>
+              <w:rPr>
+                <w:rFonts w:ascii="Liberation Sans" w:hAnsi="Liberation Sans"/>
+                <w:sz w:val="24"/>
+                <w:szCs w:val="24"/>
+              </w:rPr>
+              <w:t xml:space="preserve">  </w:t>
+            </w:r>
+            <w:r>
+              <w:rPr>
+                <w:rFonts w:ascii="Liberation Sans" w:hAnsi="Liberation Sans"/>
+                <w:sz w:val="24"/>
+                <w:szCs w:val="24"/>
+              </w:rPr>
+              <w:t xml:space="preserve">"machine_id": 102, </w:t>
+            </w:r>
+          </w:p>
+          <w:p>
+            <w:pPr>
+              <w:pStyle w:val="TableContents"/>
+              <w:widowControl w:val="false"/>
+              <w:rPr>
+                <w:rFonts w:ascii="Liberation Sans" w:hAnsi="Liberation Sans"/>
+                <w:sz w:val="24"/>
+                <w:szCs w:val="24"/>
+              </w:rPr>
+            </w:pPr>
+            <w:r>
+              <w:rPr>
+                <w:rFonts w:ascii="Liberation Sans" w:hAnsi="Liberation Sans"/>
+                <w:sz w:val="24"/>
+                <w:szCs w:val="24"/>
+              </w:rPr>
+              <w:t xml:space="preserve">  </w:t>
+            </w:r>
+            <w:r>
+              <w:rPr>
+                <w:rFonts w:ascii="Liberation Sans" w:hAnsi="Liberation Sans"/>
+                <w:sz w:val="24"/>
+                <w:szCs w:val="24"/>
+              </w:rPr>
+              <w:t>"reason": "Máy cũ đang bảo trì",</w:t>
+            </w:r>
+          </w:p>
+          <w:p>
+            <w:pPr>
+              <w:pStyle w:val="TableContents"/>
+              <w:widowControl w:val="false"/>
+              <w:rPr>
+                <w:rFonts w:ascii="Liberation Sans" w:hAnsi="Liberation Sans"/>
+                <w:sz w:val="24"/>
+                <w:szCs w:val="24"/>
+              </w:rPr>
+            </w:pPr>
+            <w:r>
+              <w:rPr>
+                <w:rFonts w:ascii="Liberation Sans" w:hAnsi="Liberation Sans"/>
+                <w:sz w:val="24"/>
+                <w:szCs w:val="24"/>
+              </w:rPr>
+              <w:t xml:space="preserve">  </w:t>
+            </w:r>
+            <w:r>
+              <w:rPr>
+                <w:rFonts w:ascii="Liberation Sans" w:hAnsi="Liberation Sans"/>
+                <w:sz w:val="24"/>
+                <w:szCs w:val="24"/>
+              </w:rPr>
+              <w:t>"affect_subsequent": false</w:t>
+            </w:r>
+          </w:p>
+          <w:p>
+            <w:pPr>
+              <w:pStyle w:val="TableContents"/>
+              <w:widowControl w:val="false"/>
+              <w:rPr>
+                <w:rFonts w:ascii="Liberation Sans" w:hAnsi="Liberation Sans"/>
+                <w:sz w:val="24"/>
+                <w:szCs w:val="24"/>
+              </w:rPr>
+            </w:pPr>
+            <w:r>
+              <w:rPr>
+                <w:rFonts w:ascii="Liberation Sans" w:hAnsi="Liberation Sans"/>
+                <w:sz w:val="24"/>
+                <w:szCs w:val="24"/>
+              </w:rPr>
+              <w:t>}</w:t>
+            </w:r>
+          </w:p>
+          <w:p>
+            <w:pPr>
+              <w:pStyle w:val="TableContents"/>
+              <w:widowControl w:val="false"/>
+              <w:rPr>
+                <w:rFonts w:ascii="Liberation Sans" w:hAnsi="Liberation Sans"/>
+                <w:sz w:val="24"/>
+                <w:szCs w:val="24"/>
+              </w:rPr>
+            </w:pPr>
+            <w:r>
+              <w:rPr>
+                <w:rFonts w:ascii="Liberation Sans" w:hAnsi="Liberation Sans"/>
+                <w:sz w:val="24"/>
+                <w:szCs w:val="24"/>
+              </w:rPr>
+              <w:t xml:space="preserve">Nếu  affect_subsequent = true thì hệ thống sẽ tự động lùi lịch các công việc phía sau trên cùng máy </w:t>
+            </w:r>
+          </w:p>
+        </w:tc>
+        <w:tc>
+          <w:tcPr>
+            <w:tcW w:w="2229" w:type="dxa"/>
+            <w:tcBorders/>
+            <w:tcMar>
+              <w:top w:w="75" w:type="dxa"/>
+              <w:bottom w:w="0" w:type="dxa"/>
+            </w:tcMar>
+            <w:vAlign w:val="center"/>
+          </w:tcPr>
+          <w:p>
+            <w:pPr>
+              <w:pStyle w:val="TableContents"/>
+              <w:widowControl w:val="false"/>
+              <w:jc w:val="left"/>
+              <w:rPr>
+                <w:sz w:val="24"/>
+                <w:szCs w:val="24"/>
+              </w:rPr>
+            </w:pPr>
+            <w:r>
+              <w:rPr>
+                <w:rFonts w:ascii="Liberation Sans" w:hAnsi="Liberation Sans"/>
+              </w:rPr>
+            </w:r>
+          </w:p>
+          <w:p>
+            <w:pPr>
+              <w:pStyle w:val="TableContents"/>
+              <w:widowControl w:val="false"/>
+              <w:jc w:val="left"/>
+              <w:rPr>
+                <w:sz w:val="24"/>
+                <w:szCs w:val="24"/>
+              </w:rPr>
+            </w:pPr>
+            <w:r>
+              <w:rPr>
+                <w:rFonts w:ascii="Liberation Sans" w:hAnsi="Liberation Sans"/>
+              </w:rPr>
+            </w:r>
+          </w:p>
+          <w:p>
+            <w:pPr>
+              <w:pStyle w:val="TableContents"/>
+              <w:widowControl w:val="false"/>
+              <w:jc w:val="left"/>
+              <w:rPr>
+                <w:rFonts w:ascii="Liberation Sans" w:hAnsi="Liberation Sans"/>
+              </w:rPr>
+            </w:pPr>
+            <w:r>
+              <w:rPr>
+                <w:rFonts w:ascii="Liberation Sans" w:hAnsi="Liberation Sans"/>
+                <w:sz w:val="24"/>
+                <w:szCs w:val="24"/>
+              </w:rPr>
+              <w:t>{</w:t>
+            </w:r>
+          </w:p>
+          <w:p>
+            <w:pPr>
+              <w:pStyle w:val="TableContents"/>
+              <w:widowControl w:val="false"/>
+              <w:jc w:val="left"/>
+              <w:rPr>
+                <w:rFonts w:ascii="Liberation Sans" w:hAnsi="Liberation Sans"/>
+              </w:rPr>
+            </w:pPr>
+            <w:r>
+              <w:rPr>
+                <w:rFonts w:ascii="Liberation Sans" w:hAnsi="Liberation Sans"/>
+                <w:sz w:val="24"/>
+                <w:szCs w:val="24"/>
+              </w:rPr>
+              <w:t xml:space="preserve">    </w:t>
+            </w:r>
+            <w:r>
+              <w:rPr>
+                <w:rFonts w:ascii="Liberation Sans" w:hAnsi="Liberation Sans"/>
+                <w:sz w:val="24"/>
+                <w:szCs w:val="24"/>
+              </w:rPr>
+              <w:t>ok: Success/Fail,</w:t>
+            </w:r>
+          </w:p>
+          <w:p>
+            <w:pPr>
+              <w:pStyle w:val="TableContents"/>
+              <w:widowControl w:val="false"/>
+              <w:jc w:val="left"/>
+              <w:rPr>
+                <w:rFonts w:ascii="Liberation Sans" w:hAnsi="Liberation Sans"/>
+              </w:rPr>
+            </w:pPr>
+            <w:r>
+              <w:rPr>
+                <w:rFonts w:ascii="Liberation Sans" w:hAnsi="Liberation Sans"/>
+                <w:sz w:val="24"/>
+                <w:szCs w:val="24"/>
+              </w:rPr>
+              <w:t xml:space="preserve">    </w:t>
+            </w:r>
+            <w:r>
+              <w:rPr>
+                <w:rFonts w:ascii="Liberation Sans" w:hAnsi="Liberation Sans"/>
+                <w:sz w:val="24"/>
+                <w:szCs w:val="24"/>
+              </w:rPr>
+              <w:t>error: “ …. ”</w:t>
+            </w:r>
+          </w:p>
+          <w:p>
+            <w:pPr>
+              <w:pStyle w:val="TableContents"/>
+              <w:widowControl w:val="false"/>
+              <w:jc w:val="left"/>
+              <w:rPr>
+                <w:rFonts w:ascii="Liberation Sans" w:hAnsi="Liberation Sans"/>
               </w:rPr>
             </w:pPr>
             <w:r>
@@ -3782,11 +4106,10 @@
           <w:p>
             <w:pPr>
               <w:pStyle w:val="TableContents"/>
+              <w:widowControl w:val="false"/>
               <w:jc w:val="center"/>
               <w:rPr>
                 <w:rFonts w:ascii="Liberation Sans" w:hAnsi="Liberation Sans"/>
-                <w:sz w:val="24"/>
-                <w:szCs w:val="24"/>
               </w:rPr>
             </w:pPr>
             <w:r>
@@ -3814,6 +4137,7 @@
           <w:p>
             <w:pPr>
               <w:pStyle w:val="TableContents"/>
+              <w:widowControl w:val="false"/>
               <w:rPr/>
             </w:pPr>
             <w:r>
@@ -3829,7 +4153,7 @@
         </w:tc>
         <w:tc>
           <w:tcPr>
-            <w:tcW w:w="1881" w:type="dxa"/>
+            <w:tcW w:w="1880" w:type="dxa"/>
             <w:tcBorders>
               <w:top w:val="single" w:sz="2" w:space="0" w:color="000000"/>
             </w:tcBorders>
@@ -3842,10 +4166,9 @@
           <w:p>
             <w:pPr>
               <w:pStyle w:val="TableContents"/>
-              <w:rPr>
-                <w:rFonts w:ascii="Liberation Sans" w:hAnsi="Liberation Sans"/>
-                <w:sz w:val="24"/>
-                <w:szCs w:val="24"/>
+              <w:widowControl w:val="false"/>
+              <w:rPr>
+                <w:rFonts w:ascii="Liberation Sans" w:hAnsi="Liberation Sans"/>
               </w:rPr>
             </w:pPr>
             <w:r>
@@ -3873,11 +4196,10 @@
           <w:p>
             <w:pPr>
               <w:pStyle w:val="TableContents"/>
+              <w:widowControl w:val="false"/>
               <w:jc w:val="center"/>
               <w:rPr>
                 <w:rFonts w:ascii="Liberation Sans" w:hAnsi="Liberation Sans"/>
-                <w:sz w:val="24"/>
-                <w:szCs w:val="24"/>
               </w:rPr>
             </w:pPr>
             <w:r>
@@ -3892,7 +4214,7 @@
         </w:tc>
         <w:tc>
           <w:tcPr>
-            <w:tcW w:w="2228" w:type="dxa"/>
+            <w:tcW w:w="2229" w:type="dxa"/>
             <w:tcBorders>
               <w:top w:val="single" w:sz="2" w:space="0" w:color="000000"/>
             </w:tcBorders>
@@ -3905,6 +4227,7 @@
           <w:p>
             <w:pPr>
               <w:pStyle w:val="TableContents"/>
+              <w:widowControl w:val="false"/>
               <w:rPr>
                 <w:rFonts w:ascii="Liberation Sans" w:hAnsi="Liberation Sans"/>
                 <w:sz w:val="24"/>
@@ -3938,11 +4261,10 @@
           <w:p>
             <w:pPr>
               <w:pStyle w:val="TableContents"/>
+              <w:widowControl w:val="false"/>
               <w:jc w:val="center"/>
               <w:rPr>
                 <w:rFonts w:ascii="Liberation Sans" w:hAnsi="Liberation Sans"/>
-                <w:sz w:val="24"/>
-                <w:szCs w:val="24"/>
               </w:rPr>
             </w:pPr>
             <w:r>
@@ -3970,6 +4292,7 @@
           <w:p>
             <w:pPr>
               <w:pStyle w:val="TableContents"/>
+              <w:widowControl w:val="false"/>
               <w:rPr/>
             </w:pPr>
             <w:r>
@@ -3985,7 +4308,7 @@
         </w:tc>
         <w:tc>
           <w:tcPr>
-            <w:tcW w:w="1881" w:type="dxa"/>
+            <w:tcW w:w="1880" w:type="dxa"/>
             <w:tcBorders>
               <w:top w:val="single" w:sz="2" w:space="0" w:color="000000"/>
             </w:tcBorders>
@@ -3998,10 +4321,9 @@
           <w:p>
             <w:pPr>
               <w:pStyle w:val="TableContents"/>
-              <w:rPr>
-                <w:rFonts w:ascii="Liberation Sans" w:hAnsi="Liberation Sans"/>
-                <w:sz w:val="24"/>
-                <w:szCs w:val="24"/>
+              <w:widowControl w:val="false"/>
+              <w:rPr>
+                <w:rFonts w:ascii="Liberation Sans" w:hAnsi="Liberation Sans"/>
               </w:rPr>
             </w:pPr>
             <w:r>
@@ -4029,10 +4351,9 @@
           <w:p>
             <w:pPr>
               <w:pStyle w:val="TableContents"/>
-              <w:rPr>
-                <w:rFonts w:ascii="Liberation Sans" w:hAnsi="Liberation Sans"/>
-                <w:sz w:val="24"/>
-                <w:szCs w:val="24"/>
+              <w:widowControl w:val="false"/>
+              <w:rPr>
+                <w:rFonts w:ascii="Liberation Sans" w:hAnsi="Liberation Sans"/>
               </w:rPr>
             </w:pPr>
             <w:r>
@@ -4047,7 +4368,7 @@
         </w:tc>
         <w:tc>
           <w:tcPr>
-            <w:tcW w:w="2228" w:type="dxa"/>
+            <w:tcW w:w="2229" w:type="dxa"/>
             <w:tcBorders>
               <w:top w:val="single" w:sz="2" w:space="0" w:color="000000"/>
             </w:tcBorders>
@@ -4060,10 +4381,9 @@
           <w:p>
             <w:pPr>
               <w:pStyle w:val="TableContents"/>
-              <w:rPr>
-                <w:rFonts w:ascii="Liberation Sans" w:hAnsi="Liberation Sans"/>
-                <w:sz w:val="24"/>
-                <w:szCs w:val="24"/>
+              <w:widowControl w:val="false"/>
+              <w:rPr>
+                <w:rFonts w:ascii="Liberation Sans" w:hAnsi="Liberation Sans"/>
               </w:rPr>
             </w:pPr>
             <w:r>
@@ -4105,8 +4425,6 @@
         <w:jc w:val="left"/>
         <w:rPr>
           <w:rFonts w:ascii="Liberation Sans" w:hAnsi="Liberation Sans"/>
-          <w:sz w:val="24"/>
-          <w:szCs w:val="24"/>
         </w:rPr>
       </w:pPr>
       <w:r>
@@ -4133,8 +4451,8 @@
       </w:tblPr>
       <w:tblGrid>
         <w:gridCol w:w="921"/>
-        <w:gridCol w:w="3136"/>
-        <w:gridCol w:w="2862"/>
+        <w:gridCol w:w="3135"/>
+        <w:gridCol w:w="2863"/>
         <w:gridCol w:w="1381"/>
         <w:gridCol w:w="1338"/>
       </w:tblGrid>
@@ -4153,11 +4471,10 @@
           <w:p>
             <w:pPr>
               <w:pStyle w:val="TableHeading"/>
+              <w:widowControl w:val="false"/>
               <w:jc w:val="center"/>
               <w:rPr>
                 <w:rFonts w:ascii="Liberation Sans" w:hAnsi="Liberation Sans"/>
-                <w:sz w:val="24"/>
-                <w:szCs w:val="24"/>
               </w:rPr>
             </w:pPr>
             <w:r>
@@ -4172,7 +4489,7 @@
         </w:tc>
         <w:tc>
           <w:tcPr>
-            <w:tcW w:w="3136" w:type="dxa"/>
+            <w:tcW w:w="3135" w:type="dxa"/>
             <w:tcBorders>
               <w:bottom w:val="single" w:sz="2" w:space="0" w:color="000000"/>
             </w:tcBorders>
@@ -4181,11 +4498,10 @@
           <w:p>
             <w:pPr>
               <w:pStyle w:val="TableHeading"/>
+              <w:widowControl w:val="false"/>
               <w:jc w:val="center"/>
               <w:rPr>
                 <w:rFonts w:ascii="Liberation Sans" w:hAnsi="Liberation Sans"/>
-                <w:sz w:val="24"/>
-                <w:szCs w:val="24"/>
               </w:rPr>
             </w:pPr>
             <w:r>
@@ -4200,7 +4516,7 @@
         </w:tc>
         <w:tc>
           <w:tcPr>
-            <w:tcW w:w="2862" w:type="dxa"/>
+            <w:tcW w:w="2863" w:type="dxa"/>
             <w:tcBorders>
               <w:bottom w:val="single" w:sz="2" w:space="0" w:color="000000"/>
             </w:tcBorders>
@@ -4209,11 +4525,10 @@
           <w:p>
             <w:pPr>
               <w:pStyle w:val="TableHeading"/>
+              <w:widowControl w:val="false"/>
               <w:jc w:val="center"/>
               <w:rPr>
                 <w:rFonts w:ascii="Liberation Sans" w:hAnsi="Liberation Sans"/>
-                <w:sz w:val="24"/>
-                <w:szCs w:val="24"/>
               </w:rPr>
             </w:pPr>
             <w:r>
@@ -4237,11 +4552,10 @@
           <w:p>
             <w:pPr>
               <w:pStyle w:val="TableHeading"/>
+              <w:widowControl w:val="false"/>
               <w:jc w:val="center"/>
               <w:rPr>
                 <w:rFonts w:ascii="Liberation Sans" w:hAnsi="Liberation Sans"/>
-                <w:sz w:val="24"/>
-                <w:szCs w:val="24"/>
               </w:rPr>
             </w:pPr>
             <w:r>
@@ -4265,11 +4579,10 @@
           <w:p>
             <w:pPr>
               <w:pStyle w:val="TableHeading"/>
+              <w:widowControl w:val="false"/>
               <w:jc w:val="center"/>
               <w:rPr>
                 <w:rFonts w:ascii="Liberation Sans" w:hAnsi="Liberation Sans"/>
-                <w:sz w:val="24"/>
-                <w:szCs w:val="24"/>
               </w:rPr>
             </w:pPr>
             <w:r>
@@ -4297,11 +4610,10 @@
           <w:p>
             <w:pPr>
               <w:pStyle w:val="TableContents"/>
+              <w:widowControl w:val="false"/>
               <w:jc w:val="center"/>
               <w:rPr>
                 <w:rFonts w:ascii="Liberation Sans" w:hAnsi="Liberation Sans"/>
-                <w:sz w:val="24"/>
-                <w:szCs w:val="24"/>
               </w:rPr>
             </w:pPr>
             <w:r>
@@ -4316,7 +4628,7 @@
         </w:tc>
         <w:tc>
           <w:tcPr>
-            <w:tcW w:w="3136" w:type="dxa"/>
+            <w:tcW w:w="3135" w:type="dxa"/>
             <w:tcBorders/>
             <w:tcMar>
               <w:bottom w:w="0" w:type="dxa"/>
@@ -4326,6 +4638,7 @@
           <w:p>
             <w:pPr>
               <w:pStyle w:val="TableContents"/>
+              <w:widowControl w:val="false"/>
               <w:rPr/>
             </w:pPr>
             <w:r>
@@ -4341,7 +4654,7 @@
         </w:tc>
         <w:tc>
           <w:tcPr>
-            <w:tcW w:w="2862" w:type="dxa"/>
+            <w:tcW w:w="2863" w:type="dxa"/>
             <w:tcBorders/>
             <w:tcMar>
               <w:bottom w:w="0" w:type="dxa"/>
@@ -4351,6 +4664,7 @@
           <w:p>
             <w:pPr>
               <w:pStyle w:val="TableContents"/>
+              <w:widowControl w:val="false"/>
               <w:rPr/>
             </w:pPr>
             <w:r>
@@ -4363,7 +4677,7 @@
             </w:r>
             <w:r>
               <w:rPr>
-                <w:rStyle w:val="StrongEmphasis"/>
+                <w:rStyle w:val="Strong"/>
                 <w:rFonts w:ascii="Liberation Sans" w:hAnsi="Liberation Sans"/>
                 <w:sz w:val="24"/>
                 <w:szCs w:val="24"/>
@@ -4392,11 +4706,10 @@
           <w:p>
             <w:pPr>
               <w:pStyle w:val="TableContents"/>
+              <w:widowControl w:val="false"/>
               <w:jc w:val="center"/>
               <w:rPr>
                 <w:rFonts w:ascii="Liberation Sans" w:hAnsi="Liberation Sans"/>
-                <w:sz w:val="24"/>
-                <w:szCs w:val="24"/>
               </w:rPr>
             </w:pPr>
             <w:r>
@@ -4421,6 +4734,7 @@
           <w:p>
             <w:pPr>
               <w:pStyle w:val="TableContents"/>
+              <w:widowControl w:val="false"/>
               <w:rPr>
                 <w:rFonts w:ascii="Liberation Sans" w:hAnsi="Liberation Sans"/>
                 <w:sz w:val="24"/>
@@ -4454,11 +4768,10 @@
           <w:p>
             <w:pPr>
               <w:pStyle w:val="TableContents"/>
+              <w:widowControl w:val="false"/>
               <w:jc w:val="center"/>
               <w:rPr>
                 <w:rFonts w:ascii="Liberation Sans" w:hAnsi="Liberation Sans"/>
-                <w:sz w:val="24"/>
-                <w:szCs w:val="24"/>
               </w:rPr>
             </w:pPr>
             <w:r>
@@ -4473,7 +4786,7 @@
         </w:tc>
         <w:tc>
           <w:tcPr>
-            <w:tcW w:w="3136" w:type="dxa"/>
+            <w:tcW w:w="3135" w:type="dxa"/>
             <w:tcBorders>
               <w:top w:val="single" w:sz="2" w:space="0" w:color="000000"/>
             </w:tcBorders>
@@ -4486,6 +4799,7 @@
           <w:p>
             <w:pPr>
               <w:pStyle w:val="TableContents"/>
+              <w:widowControl w:val="false"/>
               <w:rPr/>
             </w:pPr>
             <w:r>
@@ -4501,7 +4815,7 @@
         </w:tc>
         <w:tc>
           <w:tcPr>
-            <w:tcW w:w="2862" w:type="dxa"/>
+            <w:tcW w:w="2863" w:type="dxa"/>
             <w:tcBorders>
               <w:top w:val="single" w:sz="2" w:space="0" w:color="000000"/>
             </w:tcBorders>
@@ -4514,10 +4828,9 @@
           <w:p>
             <w:pPr>
               <w:pStyle w:val="TableContents"/>
-              <w:rPr>
-                <w:rFonts w:ascii="Liberation Sans" w:hAnsi="Liberation Sans"/>
-                <w:sz w:val="24"/>
-                <w:szCs w:val="24"/>
+              <w:widowControl w:val="false"/>
+              <w:rPr>
+                <w:rFonts w:ascii="Liberation Sans" w:hAnsi="Liberation Sans"/>
               </w:rPr>
             </w:pPr>
             <w:r>
@@ -4545,11 +4858,10 @@
           <w:p>
             <w:pPr>
               <w:pStyle w:val="TableContents"/>
+              <w:widowControl w:val="false"/>
               <w:jc w:val="center"/>
               <w:rPr>
                 <w:rFonts w:ascii="Liberation Sans" w:hAnsi="Liberation Sans"/>
-                <w:sz w:val="24"/>
-                <w:szCs w:val="24"/>
               </w:rPr>
             </w:pPr>
             <w:r>
@@ -4577,6 +4889,7 @@
           <w:p>
             <w:pPr>
               <w:pStyle w:val="TableContents"/>
+              <w:widowControl w:val="false"/>
               <w:rPr>
                 <w:rFonts w:ascii="Liberation Sans" w:hAnsi="Liberation Sans"/>
                 <w:sz w:val="24"/>
@@ -4610,11 +4923,10 @@
           <w:p>
             <w:pPr>
               <w:pStyle w:val="TableContents"/>
+              <w:widowControl w:val="false"/>
               <w:jc w:val="center"/>
               <w:rPr>
                 <w:rFonts w:ascii="Liberation Sans" w:hAnsi="Liberation Sans"/>
-                <w:sz w:val="24"/>
-                <w:szCs w:val="24"/>
               </w:rPr>
             </w:pPr>
             <w:r>
@@ -4629,7 +4941,7 @@
         </w:tc>
         <w:tc>
           <w:tcPr>
-            <w:tcW w:w="3136" w:type="dxa"/>
+            <w:tcW w:w="3135" w:type="dxa"/>
             <w:tcBorders>
               <w:top w:val="single" w:sz="2" w:space="0" w:color="000000"/>
             </w:tcBorders>
@@ -4642,6 +4954,7 @@
           <w:p>
             <w:pPr>
               <w:pStyle w:val="TableContents"/>
+              <w:widowControl w:val="false"/>
               <w:rPr/>
             </w:pPr>
             <w:r>
@@ -4657,7 +4970,7 @@
         </w:tc>
         <w:tc>
           <w:tcPr>
-            <w:tcW w:w="2862" w:type="dxa"/>
+            <w:tcW w:w="2863" w:type="dxa"/>
             <w:tcBorders>
               <w:top w:val="single" w:sz="2" w:space="0" w:color="000000"/>
             </w:tcBorders>
@@ -4670,10 +4983,9 @@
           <w:p>
             <w:pPr>
               <w:pStyle w:val="TableContents"/>
-              <w:rPr>
-                <w:rFonts w:ascii="Liberation Sans" w:hAnsi="Liberation Sans"/>
-                <w:sz w:val="24"/>
-                <w:szCs w:val="24"/>
+              <w:widowControl w:val="false"/>
+              <w:rPr>
+                <w:rFonts w:ascii="Liberation Sans" w:hAnsi="Liberation Sans"/>
               </w:rPr>
             </w:pPr>
             <w:r>
@@ -4701,11 +5013,10 @@
           <w:p>
             <w:pPr>
               <w:pStyle w:val="TableContents"/>
+              <w:widowControl w:val="false"/>
               <w:jc w:val="center"/>
               <w:rPr>
                 <w:rFonts w:ascii="Liberation Sans" w:hAnsi="Liberation Sans"/>
-                <w:sz w:val="24"/>
-                <w:szCs w:val="24"/>
               </w:rPr>
             </w:pPr>
             <w:r>
@@ -4733,6 +5044,7 @@
           <w:p>
             <w:pPr>
               <w:pStyle w:val="TableContents"/>
+              <w:widowControl w:val="false"/>
               <w:rPr>
                 <w:rFonts w:ascii="Liberation Sans" w:hAnsi="Liberation Sans"/>
                 <w:sz w:val="24"/>
@@ -4766,11 +5078,10 @@
           <w:p>
             <w:pPr>
               <w:pStyle w:val="TableContents"/>
+              <w:widowControl w:val="false"/>
               <w:jc w:val="center"/>
               <w:rPr>
                 <w:rFonts w:ascii="Liberation Sans" w:hAnsi="Liberation Sans"/>
-                <w:sz w:val="24"/>
-                <w:szCs w:val="24"/>
               </w:rPr>
             </w:pPr>
             <w:r>
@@ -4785,7 +5096,7 @@
         </w:tc>
         <w:tc>
           <w:tcPr>
-            <w:tcW w:w="3136" w:type="dxa"/>
+            <w:tcW w:w="3135" w:type="dxa"/>
             <w:tcBorders>
               <w:top w:val="single" w:sz="2" w:space="0" w:color="000000"/>
             </w:tcBorders>
@@ -4798,6 +5109,7 @@
           <w:p>
             <w:pPr>
               <w:pStyle w:val="TableContents"/>
+              <w:widowControl w:val="false"/>
               <w:rPr/>
             </w:pPr>
             <w:r>
@@ -4813,7 +5125,7 @@
         </w:tc>
         <w:tc>
           <w:tcPr>
-            <w:tcW w:w="2862" w:type="dxa"/>
+            <w:tcW w:w="2863" w:type="dxa"/>
             <w:tcBorders>
               <w:top w:val="single" w:sz="2" w:space="0" w:color="000000"/>
             </w:tcBorders>
@@ -4826,10 +5138,9 @@
           <w:p>
             <w:pPr>
               <w:pStyle w:val="TableContents"/>
-              <w:rPr>
-                <w:rFonts w:ascii="Liberation Sans" w:hAnsi="Liberation Sans"/>
-                <w:sz w:val="24"/>
-                <w:szCs w:val="24"/>
+              <w:widowControl w:val="false"/>
+              <w:rPr>
+                <w:rFonts w:ascii="Liberation Sans" w:hAnsi="Liberation Sans"/>
               </w:rPr>
             </w:pPr>
             <w:r>
@@ -4857,11 +5168,10 @@
           <w:p>
             <w:pPr>
               <w:pStyle w:val="TableContents"/>
+              <w:widowControl w:val="false"/>
               <w:jc w:val="center"/>
               <w:rPr>
                 <w:rFonts w:ascii="Liberation Sans" w:hAnsi="Liberation Sans"/>
-                <w:sz w:val="24"/>
-                <w:szCs w:val="24"/>
               </w:rPr>
             </w:pPr>
             <w:r>
@@ -4889,11 +5199,8 @@
           <w:p>
             <w:pPr>
               <w:pStyle w:val="TableContents"/>
-              <w:rPr>
-                <w:rFonts w:ascii="Liberation Sans" w:hAnsi="Liberation Sans"/>
-                <w:sz w:val="24"/>
-                <w:szCs w:val="24"/>
-              </w:rPr>
+              <w:widowControl w:val="false"/>
+              <w:rPr/>
             </w:pPr>
             <w:r>
               <w:rPr>
@@ -4969,8 +5276,6 @@
         <w:jc w:val="left"/>
         <w:rPr>
           <w:rFonts w:ascii="Liberation Sans" w:hAnsi="Liberation Sans"/>
-          <w:sz w:val="24"/>
-          <w:szCs w:val="24"/>
         </w:rPr>
       </w:pPr>
       <w:r>
@@ -5017,6 +5322,7 @@
           <w:p>
             <w:pPr>
               <w:pStyle w:val="TableHeading"/>
+              <w:widowControl w:val="false"/>
               <w:jc w:val="center"/>
               <w:rPr>
                 <w:rFonts w:ascii="Liberation Sans" w:hAnsi="Liberation Sans"/>
@@ -5041,6 +5347,7 @@
           <w:p>
             <w:pPr>
               <w:pStyle w:val="TableHeading"/>
+              <w:widowControl w:val="false"/>
               <w:jc w:val="center"/>
               <w:rPr>
                 <w:rFonts w:ascii="Liberation Sans" w:hAnsi="Liberation Sans"/>
@@ -5065,6 +5372,7 @@
           <w:p>
             <w:pPr>
               <w:pStyle w:val="TableHeading"/>
+              <w:widowControl w:val="false"/>
               <w:jc w:val="center"/>
               <w:rPr>
                 <w:rFonts w:ascii="Liberation Sans" w:hAnsi="Liberation Sans"/>
@@ -5089,6 +5397,7 @@
           <w:p>
             <w:pPr>
               <w:pStyle w:val="TableHeading"/>
+              <w:widowControl w:val="false"/>
               <w:jc w:val="center"/>
               <w:rPr>
                 <w:rFonts w:ascii="Liberation Sans" w:hAnsi="Liberation Sans"/>
@@ -5113,6 +5422,7 @@
           <w:p>
             <w:pPr>
               <w:pStyle w:val="TableHeading"/>
+              <w:widowControl w:val="false"/>
               <w:jc w:val="center"/>
               <w:rPr>
                 <w:rFonts w:ascii="Liberation Sans" w:hAnsi="Liberation Sans"/>
@@ -5141,6 +5451,7 @@
           <w:p>
             <w:pPr>
               <w:pStyle w:val="TableContents"/>
+              <w:widowControl w:val="false"/>
               <w:jc w:val="center"/>
               <w:rPr>
                 <w:rFonts w:ascii="Liberation Sans" w:hAnsi="Liberation Sans"/>
@@ -5166,6 +5477,7 @@
           <w:p>
             <w:pPr>
               <w:pStyle w:val="TableContents"/>
+              <w:widowControl w:val="false"/>
               <w:rPr/>
             </w:pPr>
             <w:r>
@@ -5189,6 +5501,7 @@
           <w:p>
             <w:pPr>
               <w:pStyle w:val="TableContents"/>
+              <w:widowControl w:val="false"/>
               <w:rPr>
                 <w:rFonts w:ascii="Liberation Sans" w:hAnsi="Liberation Sans"/>
               </w:rPr>
@@ -5213,6 +5526,7 @@
           <w:p>
             <w:pPr>
               <w:pStyle w:val="TableContents"/>
+              <w:widowControl w:val="false"/>
               <w:rPr>
                 <w:rFonts w:ascii="Liberation Sans" w:hAnsi="Liberation Sans"/>
               </w:rPr>
@@ -5237,6 +5551,7 @@
           <w:p>
             <w:pPr>
               <w:pStyle w:val="TableContents"/>
+              <w:widowControl w:val="false"/>
               <w:rPr>
                 <w:rFonts w:ascii="Liberation Sans" w:hAnsi="Liberation Sans"/>
               </w:rPr>
@@ -5279,15 +5594,11 @@
         <w:jc w:val="left"/>
         <w:rPr>
           <w:rFonts w:ascii="Liberation Sans" w:hAnsi="Liberation Sans"/>
-          <w:sz w:val="24"/>
-          <w:szCs w:val="24"/>
-        </w:rPr>
-      </w:pPr>
-      <w:r>
-        <w:rPr>
-          <w:rFonts w:ascii="Liberation Sans" w:hAnsi="Liberation Sans"/>
-          <w:sz w:val="24"/>
-          <w:szCs w:val="24"/>
+        </w:rPr>
+      </w:pPr>
+      <w:r>
+        <w:rPr>
+          <w:rFonts w:ascii="Liberation Sans" w:hAnsi="Liberation Sans"/>
         </w:rPr>
       </w:r>
     </w:p>
@@ -5784,7 +6095,7 @@
       <w:rFonts w:ascii="OpenSymbol" w:hAnsi="OpenSymbol" w:eastAsia="OpenSymbol" w:cs="OpenSymbol"/>
     </w:rPr>
   </w:style>
-  <w:style w:type="character" w:styleId="StrongEmphasis">
+  <w:style w:type="character" w:styleId="Strong">
     <w:name w:val="Strong"/>
     <w:qFormat/>
     <w:rPr>
